--- a/PSIE_Evaluation.docx
+++ b/PSIE_Evaluation.docx
@@ -268,7 +268,7 @@
           </w:tcPr>
           <w:p>
             <w:r>
-              <w:t>1.1 - Completee sur base documentaire</w:t>
+              <w:t>1.2 - Sections 1.3 et 1.4 completes</w:t>
             </w:r>
           </w:p>
         </w:tc>
@@ -285,7 +285,7 @@
           <w:color w:val="606060"/>
           <w:sz w:val="18"/>
         </w:rPr>
-        <w:t>Documents sources : Prodoc PSIE (mars 2020)  *  Cadre Logique PSIE  *  Rapport actualise de mise en oeuvre (juil. 2020 - sept. 2025)</w:t>
+        <w:t>Documents sources : Prodoc PSIE (mars 2020)  *  Cadre Logique PSIE  *  Rapport actualise mise en oeuvre (juil. 2020 - sept. 2025)</w:t>
       </w:r>
     </w:p>
     <w:p>
@@ -323,7 +323,7 @@
           <w:i w:val="0"/>
           <w:sz w:val="21"/>
         </w:rPr>
-        <w:t>L'evaluation des trois premiers criteres OCDE/CAD aboutit aux constats suivants :</w:t>
+        <w:t>L'evaluation Phase 1 (trois premiers criteres OCDE/CAD) aboutit aux constats suivants :</w:t>
       </w:r>
     </w:p>
     <w:p>
@@ -339,10 +339,7 @@
         <w:t xml:space="preserve">Pertinence - ELEVEE. </w:t>
       </w:r>
       <w:r>
-        <w:rPr>
-          <w:sz w:val="21"/>
-        </w:rPr>
-        <w:t>Le PSIE repond a un besoin structure : taux de sous-emploi des jeunes de 72 % (INSAE 2017), inadaptation formation-emploi, charges salariales limitant l'embauche. Ancrage explicite dans le PAG 2016-2021 et la PNE 2017-2026.</w:t>
+        <w:t>Le PSIE repond a un besoin structure : sous-emploi des jeunes a 72 % (INSAE 2017). Ancrage explicite dans le PAG et la PNE. Modele novateur centre sur les entreprises.</w:t>
       </w:r>
     </w:p>
     <w:p>
@@ -358,10 +355,7 @@
         <w:t xml:space="preserve">Coherence - ELEVEE. </w:t>
       </w:r>
       <w:r>
-        <w:rPr>
-          <w:sz w:val="21"/>
-        </w:rPr>
-        <w:t>Chaine de resultats logique et coherente, appuyee sur l'infrastructure existante de l'ANPE. Coherence externe avec les politiques nationales d'emploi forte.</w:t>
+        <w:t>Chaine de resultats logique ; hypotheses critiques explicitees ; infrastructure ANPE mutualisee. Forte coherence externe avec les politiques nationales d'emploi.</w:t>
       </w:r>
     </w:p>
     <w:p>
@@ -377,10 +371,7 @@
         <w:t xml:space="preserve">Efficacite - MOYENNE A ELEVEE. </w:t>
       </w:r>
       <w:r>
-        <w:rPr>
-          <w:sz w:val="21"/>
-        </w:rPr>
-        <w:t>9 263 jeunes inseres en emploi entre juillet 2020 et septembre 2025 pour 18,3 milliards FCFA de salaires verses. Des defis persistent sur la couverture geographique (85,5 % des insertions dans Littoral/Atlantique).</w:t>
+        <w:t>9 263 jeunes inseres en emploi (juillet 2020 - septembre 2025) ; 18,3 milliards FCFA verses. Cout moyen par allocataire divise par 7 en 5 ans. Defi persistant : 85,5 % des insertions concentrees dans le Littoral et l'Atlantique.</w:t>
       </w:r>
     </w:p>
     <w:p/>
@@ -606,7 +597,7 @@
           <w:rFonts w:ascii="Calibri" w:hAnsi="Calibri"/>
           <w:color w:val="1F3864"/>
         </w:rPr>
-        <w:t>1. CONTEXTE ET DESCRIPTION DU PROGRAMME PSIE</w:t>
+        <w:t>1. INTRODUCTION ET CONTEXTE DE L'EVALUATION</w:t>
       </w:r>
     </w:p>
     <w:p>
@@ -618,7 +609,7 @@
           <w:rFonts w:ascii="Calibri" w:hAnsi="Calibri"/>
           <w:color w:val="2E74B5"/>
         </w:rPr>
-        <w:t>1.1 Historique</w:t>
+        <w:t>1.1 Contexte general</w:t>
       </w:r>
     </w:p>
     <w:p>
@@ -628,7 +619,7 @@
           <w:i w:val="0"/>
           <w:sz w:val="21"/>
         </w:rPr>
-        <w:t>Le PSIE est une initiative presidentielle annoncee le 31 juillet 2019 par le President Patrice Talon lors du 59eme anniversaire de l'independance du Benin. Il s'inscrit dans le PAG 2016-2021 (traitement systematique de l'emploi dans toutes les interventions gouvernementales). Valide par le Conseil des ministres le 10 juin 2020, officiellement lance en juillet 2020, institue par decret en aout 2020.</w:t>
+        <w:t>Le Benin est confronte a des defis structurels majeurs sur le marche du travail. La population beninoise de moins de 40 ans est estimee a 4,08 millions de personnes, soit 34 % de la population totale (EMICOV 2015). Ce potentiel demographique reste largement sous-exploite face a un marche du travail caracterise par un taux de sous-emploi des jeunes de 72 % (INSAE, aout 2017), une predominance de l'economie informelle, et une inadequation structurelle entre l'offre de formation et la demande des entreprises.</w:t>
       </w:r>
     </w:p>
     <w:p>
@@ -638,7 +629,7 @@
           <w:i w:val="0"/>
           <w:sz w:val="21"/>
         </w:rPr>
-        <w:t>En fevrier 2025, face aux resultats probants, le Conseil des ministres (session du 19 fevrier 2025) a autorise la prolongation du programme au-dela de son echeance initiale de decembre 2025.</w:t>
+        <w:t>C'est dans ce contexte que le President de la Republique a annonce le 31 juillet 2019, lors du 59eme anniversaire de l'independance du Benin, l'institutionnalisation du Programme Special d'Insertion dans l'Emploi (PSIE). Le programme a ete valide par le Conseil des ministres le 10 juin 2020 et officiellement lance en juillet 2020.</w:t>
       </w:r>
     </w:p>
     <w:p>
@@ -650,17 +641,7 @@
           <w:rFonts w:ascii="Calibri" w:hAnsi="Calibri"/>
           <w:color w:val="2E74B5"/>
         </w:rPr>
-        <w:t>1.2 Objectifs</w:t>
-      </w:r>
-    </w:p>
-    <w:p>
-      <w:r>
-        <w:rPr>
-          <w:b/>
-          <w:i w:val="0"/>
-          <w:sz w:val="21"/>
-        </w:rPr>
-        <w:t>Objectif general :</w:t>
+        <w:t>1.2 Objet et objectifs de l'evaluation</w:t>
       </w:r>
     </w:p>
     <w:p>
@@ -670,17 +651,7 @@
           <w:i w:val="0"/>
           <w:sz w:val="21"/>
         </w:rPr>
-        <w:t>Faciliter l'insertion professionnelle de 2 000 jeunes diplomes par an dans les entreprises publiques et privees au Benin.</w:t>
-      </w:r>
-    </w:p>
-    <w:p>
-      <w:r>
-        <w:rPr>
-          <w:b/>
-          <w:i w:val="0"/>
-          <w:sz w:val="21"/>
-        </w:rPr>
-        <w:t>Objectifs specifiques :</w:t>
+        <w:t>La presente evaluation est une evaluation de processus et de mise en oeuvre, conduite sur la base d'une revue documentaire systematique des documents officiels du programme. Elle se concentre sur trois des sept criteres OCDE/CAD :</w:t>
       </w:r>
     </w:p>
     <w:p>
@@ -689,7 +660,7 @@
         <w:ind w:left="567"/>
       </w:pPr>
       <w:r>
-        <w:t>OS1 : Ameliorer l'employabilite des beneficiaires en vue de leur insertion professionnelle durable, grace aux actions d'immersion et d'encadrement.</w:t>
+        <w:t>La pertinence : Le programme repond-il aux besoins reels des beneficiaires et aux priorites nationales ?</w:t>
       </w:r>
     </w:p>
     <w:p>
@@ -698,7 +669,26 @@
         <w:ind w:left="567"/>
       </w:pPr>
       <w:r>
-        <w:t>OS2 : Soutenir financierement la prise en charge totale des salaires des titulaires des nouveaux emplois crees par les entreprises dans le cadre du programme.</w:t>
+        <w:t>La coherence : Le programme est-il coherent en lui-meme et avec les autres politiques ?</w:t>
+      </w:r>
+    </w:p>
+    <w:p>
+      <w:pPr>
+        <w:pStyle w:val="ListBullet"/>
+        <w:ind w:left="567"/>
+      </w:pPr>
+      <w:r>
+        <w:t>L'efficacite : Le programme atteint-il les objectifs qu'il s'est fixes ?</w:t>
+      </w:r>
+    </w:p>
+    <w:p>
+      <w:r>
+        <w:rPr>
+          <w:b w:val="0"/>
+          <w:i/>
+          <w:sz w:val="21"/>
+        </w:rPr>
+        <w:t>Les criteres d'efficience, d'effets/impacts, de durabilite et de genre feront l'objet d'une evaluation ulterieure (Phase 2), une fois les donnees primaires collectees.</w:t>
       </w:r>
     </w:p>
     <w:p>
@@ -710,7 +700,122 @@
           <w:rFonts w:ascii="Calibri" w:hAnsi="Calibri"/>
           <w:color w:val="2E74B5"/>
         </w:rPr>
-        <w:t>1.3 Population cible et repartition par qualification</w:t>
+        <w:t>1.3 Champ et portee de l'evaluation</w:t>
+      </w:r>
+    </w:p>
+    <w:p>
+      <w:pPr>
+        <w:pStyle w:val="Heading3"/>
+      </w:pPr>
+      <w:r>
+        <w:rPr>
+          <w:rFonts w:ascii="Calibri" w:hAnsi="Calibri"/>
+          <w:color w:val="1F558D"/>
+        </w:rPr>
+        <w:t>1.3.1 Objet de l'evaluation</w:t>
+      </w:r>
+    </w:p>
+    <w:p>
+      <w:r>
+        <w:rPr>
+          <w:b w:val="0"/>
+          <w:i w:val="0"/>
+          <w:sz w:val="21"/>
+        </w:rPr>
+        <w:t>La presente evaluation porte sur le Programme Special d'Insertion dans l'Emploi (PSIE), programme national mis en oeuvre par l'Agence Nationale Pour l'Emploi (ANPE) sous l'autorite de la Presidence de la Republique du Benin. Elle constitue la Phase 1 d'une evaluation en deux temps, deliberement limitee aux criteres evaluables par voie documentaire, dans l'attente de la collecte de donnees primaires.</w:t>
+      </w:r>
+    </w:p>
+    <w:p>
+      <w:r>
+        <w:rPr>
+          <w:b/>
+          <w:i w:val="0"/>
+          <w:sz w:val="21"/>
+        </w:rPr>
+        <w:t>L'objet de l'evaluation est triple :</w:t>
+      </w:r>
+    </w:p>
+    <w:p>
+      <w:pPr>
+        <w:pStyle w:val="ListBullet"/>
+        <w:ind w:left="567"/>
+      </w:pPr>
+      <w:r>
+        <w:t>Apprecier le bien-fonde du programme au regard des besoins et des priorites nationales (critere de pertinence) ;</w:t>
+      </w:r>
+    </w:p>
+    <w:p>
+      <w:pPr>
+        <w:pStyle w:val="ListBullet"/>
+        <w:ind w:left="567"/>
+      </w:pPr>
+      <w:r>
+        <w:t>Verifier la solidite de sa logique d'intervention et sa coherence avec le paysage politique et institutionnel beninois (critere de coherence) ;</w:t>
+      </w:r>
+    </w:p>
+    <w:p>
+      <w:pPr>
+        <w:pStyle w:val="ListBullet"/>
+        <w:ind w:left="567"/>
+      </w:pPr>
+      <w:r>
+        <w:t>Mesurer l'atteinte des objectifs de mise en oeuvre sur la base des donnees de performance disponibles (critere d'efficacite).</w:t>
+      </w:r>
+    </w:p>
+    <w:p>
+      <w:pPr>
+        <w:pStyle w:val="Heading3"/>
+      </w:pPr>
+      <w:r>
+        <w:rPr>
+          <w:rFonts w:ascii="Calibri" w:hAnsi="Calibri"/>
+          <w:color w:val="1F558D"/>
+        </w:rPr>
+        <w:t>1.3.2 Periode couverte</w:t>
+      </w:r>
+    </w:p>
+    <w:p>
+      <w:r>
+        <w:rPr>
+          <w:b w:val="0"/>
+          <w:i w:val="0"/>
+          <w:sz w:val="21"/>
+        </w:rPr>
+        <w:t>L'evaluation couvre la periode de mise en oeuvre effective du PSIE, soit du 1er juillet 2020 (demarrage effectif des inscriptions sur la plateforme) au 30 septembre 2025 (derniere date de reference documentee dans les sources disponibles). Cette periode de cinq annees represente la quasi-totalite de la duree initiale du programme (2020-2024) et le debut de sa phase de prolongation (2025 et au-dela).</w:t>
+      </w:r>
+    </w:p>
+    <w:p>
+      <w:pPr>
+        <w:pStyle w:val="Heading3"/>
+      </w:pPr>
+      <w:r>
+        <w:rPr>
+          <w:rFonts w:ascii="Calibri" w:hAnsi="Calibri"/>
+          <w:color w:val="1F558D"/>
+        </w:rPr>
+        <w:t>1.3.3 Perimetre geographique</w:t>
+      </w:r>
+    </w:p>
+    <w:p>
+      <w:r>
+        <w:rPr>
+          <w:b w:val="0"/>
+          <w:i w:val="0"/>
+          <w:sz w:val="21"/>
+        </w:rPr>
+        <w:t>L'evaluation couvre l'ensemble du territoire national de la Republique du Benin, conformement a la vocation nationale du PSIE, deploye a travers le reseau des antennes departementales et locales de l'ANPE dans les douze (12) departements. Des disparites territoriales dans les resultats sont analysees comme facteur d'efficacite.</w:t>
+      </w:r>
+    </w:p>
+    <w:p>
+      <w:pPr>
+        <w:pStyle w:val="Heading3"/>
+      </w:pPr>
+      <w:r>
+        <w:rPr>
+          <w:rFonts w:ascii="Calibri" w:hAnsi="Calibri"/>
+          <w:color w:val="1F558D"/>
+        </w:rPr>
+        <w:t>1.3.4 Dimensions et niveaux d'analyse</w:t>
       </w:r>
     </w:p>
     <w:tbl>
@@ -727,7 +832,7 @@
       <w:tr>
         <w:tc>
           <w:tcPr>
-            <w:tcW w:type="dxa" w:w="3969"/>
+            <w:tcW w:type="dxa" w:w="2268"/>
             <w:shd w:val="clear" w:color="auto" w:fill="1F3864"/>
           </w:tcPr>
           <w:p>
@@ -737,13 +842,13 @@
                 <w:color w:val="FFFFFF"/>
                 <w:sz w:val="19"/>
               </w:rPr>
-              <w:t>Qualification</w:t>
-            </w:r>
-          </w:p>
-        </w:tc>
-        <w:tc>
-          <w:tcPr>
-            <w:tcW w:type="dxa" w:w="2268"/>
+              <w:t>Dimension</w:t>
+            </w:r>
+          </w:p>
+        </w:tc>
+        <w:tc>
+          <w:tcPr>
+            <w:tcW w:type="dxa" w:w="4535"/>
             <w:shd w:val="clear" w:color="auto" w:fill="1F3864"/>
           </w:tcPr>
           <w:p>
@@ -753,13 +858,13 @@
                 <w:color w:val="FFFFFF"/>
                 <w:sz w:val="19"/>
               </w:rPr>
-              <w:t>Proportion</w:t>
-            </w:r>
-          </w:p>
-        </w:tc>
-        <w:tc>
-          <w:tcPr>
-            <w:tcW w:type="dxa" w:w="3402"/>
+              <w:t>Perimetre</w:t>
+            </w:r>
+          </w:p>
+        </w:tc>
+        <w:tc>
+          <w:tcPr>
+            <w:tcW w:type="dxa" w:w="2835"/>
             <w:shd w:val="clear" w:color="auto" w:fill="1F3864"/>
           </w:tcPr>
           <w:p>
@@ -769,7 +874,7 @@
                 <w:color w:val="FFFFFF"/>
                 <w:sz w:val="19"/>
               </w:rPr>
-              <w:t>Nombre / cohorte de 2 000</w:t>
+              <w:t>Niveaux analyses</w:t>
             </w:r>
           </w:p>
         </w:tc>
@@ -777,36 +882,22 @@
       <w:tr>
         <w:tc>
           <w:tcPr>
-            <w:tcW w:type="dxa" w:w="3969"/>
-            <w:shd w:val="clear" w:color="auto" w:fill="F2F2F2"/>
-          </w:tcPr>
-          <w:p>
-            <w:r>
-              <w:rPr>
-                <w:b/>
-                <w:sz w:val="19"/>
-              </w:rPr>
-              <w:t>BAC professionnel</w:t>
-            </w:r>
-          </w:p>
-        </w:tc>
-        <w:tc>
-          <w:tcPr>
             <w:tcW w:type="dxa" w:w="2268"/>
             <w:shd w:val="clear" w:color="auto" w:fill="F2F2F2"/>
           </w:tcPr>
           <w:p>
             <w:r>
               <w:rPr>
-                <w:sz w:val="19"/>
-              </w:rPr>
-              <w:t>10 %</w:t>
-            </w:r>
-          </w:p>
-        </w:tc>
-        <w:tc>
-          <w:tcPr>
-            <w:tcW w:type="dxa" w:w="3402"/>
+                <w:b/>
+                <w:sz w:val="19"/>
+              </w:rPr>
+              <w:t>Institutionnelle</w:t>
+            </w:r>
+          </w:p>
+        </w:tc>
+        <w:tc>
+          <w:tcPr>
+            <w:tcW w:type="dxa" w:w="4535"/>
             <w:shd w:val="clear" w:color="auto" w:fill="F2F2F2"/>
           </w:tcPr>
           <w:p>
@@ -814,7 +905,21 @@
               <w:rPr>
                 <w:sz w:val="19"/>
               </w:rPr>
-              <w:t>200</w:t>
+              <w:t>Gouvernance, pilotage, articulation ANPE et partenaires</w:t>
+            </w:r>
+          </w:p>
+        </w:tc>
+        <w:tc>
+          <w:tcPr>
+            <w:tcW w:type="dxa" w:w="2835"/>
+            <w:shd w:val="clear" w:color="auto" w:fill="F2F2F2"/>
+          </w:tcPr>
+          <w:p>
+            <w:r>
+              <w:rPr>
+                <w:sz w:val="19"/>
+              </w:rPr>
+              <w:t>National</w:t>
             </w:r>
           </w:p>
         </w:tc>
@@ -822,36 +927,22 @@
       <w:tr>
         <w:tc>
           <w:tcPr>
-            <w:tcW w:type="dxa" w:w="3969"/>
-            <w:shd w:val="clear" w:color="auto" w:fill="FFFFFF"/>
-          </w:tcPr>
-          <w:p>
-            <w:r>
-              <w:rPr>
-                <w:b/>
-                <w:sz w:val="19"/>
-              </w:rPr>
-              <w:t>BTS/DUT (BAC+2)</w:t>
-            </w:r>
-          </w:p>
-        </w:tc>
-        <w:tc>
-          <w:tcPr>
             <w:tcW w:type="dxa" w:w="2268"/>
             <w:shd w:val="clear" w:color="auto" w:fill="FFFFFF"/>
           </w:tcPr>
           <w:p>
             <w:r>
               <w:rPr>
-                <w:sz w:val="19"/>
-              </w:rPr>
-              <w:t>30 %</w:t>
-            </w:r>
-          </w:p>
-        </w:tc>
-        <w:tc>
-          <w:tcPr>
-            <w:tcW w:type="dxa" w:w="3402"/>
+                <w:b/>
+                <w:sz w:val="19"/>
+              </w:rPr>
+              <w:t>Operationnelle</w:t>
+            </w:r>
+          </w:p>
+        </w:tc>
+        <w:tc>
+          <w:tcPr>
+            <w:tcW w:type="dxa" w:w="4535"/>
             <w:shd w:val="clear" w:color="auto" w:fill="FFFFFF"/>
           </w:tcPr>
           <w:p>
@@ -859,7 +950,21 @@
               <w:rPr>
                 <w:sz w:val="19"/>
               </w:rPr>
-              <w:t>600</w:t>
+              <w:t>Processus de mise en oeuvre (enregistrement -&gt; insertion -&gt; suivi)</w:t>
+            </w:r>
+          </w:p>
+        </w:tc>
+        <w:tc>
+          <w:tcPr>
+            <w:tcW w:type="dxa" w:w="2835"/>
+            <w:shd w:val="clear" w:color="auto" w:fill="FFFFFF"/>
+          </w:tcPr>
+          <w:p>
+            <w:r>
+              <w:rPr>
+                <w:sz w:val="19"/>
+              </w:rPr>
+              <w:t>National et departemental</w:t>
             </w:r>
           </w:p>
         </w:tc>
@@ -867,36 +972,22 @@
       <w:tr>
         <w:tc>
           <w:tcPr>
-            <w:tcW w:type="dxa" w:w="3969"/>
-            <w:shd w:val="clear" w:color="auto" w:fill="F2F2F2"/>
-          </w:tcPr>
-          <w:p>
-            <w:r>
-              <w:rPr>
-                <w:b/>
-                <w:sz w:val="19"/>
-              </w:rPr>
-              <w:t>DTS/Licence / Maitrise (BAC+3/4)</w:t>
-            </w:r>
-          </w:p>
-        </w:tc>
-        <w:tc>
-          <w:tcPr>
             <w:tcW w:type="dxa" w:w="2268"/>
             <w:shd w:val="clear" w:color="auto" w:fill="F2F2F2"/>
           </w:tcPr>
           <w:p>
             <w:r>
               <w:rPr>
-                <w:sz w:val="19"/>
-              </w:rPr>
-              <w:t>40 %</w:t>
-            </w:r>
-          </w:p>
-        </w:tc>
-        <w:tc>
-          <w:tcPr>
-            <w:tcW w:type="dxa" w:w="3402"/>
+                <w:b/>
+                <w:sz w:val="19"/>
+              </w:rPr>
+              <w:t>Financiere</w:t>
+            </w:r>
+          </w:p>
+        </w:tc>
+        <w:tc>
+          <w:tcPr>
+            <w:tcW w:type="dxa" w:w="4535"/>
             <w:shd w:val="clear" w:color="auto" w:fill="F2F2F2"/>
           </w:tcPr>
           <w:p>
@@ -904,7 +995,21 @@
               <w:rPr>
                 <w:sz w:val="19"/>
               </w:rPr>
-              <w:t>800</w:t>
+              <w:t>Execution budgetaire des salaires et du fonctionnement</w:t>
+            </w:r>
+          </w:p>
+        </w:tc>
+        <w:tc>
+          <w:tcPr>
+            <w:tcW w:type="dxa" w:w="2835"/>
+            <w:shd w:val="clear" w:color="auto" w:fill="F2F2F2"/>
+          </w:tcPr>
+          <w:p>
+            <w:r>
+              <w:rPr>
+                <w:sz w:val="19"/>
+              </w:rPr>
+              <w:t>National</w:t>
             </w:r>
           </w:p>
         </w:tc>
@@ -912,36 +1017,22 @@
       <w:tr>
         <w:tc>
           <w:tcPr>
-            <w:tcW w:type="dxa" w:w="3969"/>
-            <w:shd w:val="clear" w:color="auto" w:fill="FFFFFF"/>
-          </w:tcPr>
-          <w:p>
-            <w:r>
-              <w:rPr>
-                <w:b/>
-                <w:sz w:val="19"/>
-              </w:rPr>
-              <w:t>Master / Ingenieur (BAC+5)</w:t>
-            </w:r>
-          </w:p>
-        </w:tc>
-        <w:tc>
-          <w:tcPr>
             <w:tcW w:type="dxa" w:w="2268"/>
             <w:shd w:val="clear" w:color="auto" w:fill="FFFFFF"/>
           </w:tcPr>
           <w:p>
             <w:r>
               <w:rPr>
-                <w:sz w:val="19"/>
-              </w:rPr>
-              <w:t>20 %</w:t>
-            </w:r>
-          </w:p>
-        </w:tc>
-        <w:tc>
-          <w:tcPr>
-            <w:tcW w:type="dxa" w:w="3402"/>
+                <w:b/>
+                <w:sz w:val="19"/>
+              </w:rPr>
+              <w:t>Population cible</w:t>
+            </w:r>
+          </w:p>
+        </w:tc>
+        <w:tc>
+          <w:tcPr>
+            <w:tcW w:type="dxa" w:w="4535"/>
             <w:shd w:val="clear" w:color="auto" w:fill="FFFFFF"/>
           </w:tcPr>
           <w:p>
@@ -949,52 +1040,21 @@
               <w:rPr>
                 <w:sz w:val="19"/>
               </w:rPr>
-              <w:t>400</w:t>
-            </w:r>
-          </w:p>
-        </w:tc>
-      </w:tr>
-      <w:tr>
-        <w:tc>
-          <w:tcPr>
-            <w:tcW w:type="dxa" w:w="3969"/>
-            <w:shd w:val="clear" w:color="auto" w:fill="F2F2F2"/>
-          </w:tcPr>
-          <w:p>
-            <w:r>
-              <w:rPr>
-                <w:b/>
-                <w:sz w:val="19"/>
-              </w:rPr>
-              <w:t>TOTAL</w:t>
-            </w:r>
-          </w:p>
-        </w:tc>
-        <w:tc>
-          <w:tcPr>
-            <w:tcW w:type="dxa" w:w="2268"/>
-            <w:shd w:val="clear" w:color="auto" w:fill="F2F2F2"/>
-          </w:tcPr>
-          <w:p>
-            <w:r>
-              <w:rPr>
-                <w:sz w:val="19"/>
-              </w:rPr>
-              <w:t>100 %</w:t>
-            </w:r>
-          </w:p>
-        </w:tc>
-        <w:tc>
-          <w:tcPr>
-            <w:tcW w:type="dxa" w:w="3402"/>
-            <w:shd w:val="clear" w:color="auto" w:fill="F2F2F2"/>
-          </w:tcPr>
-          <w:p>
-            <w:r>
-              <w:rPr>
-                <w:sz w:val="19"/>
-              </w:rPr>
-              <w:t>2 000</w:t>
+              <w:t>Jeunes diplomes (18-35 ans, BAC a Master) et entreprises</w:t>
+            </w:r>
+          </w:p>
+        </w:tc>
+        <w:tc>
+          <w:tcPr>
+            <w:tcW w:type="dxa" w:w="2835"/>
+            <w:shd w:val="clear" w:color="auto" w:fill="FFFFFF"/>
+          </w:tcPr>
+          <w:p>
+            <w:r>
+              <w:rPr>
+                <w:sz w:val="19"/>
+              </w:rPr>
+              <w:t>National et sectoriel</w:t>
             </w:r>
           </w:p>
         </w:tc>
@@ -1003,24 +1063,14 @@
     <w:p/>
     <w:p>
       <w:pPr>
-        <w:pStyle w:val="Heading2"/>
+        <w:pStyle w:val="Heading3"/>
       </w:pPr>
       <w:r>
         <w:rPr>
           <w:rFonts w:ascii="Calibri" w:hAnsi="Calibri"/>
-          <w:color w:val="2E74B5"/>
+          <w:color w:val="1F558D"/>
         </w:rPr>
-        <w:t>1.4 Budget et financement</w:t>
-      </w:r>
-    </w:p>
-    <w:p>
-      <w:r>
-        <w:rPr>
-          <w:b w:val="0"/>
-          <w:i w:val="0"/>
-          <w:sz w:val="21"/>
-        </w:rPr>
-        <w:t>Financement : 100 % ressources nationales (Budget de l'Etat beninois). Budget global previsionnel sur 5 ans : 46,60 milliards FCFA.</w:t>
+        <w:t>1.3.5 Criteres couverts et criteres differes</w:t>
       </w:r>
     </w:p>
     <w:tbl>
@@ -1037,7 +1087,7 @@
       <w:tr>
         <w:tc>
           <w:tcPr>
-            <w:tcW w:type="dxa" w:w="4535"/>
+            <w:tcW w:type="dxa" w:w="1701"/>
             <w:shd w:val="clear" w:color="auto" w:fill="1F3864"/>
           </w:tcPr>
           <w:p>
@@ -1047,13 +1097,13 @@
                 <w:color w:val="FFFFFF"/>
                 <w:sz w:val="19"/>
               </w:rPr>
-              <w:t>Rubrique</w:t>
-            </w:r>
-          </w:p>
-        </w:tc>
-        <w:tc>
-          <w:tcPr>
-            <w:tcW w:type="dxa" w:w="2835"/>
+              <w:t>Critere</w:t>
+            </w:r>
+          </w:p>
+        </w:tc>
+        <w:tc>
+          <w:tcPr>
+            <w:tcW w:type="dxa" w:w="1701"/>
             <w:shd w:val="clear" w:color="auto" w:fill="1F3864"/>
           </w:tcPr>
           <w:p>
@@ -1063,13 +1113,13 @@
                 <w:color w:val="FFFFFF"/>
                 <w:sz w:val="19"/>
               </w:rPr>
-              <w:t>Montant previsionnel</w:t>
-            </w:r>
-          </w:p>
-        </w:tc>
-        <w:tc>
-          <w:tcPr>
-            <w:tcW w:type="dxa" w:w="2268"/>
+              <w:t>Phase</w:t>
+            </w:r>
+          </w:p>
+        </w:tc>
+        <w:tc>
+          <w:tcPr>
+            <w:tcW w:type="dxa" w:w="6236"/>
             <w:shd w:val="clear" w:color="auto" w:fill="1F3864"/>
           </w:tcPr>
           <w:p>
@@ -1079,7 +1129,7 @@
                 <w:color w:val="FFFFFF"/>
                 <w:sz w:val="19"/>
               </w:rPr>
-              <w:t>Part</w:t>
+              <w:t>Justification</w:t>
             </w:r>
           </w:p>
         </w:tc>
@@ -1087,7 +1137,7 @@
       <w:tr>
         <w:tc>
           <w:tcPr>
-            <w:tcW w:type="dxa" w:w="4535"/>
+            <w:tcW w:type="dxa" w:w="1701"/>
             <w:shd w:val="clear" w:color="auto" w:fill="F2F2F2"/>
           </w:tcPr>
           <w:p>
@@ -1096,13 +1146,13 @@
                 <w:b/>
                 <w:sz w:val="19"/>
               </w:rPr>
-              <w:t>Salaires et charges sociales des allocataires</w:t>
-            </w:r>
-          </w:p>
-        </w:tc>
-        <w:tc>
-          <w:tcPr>
-            <w:tcW w:type="dxa" w:w="2835"/>
+              <w:t>Pertinence</w:t>
+            </w:r>
+          </w:p>
+        </w:tc>
+        <w:tc>
+          <w:tcPr>
+            <w:tcW w:type="dxa" w:w="1701"/>
             <w:shd w:val="clear" w:color="auto" w:fill="F2F2F2"/>
           </w:tcPr>
           <w:p>
@@ -1110,13 +1160,13 @@
               <w:rPr>
                 <w:sz w:val="19"/>
               </w:rPr>
-              <w:t>43,57 milliards FCFA</w:t>
-            </w:r>
-          </w:p>
-        </w:tc>
-        <w:tc>
-          <w:tcPr>
-            <w:tcW w:type="dxa" w:w="2268"/>
+              <w:t>Phase 1 (presente)</w:t>
+            </w:r>
+          </w:p>
+        </w:tc>
+        <w:tc>
+          <w:tcPr>
+            <w:tcW w:type="dxa" w:w="6236"/>
             <w:shd w:val="clear" w:color="auto" w:fill="F2F2F2"/>
           </w:tcPr>
           <w:p>
@@ -1124,7 +1174,7 @@
               <w:rPr>
                 <w:sz w:val="19"/>
               </w:rPr>
-              <w:t>~93,5 %</w:t>
+              <w:t>Evaluable sur base documentaire et diagnostics sectoriels disponibles</w:t>
             </w:r>
           </w:p>
         </w:tc>
@@ -1132,7 +1182,7 @@
       <w:tr>
         <w:tc>
           <w:tcPr>
-            <w:tcW w:type="dxa" w:w="4535"/>
+            <w:tcW w:type="dxa" w:w="1701"/>
             <w:shd w:val="clear" w:color="auto" w:fill="FFFFFF"/>
           </w:tcPr>
           <w:p>
@@ -1141,13 +1191,13 @@
                 <w:b/>
                 <w:sz w:val="19"/>
               </w:rPr>
-              <w:t>Formation et encadrement</w:t>
-            </w:r>
-          </w:p>
-        </w:tc>
-        <w:tc>
-          <w:tcPr>
-            <w:tcW w:type="dxa" w:w="2835"/>
+              <w:t>Coherence</w:t>
+            </w:r>
+          </w:p>
+        </w:tc>
+        <w:tc>
+          <w:tcPr>
+            <w:tcW w:type="dxa" w:w="1701"/>
             <w:shd w:val="clear" w:color="auto" w:fill="FFFFFF"/>
           </w:tcPr>
           <w:p>
@@ -1155,13 +1205,13 @@
               <w:rPr>
                 <w:sz w:val="19"/>
               </w:rPr>
-              <w:t>~1,4 milliard FCFA</w:t>
-            </w:r>
-          </w:p>
-        </w:tc>
-        <w:tc>
-          <w:tcPr>
-            <w:tcW w:type="dxa" w:w="2268"/>
+              <w:t>Phase 1 (presente)</w:t>
+            </w:r>
+          </w:p>
+        </w:tc>
+        <w:tc>
+          <w:tcPr>
+            <w:tcW w:type="dxa" w:w="6236"/>
             <w:shd w:val="clear" w:color="auto" w:fill="FFFFFF"/>
           </w:tcPr>
           <w:p>
@@ -1169,7 +1219,7 @@
               <w:rPr>
                 <w:sz w:val="19"/>
               </w:rPr>
-              <w:t>~3,0 %</w:t>
+              <w:t>Evaluable par analyse du cadre logique et du paysage institutionnel</w:t>
             </w:r>
           </w:p>
         </w:tc>
@@ -1177,7 +1227,7 @@
       <w:tr>
         <w:tc>
           <w:tcPr>
-            <w:tcW w:type="dxa" w:w="4535"/>
+            <w:tcW w:type="dxa" w:w="1701"/>
             <w:shd w:val="clear" w:color="auto" w:fill="F2F2F2"/>
           </w:tcPr>
           <w:p>
@@ -1186,13 +1236,13 @@
                 <w:b/>
                 <w:sz w:val="19"/>
               </w:rPr>
-              <w:t>Fonctionnement et gestion administrative</w:t>
-            </w:r>
-          </w:p>
-        </w:tc>
-        <w:tc>
-          <w:tcPr>
-            <w:tcW w:type="dxa" w:w="2835"/>
+              <w:t>Efficacite</w:t>
+            </w:r>
+          </w:p>
+        </w:tc>
+        <w:tc>
+          <w:tcPr>
+            <w:tcW w:type="dxa" w:w="1701"/>
             <w:shd w:val="clear" w:color="auto" w:fill="F2F2F2"/>
           </w:tcPr>
           <w:p>
@@ -1200,13 +1250,13 @@
               <w:rPr>
                 <w:sz w:val="19"/>
               </w:rPr>
-              <w:t>~1,6 milliard FCFA</w:t>
-            </w:r>
-          </w:p>
-        </w:tc>
-        <w:tc>
-          <w:tcPr>
-            <w:tcW w:type="dxa" w:w="2268"/>
+              <w:t>Phase 1 (presente)</w:t>
+            </w:r>
+          </w:p>
+        </w:tc>
+        <w:tc>
+          <w:tcPr>
+            <w:tcW w:type="dxa" w:w="6236"/>
             <w:shd w:val="clear" w:color="auto" w:fill="F2F2F2"/>
           </w:tcPr>
           <w:p>
@@ -1214,7 +1264,7 @@
               <w:rPr>
                 <w:sz w:val="19"/>
               </w:rPr>
-              <w:t>~3,5 %</w:t>
+              <w:t>Evaluable sur la base des rapports de performance et des donnees PSIE</w:t>
             </w:r>
           </w:p>
         </w:tc>
@@ -1222,7 +1272,7 @@
       <w:tr>
         <w:tc>
           <w:tcPr>
-            <w:tcW w:type="dxa" w:w="4535"/>
+            <w:tcW w:type="dxa" w:w="1701"/>
             <w:shd w:val="clear" w:color="auto" w:fill="FFFFFF"/>
           </w:tcPr>
           <w:p>
@@ -1231,13 +1281,13 @@
                 <w:b/>
                 <w:sz w:val="19"/>
               </w:rPr>
-              <w:t>TOTAL</w:t>
-            </w:r>
-          </w:p>
-        </w:tc>
-        <w:tc>
-          <w:tcPr>
-            <w:tcW w:type="dxa" w:w="2835"/>
+              <w:t>Efficience</w:t>
+            </w:r>
+          </w:p>
+        </w:tc>
+        <w:tc>
+          <w:tcPr>
+            <w:tcW w:type="dxa" w:w="1701"/>
             <w:shd w:val="clear" w:color="auto" w:fill="FFFFFF"/>
           </w:tcPr>
           <w:p>
@@ -1245,13 +1295,13 @@
               <w:rPr>
                 <w:sz w:val="19"/>
               </w:rPr>
-              <w:t>46,60 milliards FCFA</w:t>
-            </w:r>
-          </w:p>
-        </w:tc>
-        <w:tc>
-          <w:tcPr>
-            <w:tcW w:type="dxa" w:w="2268"/>
+              <w:t>Phase 2</w:t>
+            </w:r>
+          </w:p>
+        </w:tc>
+        <w:tc>
+          <w:tcPr>
+            <w:tcW w:type="dxa" w:w="6236"/>
             <w:shd w:val="clear" w:color="auto" w:fill="FFFFFF"/>
           </w:tcPr>
           <w:p>
@@ -1259,13 +1309,278 @@
               <w:rPr>
                 <w:sz w:val="19"/>
               </w:rPr>
-              <w:t>100 %</w:t>
+              <w:t>Requiert une analyse cout-efficacite comparee avec des programmes similaires dans la sous-region</w:t>
+            </w:r>
+          </w:p>
+        </w:tc>
+      </w:tr>
+      <w:tr>
+        <w:tc>
+          <w:tcPr>
+            <w:tcW w:type="dxa" w:w="1701"/>
+            <w:shd w:val="clear" w:color="auto" w:fill="F2F2F2"/>
+          </w:tcPr>
+          <w:p>
+            <w:r>
+              <w:rPr>
+                <w:b/>
+                <w:sz w:val="19"/>
+              </w:rPr>
+              <w:t>Effets/Impacts</w:t>
+            </w:r>
+          </w:p>
+        </w:tc>
+        <w:tc>
+          <w:tcPr>
+            <w:tcW w:type="dxa" w:w="1701"/>
+            <w:shd w:val="clear" w:color="auto" w:fill="F2F2F2"/>
+          </w:tcPr>
+          <w:p>
+            <w:r>
+              <w:rPr>
+                <w:sz w:val="19"/>
+              </w:rPr>
+              <w:t>Phase 2</w:t>
+            </w:r>
+          </w:p>
+        </w:tc>
+        <w:tc>
+          <w:tcPr>
+            <w:tcW w:type="dxa" w:w="6236"/>
+            <w:shd w:val="clear" w:color="auto" w:fill="F2F2F2"/>
+          </w:tcPr>
+          <w:p>
+            <w:r>
+              <w:rPr>
+                <w:sz w:val="19"/>
+              </w:rPr>
+              <w:t>Requiert une enquete aupres des beneficiaires (maintien en emploi post-programme, revenus)</w:t>
+            </w:r>
+          </w:p>
+        </w:tc>
+      </w:tr>
+      <w:tr>
+        <w:tc>
+          <w:tcPr>
+            <w:tcW w:type="dxa" w:w="1701"/>
+            <w:shd w:val="clear" w:color="auto" w:fill="FFFFFF"/>
+          </w:tcPr>
+          <w:p>
+            <w:r>
+              <w:rPr>
+                <w:b/>
+                <w:sz w:val="19"/>
+              </w:rPr>
+              <w:t>Durabilite</w:t>
+            </w:r>
+          </w:p>
+        </w:tc>
+        <w:tc>
+          <w:tcPr>
+            <w:tcW w:type="dxa" w:w="1701"/>
+            <w:shd w:val="clear" w:color="auto" w:fill="FFFFFF"/>
+          </w:tcPr>
+          <w:p>
+            <w:r>
+              <w:rPr>
+                <w:sz w:val="19"/>
+              </w:rPr>
+              <w:t>Phase 2</w:t>
+            </w:r>
+          </w:p>
+        </w:tc>
+        <w:tc>
+          <w:tcPr>
+            <w:tcW w:type="dxa" w:w="6236"/>
+            <w:shd w:val="clear" w:color="auto" w:fill="FFFFFF"/>
+          </w:tcPr>
+          <w:p>
+            <w:r>
+              <w:rPr>
+                <w:sz w:val="19"/>
+              </w:rPr>
+              <w:t>Requiert un suivi longitudinal des cohortes d'alumni</w:t>
+            </w:r>
+          </w:p>
+        </w:tc>
+      </w:tr>
+      <w:tr>
+        <w:tc>
+          <w:tcPr>
+            <w:tcW w:type="dxa" w:w="1701"/>
+            <w:shd w:val="clear" w:color="auto" w:fill="F2F2F2"/>
+          </w:tcPr>
+          <w:p>
+            <w:r>
+              <w:rPr>
+                <w:b/>
+                <w:sz w:val="19"/>
+              </w:rPr>
+              <w:t>Genre</w:t>
+            </w:r>
+          </w:p>
+        </w:tc>
+        <w:tc>
+          <w:tcPr>
+            <w:tcW w:type="dxa" w:w="1701"/>
+            <w:shd w:val="clear" w:color="auto" w:fill="F2F2F2"/>
+          </w:tcPr>
+          <w:p>
+            <w:r>
+              <w:rPr>
+                <w:sz w:val="19"/>
+              </w:rPr>
+              <w:t>Phase 2</w:t>
+            </w:r>
+          </w:p>
+        </w:tc>
+        <w:tc>
+          <w:tcPr>
+            <w:tcW w:type="dxa" w:w="6236"/>
+            <w:shd w:val="clear" w:color="auto" w:fill="F2F2F2"/>
+          </w:tcPr>
+          <w:p>
+            <w:r>
+              <w:rPr>
+                <w:sz w:val="19"/>
+              </w:rPr>
+              <w:t>Donnees desagregees par sexe non disponibles dans les sources actuelles</w:t>
             </w:r>
           </w:p>
         </w:tc>
       </w:tr>
     </w:tbl>
     <w:p/>
+    <w:p>
+      <w:pPr>
+        <w:pStyle w:val="Heading3"/>
+      </w:pPr>
+      <w:r>
+        <w:rPr>
+          <w:rFonts w:ascii="Calibri" w:hAnsi="Calibri"/>
+          <w:color w:val="1F558D"/>
+        </w:rPr>
+        <w:t>1.3.6 Perimetre exclu de la Phase 1</w:t>
+      </w:r>
+    </w:p>
+    <w:p>
+      <w:r>
+        <w:rPr>
+          <w:b w:val="0"/>
+          <w:i w:val="0"/>
+          <w:sz w:val="21"/>
+        </w:rPr>
+        <w:t>Par souci de rigueur methodologique, les aspects suivants sont explicitement hors champ :</w:t>
+      </w:r>
+    </w:p>
+    <w:p>
+      <w:pPr>
+        <w:pStyle w:val="ListBullet"/>
+        <w:ind w:left="567"/>
+      </w:pPr>
+      <w:r>
+        <w:t>La perception des beneficiaires (jeunes et entreprises) n'est pas collectee directement ;</w:t>
+      </w:r>
+    </w:p>
+    <w:p>
+      <w:pPr>
+        <w:pStyle w:val="ListBullet"/>
+        <w:ind w:left="567"/>
+      </w:pPr>
+      <w:r>
+        <w:t>Le taux de retention des allocataires en emploi a l'issue de la periode de 24 mois n'est pas documente dans les sources et ne peut etre evalue ;</w:t>
+      </w:r>
+    </w:p>
+    <w:p>
+      <w:pPr>
+        <w:pStyle w:val="ListBullet"/>
+        <w:ind w:left="567"/>
+      </w:pPr>
+      <w:r>
+        <w:t>Les effets sur la pauvrete des menages, la productivite des entreprises ou l'economie macro sont exclus du champ de la Phase 1 ;</w:t>
+      </w:r>
+    </w:p>
+    <w:p>
+      <w:pPr>
+        <w:pStyle w:val="ListBullet"/>
+        <w:ind w:left="567"/>
+      </w:pPr>
+      <w:r>
+        <w:t>Les aspects de gestion interne (audit, controle interne) relevent d'un audit de performance distinct.</w:t>
+      </w:r>
+    </w:p>
+    <w:p>
+      <w:pPr>
+        <w:pStyle w:val="Heading3"/>
+      </w:pPr>
+      <w:r>
+        <w:rPr>
+          <w:rFonts w:ascii="Calibri" w:hAnsi="Calibri"/>
+          <w:color w:val="1F558D"/>
+        </w:rPr>
+        <w:t>1.3.7 Utilisateurs de l'evaluation</w:t>
+      </w:r>
+    </w:p>
+    <w:p>
+      <w:r>
+        <w:rPr>
+          <w:b w:val="0"/>
+          <w:i w:val="0"/>
+          <w:sz w:val="21"/>
+        </w:rPr>
+        <w:t>Les resultats et recommandations sont destines en priorite a :</w:t>
+      </w:r>
+    </w:p>
+    <w:p>
+      <w:pPr>
+        <w:pStyle w:val="ListBullet"/>
+        <w:ind w:left="567"/>
+      </w:pPr>
+      <w:r>
+        <w:t>La Coordination du PSIE et le BAI (Presidence) : decisions de pilotage operationnel et strategique ;</w:t>
+      </w:r>
+    </w:p>
+    <w:p>
+      <w:pPr>
+        <w:pStyle w:val="ListBullet"/>
+        <w:ind w:left="567"/>
+      </w:pPr>
+      <w:r>
+        <w:t>Le Ministere en charge de la Promotion de l'Emploi : revision de la PNE ;</w:t>
+      </w:r>
+    </w:p>
+    <w:p>
+      <w:pPr>
+        <w:pStyle w:val="ListBullet"/>
+        <w:ind w:left="567"/>
+      </w:pPr>
+      <w:r>
+        <w:t>La Direction Generale de l'ANPE : amelioration des processus operationnels ;</w:t>
+      </w:r>
+    </w:p>
+    <w:p>
+      <w:pPr>
+        <w:pStyle w:val="ListBullet"/>
+        <w:ind w:left="567"/>
+      </w:pPr>
+      <w:r>
+        <w:t>Les partenaires techniques et financiers susceptibles d'appuyer une future evaluation d'impact ;</w:t>
+      </w:r>
+    </w:p>
+    <w:p>
+      <w:pPr>
+        <w:pStyle w:val="ListBullet"/>
+        <w:ind w:left="567"/>
+      </w:pPr>
+      <w:r>
+        <w:t>Toute instance impliquee dans le renouvellement, l'extension ou la replication du programme.</w:t>
+      </w:r>
+    </w:p>
+    <w:p>
+      <w:r>
+        <w:br w:type="page"/>
+      </w:r>
+    </w:p>
     <w:p>
       <w:pPr>
         <w:pStyle w:val="Heading2"/>
@@ -1275,7 +1590,1328 @@
           <w:rFonts w:ascii="Calibri" w:hAnsi="Calibri"/>
           <w:color w:val="2E74B5"/>
         </w:rPr>
-        <w:t>1.5 Cadre institutionnel</w:t>
+        <w:t>1.4 Description du PSIE</w:t>
+      </w:r>
+    </w:p>
+    <w:p>
+      <w:pPr>
+        <w:pStyle w:val="Heading3"/>
+      </w:pPr>
+      <w:r>
+        <w:rPr>
+          <w:rFonts w:ascii="Calibri" w:hAnsi="Calibri"/>
+          <w:color w:val="1F558D"/>
+        </w:rPr>
+        <w:t>1.4.1 Contexte et genese du programme</w:t>
+      </w:r>
+    </w:p>
+    <w:p>
+      <w:r>
+        <w:rPr>
+          <w:b w:val="0"/>
+          <w:i w:val="0"/>
+          <w:sz w:val="21"/>
+        </w:rPr>
+        <w:t>Le PSIE est une initiative presidentielle inscrite dans la continuite du Programme d'Actions du Gouvernement (PAG 2016-2021), dont un axe strategique consiste a traiter la question de l'emploi des jeunes de maniere systematique dans l'ensemble des interventions gouvernementales.</w:t>
+      </w:r>
+    </w:p>
+    <w:p>
+      <w:r>
+        <w:rPr>
+          <w:b w:val="0"/>
+          <w:i w:val="0"/>
+          <w:sz w:val="21"/>
+        </w:rPr>
+        <w:t>Le programme est ne d'un double constat : d'un cote, 4,08 millions de jeunes de moins de 40 ans (34 % de la population, EMICOV 2015) condamnes au sous-emploi (72 %, INSAE 2017) faute de pouvoir acceder a leur premier emploi formel ; de l'autre, des entreprises ayant des besoins reels mais hesitant a embaucher par crainte des charges salariales.</w:t>
+      </w:r>
+    </w:p>
+    <w:p>
+      <w:r>
+        <w:rPr>
+          <w:b w:val="0"/>
+          <w:i w:val="0"/>
+          <w:sz w:val="21"/>
+        </w:rPr>
+        <w:t>L'initiative a ete annoncee publiquement le 31 juillet 2019 lors du 59eme anniversaire de l'independance du Benin. Le President a declare vouloir :</w:t>
+      </w:r>
+    </w:p>
+    <w:p>
+      <w:pPr>
+        <w:ind w:left="567" w:right="567"/>
+      </w:pPr>
+      <w:r>
+        <w:rPr>
+          <w:i/>
+          <w:color w:val="444444"/>
+        </w:rPr>
+        <w:t>'...recruter chaque annee, a la charge de l'Etat, 2 000 jeunes diplomes a placer dans des entreprises privees ou publiques, sur une periode de deux ans, avec l'espoir qu'ils sauront se rendre utiles et efficaces pour se faire recruter a l'issue de la periode d'insertion, ou alors qu'ils sauront voler de leurs propres ailes dans l'auto emploi...'</w:t>
+      </w:r>
+    </w:p>
+    <w:p>
+      <w:r>
+        <w:rPr>
+          <w:b w:val="0"/>
+          <w:i w:val="0"/>
+          <w:sz w:val="21"/>
+        </w:rPr>
+        <w:t>Apres une phase de formulation (decembre 2019 - mars 2020), le programme a ete valide par le Conseil des ministres le 10 juin 2020, lance le 15 juin 2020, et institue par decret en aout 2020. En fevrier 2025, le Conseil des ministres a autorise sa prolongation au-dela de decembre 2025.</w:t>
+      </w:r>
+    </w:p>
+    <w:p>
+      <w:pPr>
+        <w:pStyle w:val="Heading3"/>
+      </w:pPr>
+      <w:r>
+        <w:rPr>
+          <w:rFonts w:ascii="Calibri" w:hAnsi="Calibri"/>
+          <w:color w:val="1F558D"/>
+        </w:rPr>
+        <w:t>1.4.2 Objectifs et structure du PSIE</w:t>
+      </w:r>
+    </w:p>
+    <w:p>
+      <w:pPr>
+        <w:pStyle w:val="Heading4"/>
+      </w:pPr>
+      <w:r>
+        <w:rPr>
+          <w:rFonts w:ascii="Calibri" w:hAnsi="Calibri"/>
+        </w:rPr>
+        <w:t>A. Architecture des objectifs</w:t>
+      </w:r>
+    </w:p>
+    <w:p>
+      <w:r>
+        <w:rPr>
+          <w:b w:val="0"/>
+          <w:i w:val="0"/>
+          <w:sz w:val="21"/>
+        </w:rPr>
+        <w:t>Le cadre de resultats du PSIE est organise selon une hierarchie a trois niveaux :</w:t>
+      </w:r>
+    </w:p>
+    <w:p>
+      <w:r>
+        <w:rPr>
+          <w:b/>
+          <w:i w:val="0"/>
+          <w:sz w:val="21"/>
+        </w:rPr>
+        <w:t>Objectif General (OG) :</w:t>
+      </w:r>
+    </w:p>
+    <w:p>
+      <w:r>
+        <w:rPr>
+          <w:b w:val="0"/>
+          <w:i w:val="0"/>
+          <w:sz w:val="21"/>
+        </w:rPr>
+        <w:t>Faciliter l'insertion professionnelle de deux mille (2 000) jeunes diplomes par an dans les entreprises publiques et privees de la Republique du Benin.</w:t>
+      </w:r>
+    </w:p>
+    <w:p/>
+    <w:p>
+      <w:r>
+        <w:rPr>
+          <w:b/>
+          <w:i w:val="0"/>
+          <w:sz w:val="21"/>
+        </w:rPr>
+        <w:t>Objectifs Specifiques et Resultats Attendus :</w:t>
+      </w:r>
+    </w:p>
+    <w:tbl>
+      <w:tblPr>
+        <w:tblStyle w:val="TableGrid"/>
+        <w:tblW w:type="auto" w:w="0"/>
+        <w:tblLook w:firstColumn="1" w:firstRow="1" w:lastColumn="0" w:lastRow="0" w:noHBand="0" w:noVBand="1" w:val="04A0"/>
+      </w:tblPr>
+      <w:tblGrid>
+        <w:gridCol w:w="3079"/>
+        <w:gridCol w:w="3079"/>
+        <w:gridCol w:w="3079"/>
+      </w:tblGrid>
+      <w:tr>
+        <w:tc>
+          <w:tcPr>
+            <w:tcW w:type="dxa" w:w="567"/>
+            <w:shd w:val="clear" w:color="auto" w:fill="1F3864"/>
+          </w:tcPr>
+          <w:p>
+            <w:r>
+              <w:rPr>
+                <w:b/>
+                <w:color w:val="FFFFFF"/>
+                <w:sz w:val="19"/>
+              </w:rPr>
+              <w:t>N°</w:t>
+            </w:r>
+          </w:p>
+        </w:tc>
+        <w:tc>
+          <w:tcPr>
+            <w:tcW w:type="dxa" w:w="3969"/>
+            <w:shd w:val="clear" w:color="auto" w:fill="1F3864"/>
+          </w:tcPr>
+          <w:p>
+            <w:r>
+              <w:rPr>
+                <w:b/>
+                <w:color w:val="FFFFFF"/>
+                <w:sz w:val="19"/>
+              </w:rPr>
+              <w:t>Objectif Specifique</w:t>
+            </w:r>
+          </w:p>
+        </w:tc>
+        <w:tc>
+          <w:tcPr>
+            <w:tcW w:type="dxa" w:w="4535"/>
+            <w:shd w:val="clear" w:color="auto" w:fill="1F3864"/>
+          </w:tcPr>
+          <w:p>
+            <w:r>
+              <w:rPr>
+                <w:b/>
+                <w:color w:val="FFFFFF"/>
+                <w:sz w:val="19"/>
+              </w:rPr>
+              <w:t>Resultat Attendu associe</w:t>
+            </w:r>
+          </w:p>
+        </w:tc>
+      </w:tr>
+      <w:tr>
+        <w:tc>
+          <w:tcPr>
+            <w:tcW w:type="dxa" w:w="567"/>
+            <w:shd w:val="clear" w:color="auto" w:fill="F2F2F2"/>
+          </w:tcPr>
+          <w:p>
+            <w:r>
+              <w:rPr>
+                <w:b/>
+                <w:sz w:val="19"/>
+              </w:rPr>
+              <w:t>OS1</w:t>
+            </w:r>
+          </w:p>
+        </w:tc>
+        <w:tc>
+          <w:tcPr>
+            <w:tcW w:type="dxa" w:w="3969"/>
+            <w:shd w:val="clear" w:color="auto" w:fill="F2F2F2"/>
+          </w:tcPr>
+          <w:p>
+            <w:r>
+              <w:rPr>
+                <w:sz w:val="19"/>
+              </w:rPr>
+              <w:t>Ameliorer l'employabilite des beneficiaires en vue de leur insertion professionnelle durable, grace aux actions d'immersion et d'encadrement</w:t>
+            </w:r>
+          </w:p>
+        </w:tc>
+        <w:tc>
+          <w:tcPr>
+            <w:tcW w:type="dxa" w:w="4535"/>
+            <w:shd w:val="clear" w:color="auto" w:fill="F2F2F2"/>
+          </w:tcPr>
+          <w:p>
+            <w:r>
+              <w:rPr>
+                <w:sz w:val="19"/>
+              </w:rPr>
+              <w:t>R1 : Les mesures d'accompagnement a l'employabilite pour l'insertion durable et perenne de 2 000 jeunes par an sont initiees et mises en oeuvre</w:t>
+            </w:r>
+          </w:p>
+        </w:tc>
+      </w:tr>
+      <w:tr>
+        <w:tc>
+          <w:tcPr>
+            <w:tcW w:type="dxa" w:w="567"/>
+            <w:shd w:val="clear" w:color="auto" w:fill="FFFFFF"/>
+          </w:tcPr>
+          <w:p>
+            <w:r>
+              <w:rPr>
+                <w:b/>
+                <w:sz w:val="19"/>
+              </w:rPr>
+              <w:t>OS2</w:t>
+            </w:r>
+          </w:p>
+        </w:tc>
+        <w:tc>
+          <w:tcPr>
+            <w:tcW w:type="dxa" w:w="3969"/>
+            <w:shd w:val="clear" w:color="auto" w:fill="FFFFFF"/>
+          </w:tcPr>
+          <w:p>
+            <w:r>
+              <w:rPr>
+                <w:sz w:val="19"/>
+              </w:rPr>
+              <w:t>Soutenir financierement la prise en charge totale des salaires des titulaires des nouveaux emplois crees par les entreprises dans le cadre du programme</w:t>
+            </w:r>
+          </w:p>
+        </w:tc>
+        <w:tc>
+          <w:tcPr>
+            <w:tcW w:type="dxa" w:w="4535"/>
+            <w:shd w:val="clear" w:color="auto" w:fill="FFFFFF"/>
+          </w:tcPr>
+          <w:p>
+            <w:r>
+              <w:rPr>
+                <w:sz w:val="19"/>
+              </w:rPr>
+              <w:t>R2 : 2 000 jeunes candidats a l'emploi sont employes par an par les entreprises, et leur remuneration est prise en charge par l'Etat, en vue de leur insertion durable</w:t>
+            </w:r>
+          </w:p>
+        </w:tc>
+      </w:tr>
+    </w:tbl>
+    <w:p/>
+    <w:p>
+      <w:pPr>
+        <w:pStyle w:val="Heading4"/>
+      </w:pPr>
+      <w:r>
+        <w:rPr>
+          <w:rFonts w:ascii="Calibri" w:hAnsi="Calibri"/>
+        </w:rPr>
+        <w:t>B. Structure institutionnelle de gouvernance</w:t>
+      </w:r>
+    </w:p>
+    <w:p>
+      <w:r>
+        <w:rPr>
+          <w:b w:val="0"/>
+          <w:i w:val="0"/>
+          <w:sz w:val="21"/>
+        </w:rPr>
+        <w:t>Le PSIE est gouverne par un dispositif a quatre niveaux, s'appuyant sur les structures existantes pour eviter la creation d'une administration parallele couteuse :</w:t>
+      </w:r>
+    </w:p>
+    <w:p>
+      <w:pPr>
+        <w:ind w:left="283"/>
+      </w:pPr>
+      <w:r>
+        <w:rPr>
+          <w:rFonts w:ascii="Courier New" w:hAnsi="Courier New"/>
+          <w:color w:val="222222"/>
+          <w:sz w:val="17"/>
+        </w:rPr>
+        <w:t>PRESIDENCE DE LA REPUBLIQUE (BAI)</w:t>
+        <w:br/>
+        <w:t xml:space="preserve">  |  Tutelle politique et financiere</w:t>
+        <w:br/>
+        <w:t xml:space="preserve">  v</w:t>
+        <w:br/>
+        <w:t>COMITE DE PILOTAGE = Conseil d'Administration de l'ANPE</w:t>
+        <w:br/>
+        <w:t xml:space="preserve">  |  Orientations strategiques * Approbation du budget et des rapports * Reunion trimestrielle</w:t>
+        <w:br/>
+        <w:t xml:space="preserve">  v</w:t>
+        <w:br/>
+        <w:t>COMITE TECHNIQUE = Direction Generale de l'ANPE (President : DG ANPE)</w:t>
+        <w:br/>
+        <w:t xml:space="preserve">  |  Validation technique * Approbation des listes d'aptitude * Reunion mensuelle</w:t>
+        <w:br/>
+        <w:t xml:space="preserve">  v</w:t>
+        <w:br/>
+        <w:t>UNITE DE COORDINATION PSIE (mise a disposition par la Presidence)</w:t>
+        <w:br/>
+        <w:t xml:space="preserve">  |  Coordonnateur * Specialiste S-E * Administrateur plateforme</w:t>
+        <w:br/>
+        <w:t xml:space="preserve">  v</w:t>
+        <w:br/>
+        <w:t>ANPE (Agence d'execution)</w:t>
+        <w:br/>
+        <w:t xml:space="preserve">  Plateforme numerique * Conseillers en emploi * Reseau 12 antennes departementales</w:t>
+      </w:r>
+    </w:p>
+    <w:p/>
+    <w:p>
+      <w:pPr>
+        <w:pStyle w:val="Heading4"/>
+      </w:pPr>
+      <w:r>
+        <w:rPr>
+          <w:rFonts w:ascii="Calibri" w:hAnsi="Calibri"/>
+        </w:rPr>
+        <w:t>C. Processus operationnel - Cycle d'insertion en 8 etapes</w:t>
+      </w:r>
+    </w:p>
+    <w:tbl>
+      <w:tblPr>
+        <w:tblStyle w:val="TableGrid"/>
+        <w:tblW w:type="auto" w:w="0"/>
+        <w:tblLook w:firstColumn="1" w:firstRow="1" w:lastColumn="0" w:lastRow="0" w:noHBand="0" w:noVBand="1" w:val="04A0"/>
+      </w:tblPr>
+      <w:tblGrid>
+        <w:gridCol w:w="3079"/>
+        <w:gridCol w:w="3079"/>
+        <w:gridCol w:w="3079"/>
+      </w:tblGrid>
+      <w:tr>
+        <w:tc>
+          <w:tcPr>
+            <w:tcW w:type="dxa" w:w="2268"/>
+            <w:shd w:val="clear" w:color="auto" w:fill="1F3864"/>
+          </w:tcPr>
+          <w:p>
+            <w:r>
+              <w:rPr>
+                <w:b/>
+                <w:color w:val="FFFFFF"/>
+                <w:sz w:val="19"/>
+              </w:rPr>
+              <w:t>Etape</w:t>
+            </w:r>
+          </w:p>
+        </w:tc>
+        <w:tc>
+          <w:tcPr>
+            <w:tcW w:type="dxa" w:w="4535"/>
+            <w:shd w:val="clear" w:color="auto" w:fill="1F3864"/>
+          </w:tcPr>
+          <w:p>
+            <w:r>
+              <w:rPr>
+                <w:b/>
+                <w:color w:val="FFFFFF"/>
+                <w:sz w:val="19"/>
+              </w:rPr>
+              <w:t>Activites cles</w:t>
+            </w:r>
+          </w:p>
+        </w:tc>
+        <w:tc>
+          <w:tcPr>
+            <w:tcW w:type="dxa" w:w="2835"/>
+            <w:shd w:val="clear" w:color="auto" w:fill="1F3864"/>
+          </w:tcPr>
+          <w:p>
+            <w:r>
+              <w:rPr>
+                <w:b/>
+                <w:color w:val="FFFFFF"/>
+                <w:sz w:val="19"/>
+              </w:rPr>
+              <w:t>Acteurs principaux</w:t>
+            </w:r>
+          </w:p>
+        </w:tc>
+      </w:tr>
+      <w:tr>
+        <w:tc>
+          <w:tcPr>
+            <w:tcW w:type="dxa" w:w="2268"/>
+            <w:shd w:val="clear" w:color="auto" w:fill="F2F2F2"/>
+          </w:tcPr>
+          <w:p>
+            <w:r>
+              <w:rPr>
+                <w:b/>
+                <w:sz w:val="19"/>
+              </w:rPr>
+              <w:t>1. Information-communication</w:t>
+            </w:r>
+          </w:p>
+        </w:tc>
+        <w:tc>
+          <w:tcPr>
+            <w:tcW w:type="dxa" w:w="4535"/>
+            <w:shd w:val="clear" w:color="auto" w:fill="F2F2F2"/>
+          </w:tcPr>
+          <w:p>
+            <w:r>
+              <w:rPr>
+                <w:sz w:val="19"/>
+              </w:rPr>
+              <w:t>Campagnes mediatiques, sensibilisation des employeurs (CCIB, CNPB, CONEB)</w:t>
+            </w:r>
+          </w:p>
+        </w:tc>
+        <w:tc>
+          <w:tcPr>
+            <w:tcW w:type="dxa" w:w="2835"/>
+            <w:shd w:val="clear" w:color="auto" w:fill="F2F2F2"/>
+          </w:tcPr>
+          <w:p>
+            <w:r>
+              <w:rPr>
+                <w:sz w:val="19"/>
+              </w:rPr>
+              <w:t>Coordination PSIE, ANPE</w:t>
+            </w:r>
+          </w:p>
+        </w:tc>
+      </w:tr>
+      <w:tr>
+        <w:tc>
+          <w:tcPr>
+            <w:tcW w:type="dxa" w:w="2268"/>
+            <w:shd w:val="clear" w:color="auto" w:fill="FFFFFF"/>
+          </w:tcPr>
+          <w:p>
+            <w:r>
+              <w:rPr>
+                <w:b/>
+                <w:sz w:val="19"/>
+              </w:rPr>
+              <w:t>2. Inscription</w:t>
+            </w:r>
+          </w:p>
+        </w:tc>
+        <w:tc>
+          <w:tcPr>
+            <w:tcW w:type="dxa" w:w="4535"/>
+            <w:shd w:val="clear" w:color="auto" w:fill="FFFFFF"/>
+          </w:tcPr>
+          <w:p>
+            <w:r>
+              <w:rPr>
+                <w:sz w:val="19"/>
+              </w:rPr>
+              <w:t>Enregistrement en ligne des entreprises et candidats sur psie.bj</w:t>
+            </w:r>
+          </w:p>
+        </w:tc>
+        <w:tc>
+          <w:tcPr>
+            <w:tcW w:type="dxa" w:w="2835"/>
+            <w:shd w:val="clear" w:color="auto" w:fill="FFFFFF"/>
+          </w:tcPr>
+          <w:p>
+            <w:r>
+              <w:rPr>
+                <w:sz w:val="19"/>
+              </w:rPr>
+              <w:t>Candidats et entreprises</w:t>
+            </w:r>
+          </w:p>
+        </w:tc>
+      </w:tr>
+      <w:tr>
+        <w:tc>
+          <w:tcPr>
+            <w:tcW w:type="dxa" w:w="2268"/>
+            <w:shd w:val="clear" w:color="auto" w:fill="F2F2F2"/>
+          </w:tcPr>
+          <w:p>
+            <w:r>
+              <w:rPr>
+                <w:b/>
+                <w:sz w:val="19"/>
+              </w:rPr>
+              <w:t>3. Preselection sur dossiers</w:t>
+            </w:r>
+          </w:p>
+        </w:tc>
+        <w:tc>
+          <w:tcPr>
+            <w:tcW w:type="dxa" w:w="4535"/>
+            <w:shd w:val="clear" w:color="auto" w:fill="F2F2F2"/>
+          </w:tcPr>
+          <w:p>
+            <w:r>
+              <w:rPr>
+                <w:sz w:val="19"/>
+              </w:rPr>
+              <w:t>Controle de conformite et de completude par les Conseillers en emploi</w:t>
+            </w:r>
+          </w:p>
+        </w:tc>
+        <w:tc>
+          <w:tcPr>
+            <w:tcW w:type="dxa" w:w="2835"/>
+            <w:shd w:val="clear" w:color="auto" w:fill="F2F2F2"/>
+          </w:tcPr>
+          <w:p>
+            <w:r>
+              <w:rPr>
+                <w:sz w:val="19"/>
+              </w:rPr>
+              <w:t>ANPE (Conseillers en emploi)</w:t>
+            </w:r>
+          </w:p>
+        </w:tc>
+      </w:tr>
+      <w:tr>
+        <w:tc>
+          <w:tcPr>
+            <w:tcW w:type="dxa" w:w="2268"/>
+            <w:shd w:val="clear" w:color="auto" w:fill="FFFFFF"/>
+          </w:tcPr>
+          <w:p>
+            <w:r>
+              <w:rPr>
+                <w:b/>
+                <w:sz w:val="19"/>
+              </w:rPr>
+              <w:t>4. Eligibilite et listes d'aptitude</w:t>
+            </w:r>
+          </w:p>
+        </w:tc>
+        <w:tc>
+          <w:tcPr>
+            <w:tcW w:type="dxa" w:w="4535"/>
+            <w:shd w:val="clear" w:color="auto" w:fill="FFFFFF"/>
+          </w:tcPr>
+          <w:p>
+            <w:r>
+              <w:rPr>
+                <w:sz w:val="19"/>
+              </w:rPr>
+              <w:t>Analyse qualitative ; entretiens exploratoires ; panels d'experts</w:t>
+            </w:r>
+          </w:p>
+        </w:tc>
+        <w:tc>
+          <w:tcPr>
+            <w:tcW w:type="dxa" w:w="2835"/>
+            <w:shd w:val="clear" w:color="auto" w:fill="FFFFFF"/>
+          </w:tcPr>
+          <w:p>
+            <w:r>
+              <w:rPr>
+                <w:sz w:val="19"/>
+              </w:rPr>
+              <w:t>Panels d'experts, Comite technique</w:t>
+            </w:r>
+          </w:p>
+        </w:tc>
+      </w:tr>
+      <w:tr>
+        <w:tc>
+          <w:tcPr>
+            <w:tcW w:type="dxa" w:w="2268"/>
+            <w:shd w:val="clear" w:color="auto" w:fill="F2F2F2"/>
+          </w:tcPr>
+          <w:p>
+            <w:r>
+              <w:rPr>
+                <w:b/>
+                <w:sz w:val="19"/>
+              </w:rPr>
+              <w:t>5. Selection des allocataires</w:t>
+            </w:r>
+          </w:p>
+        </w:tc>
+        <w:tc>
+          <w:tcPr>
+            <w:tcW w:type="dxa" w:w="4535"/>
+            <w:shd w:val="clear" w:color="auto" w:fill="F2F2F2"/>
+          </w:tcPr>
+          <w:p>
+            <w:r>
+              <w:rPr>
+                <w:sz w:val="19"/>
+              </w:rPr>
+              <w:t>L'entreprise choisit parmi les profils proposes ; entretiens finaux</w:t>
+            </w:r>
+          </w:p>
+        </w:tc>
+        <w:tc>
+          <w:tcPr>
+            <w:tcW w:type="dxa" w:w="2835"/>
+            <w:shd w:val="clear" w:color="auto" w:fill="F2F2F2"/>
+          </w:tcPr>
+          <w:p>
+            <w:r>
+              <w:rPr>
+                <w:sz w:val="19"/>
+              </w:rPr>
+              <w:t>Entreprise hote, ANPE</w:t>
+            </w:r>
+          </w:p>
+        </w:tc>
+      </w:tr>
+      <w:tr>
+        <w:tc>
+          <w:tcPr>
+            <w:tcW w:type="dxa" w:w="2268"/>
+            <w:shd w:val="clear" w:color="auto" w:fill="FFFFFF"/>
+          </w:tcPr>
+          <w:p>
+            <w:r>
+              <w:rPr>
+                <w:b/>
+                <w:sz w:val="19"/>
+              </w:rPr>
+              <w:t>6. Preparation</w:t>
+            </w:r>
+          </w:p>
+        </w:tc>
+        <w:tc>
+          <w:tcPr>
+            <w:tcW w:type="dxa" w:w="4535"/>
+            <w:shd w:val="clear" w:color="auto" w:fill="FFFFFF"/>
+          </w:tcPr>
+          <w:p>
+            <w:r>
+              <w:rPr>
+                <w:sz w:val="19"/>
+              </w:rPr>
+              <w:t>Formation pre-immersion (3-5 jours) ; formation des tuteurs/mentors</w:t>
+            </w:r>
+          </w:p>
+        </w:tc>
+        <w:tc>
+          <w:tcPr>
+            <w:tcW w:type="dxa" w:w="2835"/>
+            <w:shd w:val="clear" w:color="auto" w:fill="FFFFFF"/>
+          </w:tcPr>
+          <w:p>
+            <w:r>
+              <w:rPr>
+                <w:sz w:val="19"/>
+              </w:rPr>
+              <w:t>ANPE, Coordination PSIE</w:t>
+            </w:r>
+          </w:p>
+        </w:tc>
+      </w:tr>
+      <w:tr>
+        <w:tc>
+          <w:tcPr>
+            <w:tcW w:type="dxa" w:w="2268"/>
+            <w:shd w:val="clear" w:color="auto" w:fill="F2F2F2"/>
+          </w:tcPr>
+          <w:p>
+            <w:r>
+              <w:rPr>
+                <w:b/>
+                <w:sz w:val="19"/>
+              </w:rPr>
+              <w:t>7. Immersion et suivi</w:t>
+            </w:r>
+          </w:p>
+        </w:tc>
+        <w:tc>
+          <w:tcPr>
+            <w:tcW w:type="dxa" w:w="4535"/>
+            <w:shd w:val="clear" w:color="auto" w:fill="F2F2F2"/>
+          </w:tcPr>
+          <w:p>
+            <w:r>
+              <w:rPr>
+                <w:sz w:val="19"/>
+              </w:rPr>
+              <w:t>Signature des contrats ; prise de poste ; suivi mensuel de presence</w:t>
+            </w:r>
+          </w:p>
+        </w:tc>
+        <w:tc>
+          <w:tcPr>
+            <w:tcW w:type="dxa" w:w="2835"/>
+            <w:shd w:val="clear" w:color="auto" w:fill="F2F2F2"/>
+          </w:tcPr>
+          <w:p>
+            <w:r>
+              <w:rPr>
+                <w:sz w:val="19"/>
+              </w:rPr>
+              <w:t>Tresor public (salaires), ANPE (suivi)</w:t>
+            </w:r>
+          </w:p>
+        </w:tc>
+      </w:tr>
+      <w:tr>
+        <w:tc>
+          <w:tcPr>
+            <w:tcW w:type="dxa" w:w="2268"/>
+            <w:shd w:val="clear" w:color="auto" w:fill="FFFFFF"/>
+          </w:tcPr>
+          <w:p>
+            <w:r>
+              <w:rPr>
+                <w:b/>
+                <w:sz w:val="19"/>
+              </w:rPr>
+              <w:t>8. Dispositif post-programme</w:t>
+            </w:r>
+          </w:p>
+        </w:tc>
+        <w:tc>
+          <w:tcPr>
+            <w:tcW w:type="dxa" w:w="4535"/>
+            <w:shd w:val="clear" w:color="auto" w:fill="FFFFFF"/>
+          </w:tcPr>
+          <w:p>
+            <w:r>
+              <w:rPr>
+                <w:sz w:val="19"/>
+              </w:rPr>
+              <w:t>Orientation vers l'emploi ou l'auto-emploi ; suivi alumni 6/12/24 mois</w:t>
+            </w:r>
+          </w:p>
+        </w:tc>
+        <w:tc>
+          <w:tcPr>
+            <w:tcW w:type="dxa" w:w="2835"/>
+            <w:shd w:val="clear" w:color="auto" w:fill="FFFFFF"/>
+          </w:tcPr>
+          <w:p>
+            <w:r>
+              <w:rPr>
+                <w:sz w:val="19"/>
+              </w:rPr>
+              <w:t>Coordination PSIE, ANPE</w:t>
+            </w:r>
+          </w:p>
+        </w:tc>
+      </w:tr>
+    </w:tbl>
+    <w:p/>
+    <w:p>
+      <w:pPr>
+        <w:pStyle w:val="Heading4"/>
+      </w:pPr>
+      <w:r>
+        <w:rPr>
+          <w:rFonts w:ascii="Calibri" w:hAnsi="Calibri"/>
+        </w:rPr>
+        <w:t>D. Structure budgetaire</w:t>
+      </w:r>
+    </w:p>
+    <w:p>
+      <w:r>
+        <w:rPr>
+          <w:b w:val="0"/>
+          <w:i w:val="0"/>
+          <w:sz w:val="21"/>
+        </w:rPr>
+        <w:t>Le PSIE est entierement finance par le budget national. Budget previsionnel sur 5 ans : 46,60 milliards FCFA.</w:t>
+      </w:r>
+    </w:p>
+    <w:tbl>
+      <w:tblPr>
+        <w:tblStyle w:val="TableGrid"/>
+        <w:tblW w:type="auto" w:w="0"/>
+        <w:tblLook w:firstColumn="1" w:firstRow="1" w:lastColumn="0" w:lastRow="0" w:noHBand="0" w:noVBand="1" w:val="04A0"/>
+      </w:tblPr>
+      <w:tblGrid>
+        <w:gridCol w:w="3079"/>
+        <w:gridCol w:w="3079"/>
+        <w:gridCol w:w="3079"/>
+      </w:tblGrid>
+      <w:tr>
+        <w:tc>
+          <w:tcPr>
+            <w:tcW w:type="dxa" w:w="4535"/>
+            <w:shd w:val="clear" w:color="auto" w:fill="1F3864"/>
+          </w:tcPr>
+          <w:p>
+            <w:r>
+              <w:rPr>
+                <w:b/>
+                <w:color w:val="FFFFFF"/>
+                <w:sz w:val="19"/>
+              </w:rPr>
+              <w:t>Composante</w:t>
+            </w:r>
+          </w:p>
+        </w:tc>
+        <w:tc>
+          <w:tcPr>
+            <w:tcW w:type="dxa" w:w="2835"/>
+            <w:shd w:val="clear" w:color="auto" w:fill="1F3864"/>
+          </w:tcPr>
+          <w:p>
+            <w:r>
+              <w:rPr>
+                <w:b/>
+                <w:color w:val="FFFFFF"/>
+                <w:sz w:val="19"/>
+              </w:rPr>
+              <w:t>Montant previsionnel</w:t>
+            </w:r>
+          </w:p>
+        </w:tc>
+        <w:tc>
+          <w:tcPr>
+            <w:tcW w:type="dxa" w:w="2268"/>
+            <w:shd w:val="clear" w:color="auto" w:fill="1F3864"/>
+          </w:tcPr>
+          <w:p>
+            <w:r>
+              <w:rPr>
+                <w:b/>
+                <w:color w:val="FFFFFF"/>
+                <w:sz w:val="19"/>
+              </w:rPr>
+              <w:t>Part</w:t>
+            </w:r>
+          </w:p>
+        </w:tc>
+      </w:tr>
+      <w:tr>
+        <w:tc>
+          <w:tcPr>
+            <w:tcW w:type="dxa" w:w="4535"/>
+            <w:shd w:val="clear" w:color="auto" w:fill="F2F2F2"/>
+          </w:tcPr>
+          <w:p>
+            <w:r>
+              <w:rPr>
+                <w:b/>
+                <w:sz w:val="19"/>
+              </w:rPr>
+              <w:t>Salaires et charges sociales des allocataires</w:t>
+            </w:r>
+          </w:p>
+        </w:tc>
+        <w:tc>
+          <w:tcPr>
+            <w:tcW w:type="dxa" w:w="2835"/>
+            <w:shd w:val="clear" w:color="auto" w:fill="F2F2F2"/>
+          </w:tcPr>
+          <w:p>
+            <w:r>
+              <w:rPr>
+                <w:sz w:val="19"/>
+              </w:rPr>
+              <w:t>43,57 milliards FCFA</w:t>
+            </w:r>
+          </w:p>
+        </w:tc>
+        <w:tc>
+          <w:tcPr>
+            <w:tcW w:type="dxa" w:w="2268"/>
+            <w:shd w:val="clear" w:color="auto" w:fill="F2F2F2"/>
+          </w:tcPr>
+          <w:p>
+            <w:r>
+              <w:rPr>
+                <w:sz w:val="19"/>
+              </w:rPr>
+              <w:t>93,5 %</w:t>
+            </w:r>
+          </w:p>
+        </w:tc>
+      </w:tr>
+      <w:tr>
+        <w:tc>
+          <w:tcPr>
+            <w:tcW w:type="dxa" w:w="4535"/>
+            <w:shd w:val="clear" w:color="auto" w:fill="FFFFFF"/>
+          </w:tcPr>
+          <w:p>
+            <w:r>
+              <w:rPr>
+                <w:b/>
+                <w:sz w:val="19"/>
+              </w:rPr>
+              <w:t>Formation et encadrement</w:t>
+            </w:r>
+          </w:p>
+        </w:tc>
+        <w:tc>
+          <w:tcPr>
+            <w:tcW w:type="dxa" w:w="2835"/>
+            <w:shd w:val="clear" w:color="auto" w:fill="FFFFFF"/>
+          </w:tcPr>
+          <w:p>
+            <w:r>
+              <w:rPr>
+                <w:sz w:val="19"/>
+              </w:rPr>
+              <w:t>~1,4 milliard FCFA</w:t>
+            </w:r>
+          </w:p>
+        </w:tc>
+        <w:tc>
+          <w:tcPr>
+            <w:tcW w:type="dxa" w:w="2268"/>
+            <w:shd w:val="clear" w:color="auto" w:fill="FFFFFF"/>
+          </w:tcPr>
+          <w:p>
+            <w:r>
+              <w:rPr>
+                <w:sz w:val="19"/>
+              </w:rPr>
+              <w:t>3,0 %</w:t>
+            </w:r>
+          </w:p>
+        </w:tc>
+      </w:tr>
+      <w:tr>
+        <w:tc>
+          <w:tcPr>
+            <w:tcW w:type="dxa" w:w="4535"/>
+            <w:shd w:val="clear" w:color="auto" w:fill="F2F2F2"/>
+          </w:tcPr>
+          <w:p>
+            <w:r>
+              <w:rPr>
+                <w:b/>
+                <w:sz w:val="19"/>
+              </w:rPr>
+              <w:t>Fonctionnement et gestion administrative</w:t>
+            </w:r>
+          </w:p>
+        </w:tc>
+        <w:tc>
+          <w:tcPr>
+            <w:tcW w:type="dxa" w:w="2835"/>
+            <w:shd w:val="clear" w:color="auto" w:fill="F2F2F2"/>
+          </w:tcPr>
+          <w:p>
+            <w:r>
+              <w:rPr>
+                <w:sz w:val="19"/>
+              </w:rPr>
+              <w:t>~1,6 milliard FCFA</w:t>
+            </w:r>
+          </w:p>
+        </w:tc>
+        <w:tc>
+          <w:tcPr>
+            <w:tcW w:type="dxa" w:w="2268"/>
+            <w:shd w:val="clear" w:color="auto" w:fill="F2F2F2"/>
+          </w:tcPr>
+          <w:p>
+            <w:r>
+              <w:rPr>
+                <w:sz w:val="19"/>
+              </w:rPr>
+              <w:t>3,5 %</w:t>
+            </w:r>
+          </w:p>
+        </w:tc>
+      </w:tr>
+      <w:tr>
+        <w:tc>
+          <w:tcPr>
+            <w:tcW w:type="dxa" w:w="4535"/>
+            <w:shd w:val="clear" w:color="auto" w:fill="FFFFFF"/>
+          </w:tcPr>
+          <w:p>
+            <w:r>
+              <w:rPr>
+                <w:b/>
+                <w:sz w:val="19"/>
+              </w:rPr>
+              <w:t>TOTAL</w:t>
+            </w:r>
+          </w:p>
+        </w:tc>
+        <w:tc>
+          <w:tcPr>
+            <w:tcW w:type="dxa" w:w="2835"/>
+            <w:shd w:val="clear" w:color="auto" w:fill="FFFFFF"/>
+          </w:tcPr>
+          <w:p>
+            <w:r>
+              <w:rPr>
+                <w:sz w:val="19"/>
+              </w:rPr>
+              <w:t>46,60 milliards FCFA</w:t>
+            </w:r>
+          </w:p>
+        </w:tc>
+        <w:tc>
+          <w:tcPr>
+            <w:tcW w:type="dxa" w:w="2268"/>
+            <w:shd w:val="clear" w:color="auto" w:fill="FFFFFF"/>
+          </w:tcPr>
+          <w:p>
+            <w:r>
+              <w:rPr>
+                <w:sz w:val="19"/>
+              </w:rPr>
+              <w:t>100 %</w:t>
+            </w:r>
+          </w:p>
+        </w:tc>
+      </w:tr>
+    </w:tbl>
+    <w:p/>
+    <w:p>
+      <w:r>
+        <w:rPr>
+          <w:b/>
+          <w:i w:val="0"/>
+          <w:sz w:val="21"/>
+        </w:rPr>
+        <w:t>Grille salariale garantie aux allocataires (salaire net) :</w:t>
+      </w:r>
+    </w:p>
+    <w:tbl>
+      <w:tblPr>
+        <w:tblStyle w:val="TableGrid"/>
+        <w:tblW w:type="auto" w:w="0"/>
+        <w:tblLook w:firstColumn="1" w:firstRow="1" w:lastColumn="0" w:lastRow="0" w:noHBand="0" w:noVBand="1" w:val="04A0"/>
+      </w:tblPr>
+      <w:tblGrid>
+        <w:gridCol w:w="3079"/>
+        <w:gridCol w:w="3079"/>
+        <w:gridCol w:w="3079"/>
+      </w:tblGrid>
+      <w:tr>
+        <w:tc>
+          <w:tcPr>
+            <w:tcW w:type="dxa" w:w="3402"/>
+            <w:shd w:val="clear" w:color="auto" w:fill="1F3864"/>
+          </w:tcPr>
+          <w:p>
+            <w:r>
+              <w:rPr>
+                <w:b/>
+                <w:color w:val="FFFFFF"/>
+                <w:sz w:val="19"/>
+              </w:rPr>
+              <w:t>Niveau de qualification</w:t>
+            </w:r>
+          </w:p>
+        </w:tc>
+        <w:tc>
+          <w:tcPr>
+            <w:tcW w:type="dxa" w:w="2835"/>
+            <w:shd w:val="clear" w:color="auto" w:fill="1F3864"/>
+          </w:tcPr>
+          <w:p>
+            <w:r>
+              <w:rPr>
+                <w:b/>
+                <w:color w:val="FFFFFF"/>
+                <w:sz w:val="19"/>
+              </w:rPr>
+              <w:t>Diplome</w:t>
+            </w:r>
+          </w:p>
+        </w:tc>
+        <w:tc>
+          <w:tcPr>
+            <w:tcW w:type="dxa" w:w="2835"/>
+            <w:shd w:val="clear" w:color="auto" w:fill="1F3864"/>
+          </w:tcPr>
+          <w:p>
+            <w:r>
+              <w:rPr>
+                <w:b/>
+                <w:color w:val="FFFFFF"/>
+                <w:sz w:val="19"/>
+              </w:rPr>
+              <w:t>Salaire net (FCFA)</w:t>
+            </w:r>
+          </w:p>
+        </w:tc>
+      </w:tr>
+      <w:tr>
+        <w:tc>
+          <w:tcPr>
+            <w:tcW w:type="dxa" w:w="3402"/>
+            <w:shd w:val="clear" w:color="auto" w:fill="F2F2F2"/>
+          </w:tcPr>
+          <w:p>
+            <w:r>
+              <w:rPr>
+                <w:b/>
+                <w:sz w:val="19"/>
+              </w:rPr>
+              <w:t>Technicien specialise/professionnel</w:t>
+            </w:r>
+          </w:p>
+        </w:tc>
+        <w:tc>
+          <w:tcPr>
+            <w:tcW w:type="dxa" w:w="2835"/>
+            <w:shd w:val="clear" w:color="auto" w:fill="F2F2F2"/>
+          </w:tcPr>
+          <w:p>
+            <w:r>
+              <w:rPr>
+                <w:sz w:val="19"/>
+              </w:rPr>
+              <w:t>BAC professionnel</w:t>
+            </w:r>
+          </w:p>
+        </w:tc>
+        <w:tc>
+          <w:tcPr>
+            <w:tcW w:type="dxa" w:w="2835"/>
+            <w:shd w:val="clear" w:color="auto" w:fill="F2F2F2"/>
+          </w:tcPr>
+          <w:p>
+            <w:r>
+              <w:rPr>
+                <w:sz w:val="19"/>
+              </w:rPr>
+              <w:t>100 000</w:t>
+            </w:r>
+          </w:p>
+        </w:tc>
+      </w:tr>
+      <w:tr>
+        <w:tc>
+          <w:tcPr>
+            <w:tcW w:type="dxa" w:w="3402"/>
+            <w:shd w:val="clear" w:color="auto" w:fill="FFFFFF"/>
+          </w:tcPr>
+          <w:p>
+            <w:r>
+              <w:rPr>
+                <w:b/>
+                <w:sz w:val="19"/>
+              </w:rPr>
+              <w:t>Technicien superieur</w:t>
+            </w:r>
+          </w:p>
+        </w:tc>
+        <w:tc>
+          <w:tcPr>
+            <w:tcW w:type="dxa" w:w="2835"/>
+            <w:shd w:val="clear" w:color="auto" w:fill="FFFFFF"/>
+          </w:tcPr>
+          <w:p>
+            <w:r>
+              <w:rPr>
+                <w:sz w:val="19"/>
+              </w:rPr>
+              <w:t>BTS/DUT (BAC+2)</w:t>
+            </w:r>
+          </w:p>
+        </w:tc>
+        <w:tc>
+          <w:tcPr>
+            <w:tcW w:type="dxa" w:w="2835"/>
+            <w:shd w:val="clear" w:color="auto" w:fill="FFFFFF"/>
+          </w:tcPr>
+          <w:p>
+            <w:r>
+              <w:rPr>
+                <w:sz w:val="19"/>
+              </w:rPr>
+              <w:t>150 000</w:t>
+            </w:r>
+          </w:p>
+        </w:tc>
+      </w:tr>
+      <w:tr>
+        <w:tc>
+          <w:tcPr>
+            <w:tcW w:type="dxa" w:w="3402"/>
+            <w:shd w:val="clear" w:color="auto" w:fill="F2F2F2"/>
+          </w:tcPr>
+          <w:p>
+            <w:r>
+              <w:rPr>
+                <w:b/>
+                <w:sz w:val="19"/>
+              </w:rPr>
+              <w:t>Technicien superieur specialise</w:t>
+            </w:r>
+          </w:p>
+        </w:tc>
+        <w:tc>
+          <w:tcPr>
+            <w:tcW w:type="dxa" w:w="2835"/>
+            <w:shd w:val="clear" w:color="auto" w:fill="F2F2F2"/>
+          </w:tcPr>
+          <w:p>
+            <w:r>
+              <w:rPr>
+                <w:sz w:val="19"/>
+              </w:rPr>
+              <w:t>DTS/Licence (BAC+3)</w:t>
+            </w:r>
+          </w:p>
+        </w:tc>
+        <w:tc>
+          <w:tcPr>
+            <w:tcW w:type="dxa" w:w="2835"/>
+            <w:shd w:val="clear" w:color="auto" w:fill="F2F2F2"/>
+          </w:tcPr>
+          <w:p>
+            <w:r>
+              <w:rPr>
+                <w:sz w:val="19"/>
+              </w:rPr>
+              <w:t>175 000</w:t>
+            </w:r>
+          </w:p>
+        </w:tc>
+      </w:tr>
+      <w:tr>
+        <w:tc>
+          <w:tcPr>
+            <w:tcW w:type="dxa" w:w="3402"/>
+            <w:shd w:val="clear" w:color="auto" w:fill="FFFFFF"/>
+          </w:tcPr>
+          <w:p>
+            <w:r>
+              <w:rPr>
+                <w:b/>
+                <w:sz w:val="19"/>
+              </w:rPr>
+              <w:t>Administrateur/Ingenieur</w:t>
+            </w:r>
+          </w:p>
+        </w:tc>
+        <w:tc>
+          <w:tcPr>
+            <w:tcW w:type="dxa" w:w="2835"/>
+            <w:shd w:val="clear" w:color="auto" w:fill="FFFFFF"/>
+          </w:tcPr>
+          <w:p>
+            <w:r>
+              <w:rPr>
+                <w:sz w:val="19"/>
+              </w:rPr>
+              <w:t>Master/Ingenieur (BAC+5)</w:t>
+            </w:r>
+          </w:p>
+        </w:tc>
+        <w:tc>
+          <w:tcPr>
+            <w:tcW w:type="dxa" w:w="2835"/>
+            <w:shd w:val="clear" w:color="auto" w:fill="FFFFFF"/>
+          </w:tcPr>
+          <w:p>
+            <w:r>
+              <w:rPr>
+                <w:sz w:val="19"/>
+              </w:rPr>
+              <w:t>250 000</w:t>
+            </w:r>
+          </w:p>
+        </w:tc>
+      </w:tr>
+    </w:tbl>
+    <w:p/>
+    <w:p>
+      <w:r>
+        <w:br w:type="page"/>
+      </w:r>
+    </w:p>
+    <w:p>
+      <w:pPr>
+        <w:pStyle w:val="Heading3"/>
+      </w:pPr>
+      <w:r>
+        <w:rPr>
+          <w:rFonts w:ascii="Calibri" w:hAnsi="Calibri"/>
+          <w:color w:val="1F558D"/>
+        </w:rPr>
+        <w:t>1.4.3 Portee, enjeux et effets attendus du PSIE</w:t>
+      </w:r>
+    </w:p>
+    <w:p>
+      <w:pPr>
+        <w:pStyle w:val="Heading4"/>
+      </w:pPr>
+      <w:r>
+        <w:rPr>
+          <w:rFonts w:ascii="Calibri" w:hAnsi="Calibri"/>
+        </w:rPr>
+        <w:t>A. Portee quantitative et geographique</w:t>
       </w:r>
     </w:p>
     <w:tbl>
@@ -1291,7 +2927,7 @@
       <w:tr>
         <w:tc>
           <w:tcPr>
-            <w:tcW w:type="dxa" w:w="3402"/>
+            <w:tcW w:type="dxa" w:w="2835"/>
             <w:shd w:val="clear" w:color="auto" w:fill="1F3864"/>
           </w:tcPr>
           <w:p>
@@ -1301,13 +2937,13 @@
                 <w:color w:val="FFFFFF"/>
                 <w:sz w:val="19"/>
               </w:rPr>
-              <w:t>Acteur</w:t>
-            </w:r>
-          </w:p>
-        </w:tc>
-        <w:tc>
-          <w:tcPr>
-            <w:tcW w:type="dxa" w:w="6236"/>
+              <w:t>Dimension</w:t>
+            </w:r>
+          </w:p>
+        </w:tc>
+        <w:tc>
+          <w:tcPr>
+            <w:tcW w:type="dxa" w:w="6803"/>
             <w:shd w:val="clear" w:color="auto" w:fill="1F3864"/>
           </w:tcPr>
           <w:p>
@@ -1317,7 +2953,7 @@
                 <w:color w:val="FFFFFF"/>
                 <w:sz w:val="19"/>
               </w:rPr>
-              <w:t>Role</w:t>
+              <w:t>Contenu</w:t>
             </w:r>
           </w:p>
         </w:tc>
@@ -1325,7 +2961,7 @@
       <w:tr>
         <w:tc>
           <w:tcPr>
-            <w:tcW w:type="dxa" w:w="3402"/>
+            <w:tcW w:type="dxa" w:w="2835"/>
             <w:shd w:val="clear" w:color="auto" w:fill="F2F2F2"/>
           </w:tcPr>
           <w:p>
@@ -1334,13 +2970,13 @@
                 <w:b/>
                 <w:sz w:val="19"/>
               </w:rPr>
-              <w:t>Presidence de la Republique / BAI</w:t>
-            </w:r>
-          </w:p>
-        </w:tc>
-        <w:tc>
-          <w:tcPr>
-            <w:tcW w:type="dxa" w:w="6236"/>
+              <w:t>Portee temporelle</w:t>
+            </w:r>
+          </w:p>
+        </w:tc>
+        <w:tc>
+          <w:tcPr>
+            <w:tcW w:type="dxa" w:w="6803"/>
             <w:shd w:val="clear" w:color="auto" w:fill="F2F2F2"/>
           </w:tcPr>
           <w:p>
@@ -1348,7 +2984,7 @@
               <w:rPr>
                 <w:sz w:val="19"/>
               </w:rPr>
-              <w:t>Autorite de tutelle, financement, Unite de Coordination</w:t>
+              <w:t>5 ans de mise en oeuvre initiale (2020-2024), prolonge au-dela de 2025</w:t>
             </w:r>
           </w:p>
         </w:tc>
@@ -1356,7 +2992,7 @@
       <w:tr>
         <w:tc>
           <w:tcPr>
-            <w:tcW w:type="dxa" w:w="3402"/>
+            <w:tcW w:type="dxa" w:w="2835"/>
             <w:shd w:val="clear" w:color="auto" w:fill="FFFFFF"/>
           </w:tcPr>
           <w:p>
@@ -1365,13 +3001,13 @@
                 <w:b/>
                 <w:sz w:val="19"/>
               </w:rPr>
-              <w:t>Ministere en charge de l'Emploi</w:t>
-            </w:r>
-          </w:p>
-        </w:tc>
-        <w:tc>
-          <w:tcPr>
-            <w:tcW w:type="dxa" w:w="6236"/>
+              <w:t>Portee cible (jeunes)</w:t>
+            </w:r>
+          </w:p>
+        </w:tc>
+        <w:tc>
+          <w:tcPr>
+            <w:tcW w:type="dxa" w:w="6803"/>
             <w:shd w:val="clear" w:color="auto" w:fill="FFFFFF"/>
           </w:tcPr>
           <w:p>
@@ -1379,7 +3015,7 @@
               <w:rPr>
                 <w:sz w:val="19"/>
               </w:rPr>
-              <w:t>Supervision politique</w:t>
+              <w:t>2 000 nouveaux beneficiaires/an ; cible initiale de 8 000 cumulee sur 5 ans</w:t>
             </w:r>
           </w:p>
         </w:tc>
@@ -1387,7 +3023,7 @@
       <w:tr>
         <w:tc>
           <w:tcPr>
-            <w:tcW w:type="dxa" w:w="3402"/>
+            <w:tcW w:type="dxa" w:w="2835"/>
             <w:shd w:val="clear" w:color="auto" w:fill="F2F2F2"/>
           </w:tcPr>
           <w:p>
@@ -1396,13 +3032,13 @@
                 <w:b/>
                 <w:sz w:val="19"/>
               </w:rPr>
-              <w:t>ANPE</w:t>
-            </w:r>
-          </w:p>
-        </w:tc>
-        <w:tc>
-          <w:tcPr>
-            <w:tcW w:type="dxa" w:w="6236"/>
+              <w:t>Portee entreprises</w:t>
+            </w:r>
+          </w:p>
+        </w:tc>
+        <w:tc>
+          <w:tcPr>
+            <w:tcW w:type="dxa" w:w="6803"/>
             <w:shd w:val="clear" w:color="auto" w:fill="F2F2F2"/>
           </w:tcPr>
           <w:p>
@@ -1410,7 +3046,7 @@
               <w:rPr>
                 <w:sz w:val="19"/>
               </w:rPr>
-              <w:t>Agence d'execution : plateforme, conseillers en emploi, reseau territorial</w:t>
+              <w:t>Toutes entreprises formelles publiques et privees, toutes tailles</w:t>
             </w:r>
           </w:p>
         </w:tc>
@@ -1418,7 +3054,7 @@
       <w:tr>
         <w:tc>
           <w:tcPr>
-            <w:tcW w:type="dxa" w:w="3402"/>
+            <w:tcW w:type="dxa" w:w="2835"/>
             <w:shd w:val="clear" w:color="auto" w:fill="FFFFFF"/>
           </w:tcPr>
           <w:p>
@@ -1427,13 +3063,13 @@
                 <w:b/>
                 <w:sz w:val="19"/>
               </w:rPr>
-              <w:t>Comite de pilotage (CA ANPE)</w:t>
-            </w:r>
-          </w:p>
-        </w:tc>
-        <w:tc>
-          <w:tcPr>
-            <w:tcW w:type="dxa" w:w="6236"/>
+              <w:t>Portee sectorielle</w:t>
+            </w:r>
+          </w:p>
+        </w:tc>
+        <w:tc>
+          <w:tcPr>
+            <w:tcW w:type="dxa" w:w="6803"/>
             <w:shd w:val="clear" w:color="auto" w:fill="FFFFFF"/>
           </w:tcPr>
           <w:p>
@@ -1441,7 +3077,7 @@
               <w:rPr>
                 <w:sz w:val="19"/>
               </w:rPr>
-              <w:t>Orientations strategiques, validation des rapports et budgets</w:t>
+              <w:t>Tous secteurs formels (sauf emplois directs en sante, education, agriculture vivriere, artisanat)</w:t>
             </w:r>
           </w:p>
         </w:tc>
@@ -1449,7 +3085,7 @@
       <w:tr>
         <w:tc>
           <w:tcPr>
-            <w:tcW w:type="dxa" w:w="3402"/>
+            <w:tcW w:type="dxa" w:w="2835"/>
             <w:shd w:val="clear" w:color="auto" w:fill="F2F2F2"/>
           </w:tcPr>
           <w:p>
@@ -1458,13 +3094,13 @@
                 <w:b/>
                 <w:sz w:val="19"/>
               </w:rPr>
-              <w:t>Comite technique (DG ANPE)</w:t>
-            </w:r>
-          </w:p>
-        </w:tc>
-        <w:tc>
-          <w:tcPr>
-            <w:tcW w:type="dxa" w:w="6236"/>
+              <w:t>Portee geographique</w:t>
+            </w:r>
+          </w:p>
+        </w:tc>
+        <w:tc>
+          <w:tcPr>
+            <w:tcW w:type="dxa" w:w="6803"/>
             <w:shd w:val="clear" w:color="auto" w:fill="F2F2F2"/>
           </w:tcPr>
           <w:p>
@@ -1472,75 +3108,1770 @@
               <w:rPr>
                 <w:sz w:val="19"/>
               </w:rPr>
-              <w:t>Validation technique, supervision mensuelle</w:t>
-            </w:r>
-          </w:p>
-        </w:tc>
-      </w:tr>
-      <w:tr>
-        <w:tc>
-          <w:tcPr>
-            <w:tcW w:type="dxa" w:w="3402"/>
-            <w:shd w:val="clear" w:color="auto" w:fill="FFFFFF"/>
-          </w:tcPr>
-          <w:p>
-            <w:r>
-              <w:rPr>
-                <w:b/>
-                <w:sz w:val="19"/>
-              </w:rPr>
-              <w:t>Coordination du PSIE</w:t>
-            </w:r>
-          </w:p>
-        </w:tc>
-        <w:tc>
-          <w:tcPr>
-            <w:tcW w:type="dxa" w:w="6236"/>
-            <w:shd w:val="clear" w:color="auto" w:fill="FFFFFF"/>
-          </w:tcPr>
-          <w:p>
-            <w:r>
-              <w:rPr>
-                <w:sz w:val="19"/>
-              </w:rPr>
-              <w:t>Gestion operationnelle quotidienne</w:t>
-            </w:r>
-          </w:p>
-        </w:tc>
-      </w:tr>
-      <w:tr>
-        <w:tc>
-          <w:tcPr>
-            <w:tcW w:type="dxa" w:w="3402"/>
-            <w:shd w:val="clear" w:color="auto" w:fill="F2F2F2"/>
-          </w:tcPr>
-          <w:p>
-            <w:r>
-              <w:rPr>
-                <w:b/>
-                <w:sz w:val="19"/>
-              </w:rPr>
-              <w:t>Tresor public</w:t>
-            </w:r>
-          </w:p>
-        </w:tc>
-        <w:tc>
-          <w:tcPr>
-            <w:tcW w:type="dxa" w:w="6236"/>
-            <w:shd w:val="clear" w:color="auto" w:fill="F2F2F2"/>
-          </w:tcPr>
-          <w:p>
-            <w:r>
-              <w:rPr>
-                <w:sz w:val="19"/>
-              </w:rPr>
-              <w:t>Paiement direct des salaires sur les comptes des allocataires</w:t>
+              <w:t>12 departements du Benin - couverture nationale via antennes ANPE</w:t>
             </w:r>
           </w:p>
         </w:tc>
       </w:tr>
     </w:tbl>
     <w:p/>
+    <w:p>
+      <w:pPr>
+        <w:pStyle w:val="Heading4"/>
+      </w:pPr>
+      <w:r>
+        <w:rPr>
+          <w:rFonts w:ascii="Calibri" w:hAnsi="Calibri"/>
+        </w:rPr>
+        <w:t>B. Enjeux de politique publique</w:t>
+      </w:r>
+    </w:p>
+    <w:p>
+      <w:r>
+        <w:rPr>
+          <w:b/>
+          <w:i w:val="0"/>
+          <w:sz w:val="21"/>
+        </w:rPr>
+        <w:t>Le PSIE s'inscrit au croisement de cinq enjeux majeurs :</w:t>
+      </w:r>
+    </w:p>
+    <w:p/>
+    <w:p>
+      <w:pPr>
+        <w:pStyle w:val="ListBullet"/>
+        <w:ind w:left="567"/>
+      </w:pPr>
+      <w:r>
+        <w:rPr>
+          <w:b/>
+        </w:rPr>
+        <w:t xml:space="preserve">1. L'enjeu du dividende demographique : </w:t>
+      </w:r>
+      <w:r>
+        <w:t>Avec 4,08 millions de personnes de moins de 40 ans (34 % de la population), le Benin dispose d'un potentiel demographique considerable. Sans emploi productif, ce dividende risque de se transformer en fardeau social. Le PSIE constitue un mecanisme par lequel l'Etat tente de convertir ce potentiel en moteur de croissance economique.</w:t>
+      </w:r>
+    </w:p>
+    <w:p>
+      <w:pPr>
+        <w:pStyle w:val="ListBullet"/>
+        <w:ind w:left="567"/>
+      </w:pPr>
+      <w:r>
+        <w:rPr>
+          <w:b/>
+        </w:rPr>
+        <w:t xml:space="preserve">2. L'enjeu de la formalisation de l'emploi : </w:t>
+      </w:r>
+      <w:r>
+        <w:t>En imposant des contrats CDD formels, l'affiliation obligatoire a la CNSS et l'IRPP, le PSIE s'inscrit dans une logique de formalisation progressive du marche du travail beninois. Chaque allocataire insere represente une unite de travail formelle supplementaire dans l'economie.</w:t>
+      </w:r>
+    </w:p>
+    <w:p>
+      <w:pPr>
+        <w:pStyle w:val="ListBullet"/>
+        <w:ind w:left="567"/>
+      </w:pPr>
+      <w:r>
+        <w:rPr>
+          <w:b/>
+        </w:rPr>
+        <w:t xml:space="preserve">3. L'enjeu de la competitivite des entreprises : </w:t>
+      </w:r>
+      <w:r>
+        <w:t>En permettant aux entreprises d'acceder a des competences qualifiees sans supporter le cout salarial dans un premier temps, le PSIE renforce la competitivite du tissu productif, notamment des PME/PMI. L'enjeu est d'induire une culture durable de valorisation du capital humain qualifie.</w:t>
+      </w:r>
+    </w:p>
+    <w:p>
+      <w:pPr>
+        <w:pStyle w:val="ListBullet"/>
+        <w:ind w:left="567"/>
+      </w:pPr>
+      <w:r>
+        <w:rPr>
+          <w:b/>
+        </w:rPr>
+        <w:t xml:space="preserve">4. L'enjeu de l'articulation formation-emploi : </w:t>
+      </w:r>
+      <w:r>
+        <w:t>Le PSIE cree un mecanisme intermediaire de transition entre la formation initiale et l'emploi durable, permettant aux jeunes d'acquerir une experience professionnelle encadree qui valorise leurs diplomes sur le marche du travail.</w:t>
+      </w:r>
+    </w:p>
+    <w:p>
+      <w:pPr>
+        <w:pStyle w:val="ListBullet"/>
+        <w:ind w:left="567"/>
+      </w:pPr>
+      <w:r>
+        <w:rPr>
+          <w:b/>
+        </w:rPr>
+        <w:t xml:space="preserve">5. L'enjeu de l'equite territoriale : </w:t>
+      </w:r>
+      <w:r>
+        <w:t>Avec 85,5 % des insertions dans le Littoral et l'Atlantique, le PSIE est confronte a un defi d'equite geographique. L'enjeu est d'assurer que les opportunites d'emploi formel se diffusent progressivement vers les regions septentrionales, qui concentrent une part importante de la pauvrete.</w:t>
+      </w:r>
+    </w:p>
+    <w:p>
+      <w:pPr>
+        <w:pStyle w:val="Heading4"/>
+      </w:pPr>
+      <w:r>
+        <w:rPr>
+          <w:rFonts w:ascii="Calibri" w:hAnsi="Calibri"/>
+        </w:rPr>
+        <w:t>C. Effets attendus a trois niveaux</w:t>
+      </w:r>
+    </w:p>
+    <w:p>
+      <w:r>
+        <w:rPr>
+          <w:b/>
+          <w:i w:val="0"/>
+          <w:sz w:val="21"/>
+        </w:rPr>
+        <w:t>Effets immediats (court terme - pendant la periode d'immersion de 24 mois) :</w:t>
+      </w:r>
+    </w:p>
+    <w:tbl>
+      <w:tblPr>
+        <w:tblStyle w:val="TableGrid"/>
+        <w:tblW w:type="auto" w:w="0"/>
+        <w:tblLook w:firstColumn="1" w:firstRow="1" w:lastColumn="0" w:lastRow="0" w:noHBand="0" w:noVBand="1" w:val="04A0"/>
+      </w:tblPr>
+      <w:tblGrid>
+        <w:gridCol w:w="4618"/>
+        <w:gridCol w:w="4618"/>
+      </w:tblGrid>
+      <w:tr>
+        <w:tc>
+          <w:tcPr>
+            <w:tcW w:type="dxa" w:w="2835"/>
+            <w:shd w:val="clear" w:color="auto" w:fill="1F3864"/>
+          </w:tcPr>
+          <w:p>
+            <w:r>
+              <w:rPr>
+                <w:b/>
+                <w:color w:val="FFFFFF"/>
+                <w:sz w:val="19"/>
+              </w:rPr>
+              <w:t>Beneficiaire</w:t>
+            </w:r>
+          </w:p>
+        </w:tc>
+        <w:tc>
+          <w:tcPr>
+            <w:tcW w:type="dxa" w:w="6803"/>
+            <w:shd w:val="clear" w:color="auto" w:fill="1F3864"/>
+          </w:tcPr>
+          <w:p>
+            <w:r>
+              <w:rPr>
+                <w:b/>
+                <w:color w:val="FFFFFF"/>
+                <w:sz w:val="19"/>
+              </w:rPr>
+              <w:t>Effet attendu</w:t>
+            </w:r>
+          </w:p>
+        </w:tc>
+      </w:tr>
+      <w:tr>
+        <w:tc>
+          <w:tcPr>
+            <w:tcW w:type="dxa" w:w="2835"/>
+            <w:shd w:val="clear" w:color="auto" w:fill="F2F2F2"/>
+          </w:tcPr>
+          <w:p>
+            <w:r>
+              <w:rPr>
+                <w:b/>
+                <w:sz w:val="19"/>
+              </w:rPr>
+              <w:t>Jeunes allocataires</w:t>
+            </w:r>
+          </w:p>
+        </w:tc>
+        <w:tc>
+          <w:tcPr>
+            <w:tcW w:type="dxa" w:w="6803"/>
+            <w:shd w:val="clear" w:color="auto" w:fill="F2F2F2"/>
+          </w:tcPr>
+          <w:p>
+            <w:r>
+              <w:rPr>
+                <w:sz w:val="19"/>
+              </w:rPr>
+              <w:t>Acces a un premier emploi formel remunere ; acquisition d'une experience professionnelle encadree ; developpement des competences metiers et transversales</w:t>
+            </w:r>
+          </w:p>
+        </w:tc>
+      </w:tr>
+      <w:tr>
+        <w:tc>
+          <w:tcPr>
+            <w:tcW w:type="dxa" w:w="2835"/>
+            <w:shd w:val="clear" w:color="auto" w:fill="FFFFFF"/>
+          </w:tcPr>
+          <w:p>
+            <w:r>
+              <w:rPr>
+                <w:b/>
+                <w:sz w:val="19"/>
+              </w:rPr>
+              <w:t>Entreprises beneficiaires</w:t>
+            </w:r>
+          </w:p>
+        </w:tc>
+        <w:tc>
+          <w:tcPr>
+            <w:tcW w:type="dxa" w:w="6803"/>
+            <w:shd w:val="clear" w:color="auto" w:fill="FFFFFF"/>
+          </w:tcPr>
+          <w:p>
+            <w:r>
+              <w:rPr>
+                <w:sz w:val="19"/>
+              </w:rPr>
+              <w:t>Acces a des ressources humaines qualifiees a cout nul sur 24 mois ; amelioration de la productivite ; test des profils avant eventuelle embauche permanente</w:t>
+            </w:r>
+          </w:p>
+        </w:tc>
+      </w:tr>
+      <w:tr>
+        <w:tc>
+          <w:tcPr>
+            <w:tcW w:type="dxa" w:w="2835"/>
+            <w:shd w:val="clear" w:color="auto" w:fill="F2F2F2"/>
+          </w:tcPr>
+          <w:p>
+            <w:r>
+              <w:rPr>
+                <w:b/>
+                <w:sz w:val="19"/>
+              </w:rPr>
+              <w:t>Ecosysteme de l'emploi</w:t>
+            </w:r>
+          </w:p>
+        </w:tc>
+        <w:tc>
+          <w:tcPr>
+            <w:tcW w:type="dxa" w:w="6803"/>
+            <w:shd w:val="clear" w:color="auto" w:fill="F2F2F2"/>
+          </w:tcPr>
+          <w:p>
+            <w:r>
+              <w:rPr>
+                <w:sz w:val="19"/>
+              </w:rPr>
+              <w:t>Dynamisation du marche de l'emploi formel ; visibilite accrue des offres via la plateforme PSIE</w:t>
+            </w:r>
+          </w:p>
+        </w:tc>
+      </w:tr>
+    </w:tbl>
+    <w:p/>
+    <w:p>
+      <w:r>
+        <w:rPr>
+          <w:b/>
+          <w:i w:val="0"/>
+          <w:sz w:val="21"/>
+        </w:rPr>
+        <w:t>Effets intermediaires (moyen terme - a la sortie du programme) :</w:t>
+      </w:r>
+    </w:p>
+    <w:tbl>
+      <w:tblPr>
+        <w:tblStyle w:val="TableGrid"/>
+        <w:tblW w:type="auto" w:w="0"/>
+        <w:tblLook w:firstColumn="1" w:firstRow="1" w:lastColumn="0" w:lastRow="0" w:noHBand="0" w:noVBand="1" w:val="04A0"/>
+      </w:tblPr>
+      <w:tblGrid>
+        <w:gridCol w:w="4618"/>
+        <w:gridCol w:w="4618"/>
+      </w:tblGrid>
+      <w:tr>
+        <w:tc>
+          <w:tcPr>
+            <w:tcW w:type="dxa" w:w="2835"/>
+            <w:shd w:val="clear" w:color="auto" w:fill="1F3864"/>
+          </w:tcPr>
+          <w:p>
+            <w:r>
+              <w:rPr>
+                <w:b/>
+                <w:color w:val="FFFFFF"/>
+                <w:sz w:val="19"/>
+              </w:rPr>
+              <w:t>Beneficiaire</w:t>
+            </w:r>
+          </w:p>
+        </w:tc>
+        <w:tc>
+          <w:tcPr>
+            <w:tcW w:type="dxa" w:w="6803"/>
+            <w:shd w:val="clear" w:color="auto" w:fill="1F3864"/>
+          </w:tcPr>
+          <w:p>
+            <w:r>
+              <w:rPr>
+                <w:b/>
+                <w:color w:val="FFFFFF"/>
+                <w:sz w:val="19"/>
+              </w:rPr>
+              <w:t>Effet attendu</w:t>
+            </w:r>
+          </w:p>
+        </w:tc>
+      </w:tr>
+      <w:tr>
+        <w:tc>
+          <w:tcPr>
+            <w:tcW w:type="dxa" w:w="2835"/>
+            <w:shd w:val="clear" w:color="auto" w:fill="F2F2F2"/>
+          </w:tcPr>
+          <w:p>
+            <w:r>
+              <w:rPr>
+                <w:b/>
+                <w:sz w:val="19"/>
+              </w:rPr>
+              <w:t>Jeunes allocataires</w:t>
+            </w:r>
+          </w:p>
+        </w:tc>
+        <w:tc>
+          <w:tcPr>
+            <w:tcW w:type="dxa" w:w="6803"/>
+            <w:shd w:val="clear" w:color="auto" w:fill="F2F2F2"/>
+          </w:tcPr>
+          <w:p>
+            <w:r>
+              <w:rPr>
+                <w:sz w:val="19"/>
+              </w:rPr>
+              <w:t>Amelioration de l'employabilite ; insertion durable en emploi salarie ou auto-emploi ; reduction du chomage de longue duree des diplomes</w:t>
+            </w:r>
+          </w:p>
+        </w:tc>
+      </w:tr>
+      <w:tr>
+        <w:tc>
+          <w:tcPr>
+            <w:tcW w:type="dxa" w:w="2835"/>
+            <w:shd w:val="clear" w:color="auto" w:fill="FFFFFF"/>
+          </w:tcPr>
+          <w:p>
+            <w:r>
+              <w:rPr>
+                <w:b/>
+                <w:sz w:val="19"/>
+              </w:rPr>
+              <w:t>Entreprises</w:t>
+            </w:r>
+          </w:p>
+        </w:tc>
+        <w:tc>
+          <w:tcPr>
+            <w:tcW w:type="dxa" w:w="6803"/>
+            <w:shd w:val="clear" w:color="auto" w:fill="FFFFFF"/>
+          </w:tcPr>
+          <w:p>
+            <w:r>
+              <w:rPr>
+                <w:sz w:val="19"/>
+              </w:rPr>
+              <w:t>Modification durable des comportements d'embauche (reduction de la reticence a recruter) ; renforcement des capacites RH</w:t>
+            </w:r>
+          </w:p>
+        </w:tc>
+      </w:tr>
+      <w:tr>
+        <w:tc>
+          <w:tcPr>
+            <w:tcW w:type="dxa" w:w="2835"/>
+            <w:shd w:val="clear" w:color="auto" w:fill="F2F2F2"/>
+          </w:tcPr>
+          <w:p>
+            <w:r>
+              <w:rPr>
+                <w:b/>
+                <w:sz w:val="19"/>
+              </w:rPr>
+              <w:t>Marche du travail</w:t>
+            </w:r>
+          </w:p>
+        </w:tc>
+        <w:tc>
+          <w:tcPr>
+            <w:tcW w:type="dxa" w:w="6803"/>
+            <w:shd w:val="clear" w:color="auto" w:fill="F2F2F2"/>
+          </w:tcPr>
+          <w:p>
+            <w:r>
+              <w:rPr>
+                <w:sz w:val="19"/>
+              </w:rPr>
+              <w:t>Reduction du taux de sous-emploi des jeunes ; augmentation du volume d'emplois formels</w:t>
+            </w:r>
+          </w:p>
+        </w:tc>
+      </w:tr>
+    </w:tbl>
+    <w:p/>
+    <w:p>
+      <w:r>
+        <w:rPr>
+          <w:b/>
+          <w:i w:val="0"/>
+          <w:sz w:val="21"/>
+        </w:rPr>
+        <w:t>Effets a long terme (impact - 3 a 5 ans apres le programme) :</w:t>
+      </w:r>
+    </w:p>
+    <w:tbl>
+      <w:tblPr>
+        <w:tblStyle w:val="TableGrid"/>
+        <w:tblW w:type="auto" w:w="0"/>
+        <w:tblLook w:firstColumn="1" w:firstRow="1" w:lastColumn="0" w:lastRow="0" w:noHBand="0" w:noVBand="1" w:val="04A0"/>
+      </w:tblPr>
+      <w:tblGrid>
+        <w:gridCol w:w="4618"/>
+        <w:gridCol w:w="4618"/>
+      </w:tblGrid>
+      <w:tr>
+        <w:tc>
+          <w:tcPr>
+            <w:tcW w:type="dxa" w:w="2268"/>
+            <w:shd w:val="clear" w:color="auto" w:fill="1F3864"/>
+          </w:tcPr>
+          <w:p>
+            <w:r>
+              <w:rPr>
+                <w:b/>
+                <w:color w:val="FFFFFF"/>
+                <w:sz w:val="19"/>
+              </w:rPr>
+              <w:t>Niveau</w:t>
+            </w:r>
+          </w:p>
+        </w:tc>
+        <w:tc>
+          <w:tcPr>
+            <w:tcW w:type="dxa" w:w="7370"/>
+            <w:shd w:val="clear" w:color="auto" w:fill="1F3864"/>
+          </w:tcPr>
+          <w:p>
+            <w:r>
+              <w:rPr>
+                <w:b/>
+                <w:color w:val="FFFFFF"/>
+                <w:sz w:val="19"/>
+              </w:rPr>
+              <w:t>Impact attendu</w:t>
+            </w:r>
+          </w:p>
+        </w:tc>
+      </w:tr>
+      <w:tr>
+        <w:tc>
+          <w:tcPr>
+            <w:tcW w:type="dxa" w:w="2268"/>
+            <w:shd w:val="clear" w:color="auto" w:fill="F2F2F2"/>
+          </w:tcPr>
+          <w:p>
+            <w:r>
+              <w:rPr>
+                <w:b/>
+                <w:sz w:val="19"/>
+              </w:rPr>
+              <w:t>Individuel</w:t>
+            </w:r>
+          </w:p>
+        </w:tc>
+        <w:tc>
+          <w:tcPr>
+            <w:tcW w:type="dxa" w:w="7370"/>
+            <w:shd w:val="clear" w:color="auto" w:fill="F2F2F2"/>
+          </w:tcPr>
+          <w:p>
+            <w:r>
+              <w:rPr>
+                <w:sz w:val="19"/>
+              </w:rPr>
+              <w:t>Amelioration durable des revenus des anciens beneficiaires ; reduction de la vulnerabilite economique des menages</w:t>
+            </w:r>
+          </w:p>
+        </w:tc>
+      </w:tr>
+      <w:tr>
+        <w:tc>
+          <w:tcPr>
+            <w:tcW w:type="dxa" w:w="2268"/>
+            <w:shd w:val="clear" w:color="auto" w:fill="FFFFFF"/>
+          </w:tcPr>
+          <w:p>
+            <w:r>
+              <w:rPr>
+                <w:b/>
+                <w:sz w:val="19"/>
+              </w:rPr>
+              <w:t>Sectoriel</w:t>
+            </w:r>
+          </w:p>
+        </w:tc>
+        <w:tc>
+          <w:tcPr>
+            <w:tcW w:type="dxa" w:w="7370"/>
+            <w:shd w:val="clear" w:color="auto" w:fill="FFFFFF"/>
+          </w:tcPr>
+          <w:p>
+            <w:r>
+              <w:rPr>
+                <w:sz w:val="19"/>
+              </w:rPr>
+              <w:t>Augmentation de la productivite dans les secteurs d'accueil ; diffusion d'une culture du travail qualifie dans les PME/PMI</w:t>
+            </w:r>
+          </w:p>
+        </w:tc>
+      </w:tr>
+      <w:tr>
+        <w:tc>
+          <w:tcPr>
+            <w:tcW w:type="dxa" w:w="2268"/>
+            <w:shd w:val="clear" w:color="auto" w:fill="F2F2F2"/>
+          </w:tcPr>
+          <w:p>
+            <w:r>
+              <w:rPr>
+                <w:b/>
+                <w:sz w:val="19"/>
+              </w:rPr>
+              <w:t>Macroeconomique</w:t>
+            </w:r>
+          </w:p>
+        </w:tc>
+        <w:tc>
+          <w:tcPr>
+            <w:tcW w:type="dxa" w:w="7370"/>
+            <w:shd w:val="clear" w:color="auto" w:fill="F2F2F2"/>
+          </w:tcPr>
+          <w:p>
+            <w:r>
+              <w:rPr>
+                <w:sz w:val="19"/>
+              </w:rPr>
+              <w:t>Contribution a la reduction du taux de sous-emploi des jeunes (actuellement 72 %) ; appui aux objectifs du PAG sur la croissance inclusive</w:t>
+            </w:r>
+          </w:p>
+        </w:tc>
+      </w:tr>
+    </w:tbl>
+    <w:p/>
+    <w:p>
+      <w:r>
+        <w:br w:type="page"/>
+      </w:r>
+    </w:p>
+    <w:p>
+      <w:pPr>
+        <w:pStyle w:val="Heading3"/>
+      </w:pPr>
+      <w:r>
+        <w:rPr>
+          <w:rFonts w:ascii="Calibri" w:hAnsi="Calibri"/>
+          <w:color w:val="1F558D"/>
+        </w:rPr>
+        <w:t>1.4.4 Theorie de changement du PSIE</w:t>
+      </w:r>
+    </w:p>
+    <w:p>
+      <w:r>
+        <w:rPr>
+          <w:b w:val="0"/>
+          <w:i/>
+          <w:sz w:val="21"/>
+        </w:rPr>
+        <w:t>La theorie de changement (TdC) du PSIE est la representation explicite de la logique causale par laquelle le programme entend produire les changements attendus sur le marche du travail beninois. Elle articule le probleme central, les hypotheses causales, les mecanismes d'intervention et la chaine de resultats.</w:t>
+      </w:r>
+    </w:p>
+    <w:p>
+      <w:pPr>
+        <w:pStyle w:val="Heading4"/>
+      </w:pPr>
+      <w:r>
+        <w:rPr>
+          <w:rFonts w:ascii="Calibri" w:hAnsi="Calibri"/>
+        </w:rPr>
+        <w:t>A. Enonce du probleme central</w:t>
+      </w:r>
+    </w:p>
+    <w:p>
+      <w:r>
+        <w:rPr>
+          <w:b w:val="0"/>
+          <w:i w:val="0"/>
+          <w:sz w:val="21"/>
+        </w:rPr>
+        <w:t>Le PSIE part d'un double constat de blocage structurel :</w:t>
+      </w:r>
+    </w:p>
+    <w:p>
+      <w:pPr>
+        <w:ind w:left="567" w:right="567"/>
+      </w:pPr>
+      <w:r>
+        <w:rPr>
+          <w:i/>
+          <w:color w:val="444444"/>
+        </w:rPr>
+        <w:t>Cote offre : Les jeunes diplomes (BAC a Master) sont en nombre croissant mais peinent a acceder au marche du travail formel faute d'experience professionnelle. Sans premier emploi, ils ne peuvent acquerir cette experience ; sans experience, ils ne peuvent decrocher un premier emploi - un cercle vicieux qui les condamne au sous-emploi informel ou au chomage (72 %, INSAE 2017).</w:t>
+      </w:r>
+    </w:p>
+    <w:p>
+      <w:pPr>
+        <w:ind w:left="567" w:right="567"/>
+      </w:pPr>
+      <w:r>
+        <w:rPr>
+          <w:i/>
+          <w:color w:val="444444"/>
+        </w:rPr>
+        <w:t>Cote demande : Les entreprises - en particulier les PME/PMI - ont des besoins reels mais hesitent a embaucher en raison de la charge salariale immediate qu'elles doivent assumer sans garantie de retour sur investissement.</w:t>
+      </w:r>
+    </w:p>
+    <w:p>
+      <w:r>
+        <w:rPr>
+          <w:b/>
+          <w:i w:val="0"/>
+          <w:sz w:val="21"/>
+        </w:rPr>
+        <w:t>Le noeud causal :</w:t>
+      </w:r>
+    </w:p>
+    <w:p>
+      <w:r>
+        <w:rPr>
+          <w:b w:val="0"/>
+          <w:i w:val="0"/>
+          <w:sz w:val="21"/>
+        </w:rPr>
+        <w:t>La rencontre entre l'offre et la demande de travail qualifie est bloquee par une asymetrie d'information et une contrainte financiere a l'embauche. Ni les jeunes ne peuvent demontrer leur valeur productive sans acces a un emploi, ni les entreprises ne peuvent s'assurer de la qualite d'un candidat sans l'avoir mis a l'epreuve.</w:t>
+      </w:r>
+    </w:p>
+    <w:p>
+      <w:pPr>
+        <w:pStyle w:val="Heading4"/>
+      </w:pPr>
+      <w:r>
+        <w:rPr>
+          <w:rFonts w:ascii="Calibri" w:hAnsi="Calibri"/>
+        </w:rPr>
+        <w:t>B. Logique causale (Si... Alors...)</w:t>
+      </w:r>
+    </w:p>
+    <w:p>
+      <w:r>
+        <w:rPr>
+          <w:b/>
+          <w:i w:val="0"/>
+          <w:sz w:val="21"/>
+        </w:rPr>
+        <w:t>Le PSIE repose sur une chaine causale en quatre liens :</w:t>
+      </w:r>
+    </w:p>
+    <w:p>
+      <w:pPr>
+        <w:pStyle w:val="ListBullet"/>
+        <w:ind w:left="567"/>
+      </w:pPr>
+      <w:r>
+        <w:rPr>
+          <w:sz w:val="21"/>
+        </w:rPr>
+        <w:t>Lien 1 : Si l'Etat prend en charge 100 % du cout salarial pendant 24 mois, ALORS la contrainte financiere a l'embauche est levee pour les entreprises.</w:t>
+      </w:r>
+    </w:p>
+    <w:p>
+      <w:pPr>
+        <w:pStyle w:val="ListBullet"/>
+        <w:ind w:left="567"/>
+      </w:pPr>
+      <w:r>
+        <w:rPr>
+          <w:sz w:val="21"/>
+        </w:rPr>
+        <w:t>Lien 2 : Si la contrainte financiere est levee ET qu'un mecanisme de selection rigoureux permet d'apparier les profils avec les besoins des entreprises, ALORS les entreprises augmenteront leur volume d'embauche de jeunes qualifies.</w:t>
+      </w:r>
+    </w:p>
+    <w:p>
+      <w:pPr>
+        <w:pStyle w:val="ListBullet"/>
+        <w:ind w:left="567"/>
+      </w:pPr>
+      <w:r>
+        <w:rPr>
+          <w:sz w:val="21"/>
+        </w:rPr>
+        <w:t>Lien 3 : Si les jeunes sont mis en immersion dans des entreprises encadrees par des tuteurs/mentors ET beneficient d'un accompagnement a l'employabilite, ALORS ils acquierent une experience professionnelle qui ameliore durablement leur employabilite.</w:t>
+      </w:r>
+    </w:p>
+    <w:p>
+      <w:pPr>
+        <w:pStyle w:val="ListBullet"/>
+        <w:ind w:left="567"/>
+      </w:pPr>
+      <w:r>
+        <w:rPr>
+          <w:sz w:val="21"/>
+        </w:rPr>
+        <w:t>Lien 4 : Si les jeunes demontrent leur valeur productive ET que les entreprises revisent positivement leur perception du risque, ALORS une insertion durable devient plus probable.</w:t>
+      </w:r>
+    </w:p>
+    <w:p>
+      <w:pPr>
+        <w:pStyle w:val="Heading4"/>
+      </w:pPr>
+      <w:r>
+        <w:rPr>
+          <w:rFonts w:ascii="Calibri" w:hAnsi="Calibri"/>
+        </w:rPr>
+        <w:t>C. Representation schematique de la theorie de changement</w:t>
+      </w:r>
+    </w:p>
+    <w:p>
+      <w:pPr>
+        <w:ind w:left="283"/>
+      </w:pPr>
+      <w:r>
+        <w:rPr>
+          <w:rFonts w:ascii="Courier New" w:hAnsi="Courier New"/>
+          <w:color w:val="222222"/>
+          <w:sz w:val="17"/>
+        </w:rPr>
+        <w:t>PROBLEME CENTRAL</w:t>
+      </w:r>
+    </w:p>
+    <w:p>
+      <w:pPr>
+        <w:ind w:left="283"/>
+      </w:pPr>
+      <w:r>
+        <w:rPr>
+          <w:rFonts w:ascii="Courier New" w:hAnsi="Courier New"/>
+          <w:color w:val="222222"/>
+          <w:sz w:val="17"/>
+        </w:rPr>
+        <w:t xml:space="preserve">  Taux de sous-emploi des jeunes : 72 % (INSAE, 2017)</w:t>
+      </w:r>
+    </w:p>
+    <w:p>
+      <w:pPr>
+        <w:ind w:left="283"/>
+      </w:pPr>
+      <w:r>
+        <w:rPr>
+          <w:rFonts w:ascii="Courier New" w:hAnsi="Courier New"/>
+          <w:color w:val="222222"/>
+          <w:sz w:val="17"/>
+        </w:rPr>
+        <w:t xml:space="preserve">  CAUSE 1 : Jeunes diplomes sans experience -&gt; non recrutables</w:t>
+      </w:r>
+    </w:p>
+    <w:p>
+      <w:pPr>
+        <w:ind w:left="283"/>
+      </w:pPr>
+      <w:r>
+        <w:rPr>
+          <w:rFonts w:ascii="Courier New" w:hAnsi="Courier New"/>
+          <w:color w:val="222222"/>
+          <w:sz w:val="17"/>
+        </w:rPr>
+        <w:t xml:space="preserve">  CAUSE 2 : Entreprises reticentes a embaucher (charges salariales)</w:t>
+      </w:r>
+    </w:p>
+    <w:p>
+      <w:pPr>
+        <w:ind w:left="283"/>
+      </w:pPr>
+      <w:r>
+        <w:rPr>
+          <w:rFonts w:ascii="Courier New" w:hAnsi="Courier New"/>
+          <w:color w:val="222222"/>
+          <w:sz w:val="17"/>
+        </w:rPr>
+        <w:t xml:space="preserve">           |</w:t>
+      </w:r>
+    </w:p>
+    <w:p>
+      <w:pPr>
+        <w:ind w:left="283"/>
+      </w:pPr>
+      <w:r>
+        <w:rPr>
+          <w:rFonts w:ascii="Courier New" w:hAnsi="Courier New"/>
+          <w:color w:val="222222"/>
+          <w:sz w:val="17"/>
+        </w:rPr>
+        <w:t xml:space="preserve">           v</w:t>
+      </w:r>
+    </w:p>
+    <w:p>
+      <w:pPr>
+        <w:ind w:left="283"/>
+      </w:pPr>
+      <w:r>
+        <w:rPr>
+          <w:rFonts w:ascii="Courier New" w:hAnsi="Courier New"/>
+          <w:color w:val="222222"/>
+          <w:sz w:val="17"/>
+        </w:rPr>
+        <w:t>INTRANTS</w:t>
+      </w:r>
+    </w:p>
+    <w:p>
+      <w:pPr>
+        <w:ind w:left="283"/>
+      </w:pPr>
+      <w:r>
+        <w:rPr>
+          <w:rFonts w:ascii="Courier New" w:hAnsi="Courier New"/>
+          <w:color w:val="222222"/>
+          <w:sz w:val="17"/>
+        </w:rPr>
+        <w:t xml:space="preserve">  * Budget de l'Etat : 46,60 milliards FCFA sur 5 ans</w:t>
+      </w:r>
+    </w:p>
+    <w:p>
+      <w:pPr>
+        <w:ind w:left="283"/>
+      </w:pPr>
+      <w:r>
+        <w:rPr>
+          <w:rFonts w:ascii="Courier New" w:hAnsi="Courier New"/>
+          <w:color w:val="222222"/>
+          <w:sz w:val="17"/>
+        </w:rPr>
+        <w:t xml:space="preserve">  * Infrastructure ANPE : plateforme numerique, reseau territorial (12 departements)</w:t>
+      </w:r>
+    </w:p>
+    <w:p>
+      <w:pPr>
+        <w:ind w:left="283"/>
+      </w:pPr>
+      <w:r>
+        <w:rPr>
+          <w:rFonts w:ascii="Courier New" w:hAnsi="Courier New"/>
+          <w:color w:val="222222"/>
+          <w:sz w:val="17"/>
+        </w:rPr>
+        <w:t xml:space="preserve">  * Unite de Coordination PSIE (Presidence de la Republique)</w:t>
+      </w:r>
+    </w:p>
+    <w:p>
+      <w:pPr>
+        <w:ind w:left="283"/>
+      </w:pPr>
+      <w:r>
+        <w:rPr>
+          <w:rFonts w:ascii="Courier New" w:hAnsi="Courier New"/>
+          <w:color w:val="222222"/>
+          <w:sz w:val="17"/>
+        </w:rPr>
+        <w:t xml:space="preserve">  * Panels d'experts recruteurs (6 327 experts mobilises au cumul)</w:t>
+      </w:r>
+    </w:p>
+    <w:p>
+      <w:pPr>
+        <w:ind w:left="283"/>
+      </w:pPr>
+      <w:r>
+        <w:rPr>
+          <w:rFonts w:ascii="Courier New" w:hAnsi="Courier New"/>
+          <w:color w:val="222222"/>
+          <w:sz w:val="17"/>
+        </w:rPr>
+        <w:t xml:space="preserve">           |</w:t>
+      </w:r>
+    </w:p>
+    <w:p>
+      <w:pPr>
+        <w:ind w:left="283"/>
+      </w:pPr>
+      <w:r>
+        <w:rPr>
+          <w:rFonts w:ascii="Courier New" w:hAnsi="Courier New"/>
+          <w:color w:val="222222"/>
+          <w:sz w:val="17"/>
+        </w:rPr>
+        <w:t xml:space="preserve">           v</w:t>
+      </w:r>
+    </w:p>
+    <w:p>
+      <w:pPr>
+        <w:ind w:left="283"/>
+      </w:pPr>
+      <w:r>
+        <w:rPr>
+          <w:rFonts w:ascii="Courier New" w:hAnsi="Courier New"/>
+          <w:color w:val="222222"/>
+          <w:sz w:val="17"/>
+        </w:rPr>
+        <w:t>ACTIVITES</w:t>
+      </w:r>
+    </w:p>
+    <w:p>
+      <w:pPr>
+        <w:ind w:left="283"/>
+      </w:pPr>
+      <w:r>
+        <w:rPr>
+          <w:rFonts w:ascii="Courier New" w:hAnsi="Courier New"/>
+          <w:color w:val="222222"/>
+          <w:sz w:val="17"/>
+        </w:rPr>
+        <w:t xml:space="preserve">  A1. Information-communication    A6. Formation tuteurs/mentors</w:t>
+      </w:r>
+    </w:p>
+    <w:p>
+      <w:pPr>
+        <w:ind w:left="283"/>
+      </w:pPr>
+      <w:r>
+        <w:rPr>
+          <w:rFonts w:ascii="Courier New" w:hAnsi="Courier New"/>
+          <w:color w:val="222222"/>
+          <w:sz w:val="17"/>
+        </w:rPr>
+        <w:t xml:space="preserve">  A2. Inscription des entreprises  A7. Mise en emploi + paiement salaires (Tresor)</w:t>
+      </w:r>
+    </w:p>
+    <w:p>
+      <w:pPr>
+        <w:ind w:left="283"/>
+      </w:pPr>
+      <w:r>
+        <w:rPr>
+          <w:rFonts w:ascii="Courier New" w:hAnsi="Courier New"/>
+          <w:color w:val="222222"/>
+          <w:sz w:val="17"/>
+        </w:rPr>
+        <w:t xml:space="preserve">  A3. Inscription des candidats    A8. Suivi mensuel presence et performances</w:t>
+      </w:r>
+    </w:p>
+    <w:p>
+      <w:pPr>
+        <w:ind w:left="283"/>
+      </w:pPr>
+      <w:r>
+        <w:rPr>
+          <w:rFonts w:ascii="Courier New" w:hAnsi="Courier New"/>
+          <w:color w:val="222222"/>
+          <w:sz w:val="17"/>
+        </w:rPr>
+        <w:t xml:space="preserve">  A4. Selection (panels experts)   A9. Ateliers renforcement des capacites</w:t>
+      </w:r>
+    </w:p>
+    <w:p>
+      <w:pPr>
+        <w:ind w:left="283"/>
+      </w:pPr>
+      <w:r>
+        <w:rPr>
+          <w:rFonts w:ascii="Courier New" w:hAnsi="Courier New"/>
+          <w:color w:val="222222"/>
+          <w:sz w:val="17"/>
+        </w:rPr>
+        <w:t xml:space="preserve">  A5. Formation pre-immersion      A10. Dispositif post-programme et suivi alumni</w:t>
+      </w:r>
+    </w:p>
+    <w:p>
+      <w:pPr>
+        <w:ind w:left="283"/>
+      </w:pPr>
+      <w:r>
+        <w:rPr>
+          <w:rFonts w:ascii="Courier New" w:hAnsi="Courier New"/>
+          <w:color w:val="222222"/>
+          <w:sz w:val="17"/>
+        </w:rPr>
+        <w:t xml:space="preserve">           |</w:t>
+      </w:r>
+    </w:p>
+    <w:p>
+      <w:pPr>
+        <w:ind w:left="283"/>
+      </w:pPr>
+      <w:r>
+        <w:rPr>
+          <w:rFonts w:ascii="Courier New" w:hAnsi="Courier New"/>
+          <w:color w:val="222222"/>
+          <w:sz w:val="17"/>
+        </w:rPr>
+        <w:t xml:space="preserve">           v</w:t>
+      </w:r>
+    </w:p>
+    <w:p>
+      <w:pPr>
+        <w:ind w:left="283"/>
+      </w:pPr>
+      <w:r>
+        <w:rPr>
+          <w:rFonts w:ascii="Courier New" w:hAnsi="Courier New"/>
+          <w:color w:val="222222"/>
+          <w:sz w:val="17"/>
+        </w:rPr>
+        <w:t>EXTRANTS (Outputs) - cumul juil. 2020 - sept. 2025</w:t>
+      </w:r>
+    </w:p>
+    <w:p>
+      <w:pPr>
+        <w:ind w:left="283"/>
+      </w:pPr>
+      <w:r>
+        <w:rPr>
+          <w:rFonts w:ascii="Courier New" w:hAnsi="Courier New"/>
+          <w:color w:val="222222"/>
+          <w:sz w:val="17"/>
+        </w:rPr>
+        <w:t xml:space="preserve">  * 2 067 entreprises eligibles et engagees</w:t>
+      </w:r>
+    </w:p>
+    <w:p>
+      <w:pPr>
+        <w:ind w:left="283"/>
+      </w:pPr>
+      <w:r>
+        <w:rPr>
+          <w:rFonts w:ascii="Courier New" w:hAnsi="Courier New"/>
+          <w:color w:val="222222"/>
+          <w:sz w:val="17"/>
+        </w:rPr>
+        <w:t xml:space="preserve">  * 11 509 postes valides et publies</w:t>
+      </w:r>
+    </w:p>
+    <w:p>
+      <w:pPr>
+        <w:ind w:left="283"/>
+      </w:pPr>
+      <w:r>
+        <w:rPr>
+          <w:rFonts w:ascii="Courier New" w:hAnsi="Courier New"/>
+          <w:color w:val="222222"/>
+          <w:sz w:val="17"/>
+        </w:rPr>
+        <w:t xml:space="preserve">  * 137 086 candidats interviewes</w:t>
+      </w:r>
+    </w:p>
+    <w:p>
+      <w:pPr>
+        <w:ind w:left="283"/>
+      </w:pPr>
+      <w:r>
+        <w:rPr>
+          <w:rFonts w:ascii="Courier New" w:hAnsi="Courier New"/>
+          <w:color w:val="222222"/>
+          <w:sz w:val="17"/>
+        </w:rPr>
+        <w:t xml:space="preserve">  * 9 263 allocataires mis en emploi</w:t>
+      </w:r>
+    </w:p>
+    <w:p>
+      <w:pPr>
+        <w:ind w:left="283"/>
+      </w:pPr>
+      <w:r>
+        <w:rPr>
+          <w:rFonts w:ascii="Courier New" w:hAnsi="Courier New"/>
+          <w:color w:val="222222"/>
+          <w:sz w:val="17"/>
+        </w:rPr>
+        <w:t xml:space="preserve">  * 18,3 milliards FCFA de salaires verses</w:t>
+      </w:r>
+    </w:p>
+    <w:p>
+      <w:pPr>
+        <w:ind w:left="283"/>
+      </w:pPr>
+      <w:r>
+        <w:rPr>
+          <w:rFonts w:ascii="Courier New" w:hAnsi="Courier New"/>
+          <w:color w:val="222222"/>
+          <w:sz w:val="17"/>
+        </w:rPr>
+        <w:t xml:space="preserve">           |</w:t>
+      </w:r>
+    </w:p>
+    <w:p>
+      <w:pPr>
+        <w:ind w:left="283"/>
+      </w:pPr>
+      <w:r>
+        <w:rPr>
+          <w:rFonts w:ascii="Courier New" w:hAnsi="Courier New"/>
+          <w:color w:val="222222"/>
+          <w:sz w:val="17"/>
+        </w:rPr>
+        <w:t xml:space="preserve">           v</w:t>
+      </w:r>
+    </w:p>
+    <w:p>
+      <w:pPr>
+        <w:ind w:left="283"/>
+      </w:pPr>
+      <w:r>
+        <w:rPr>
+          <w:rFonts w:ascii="Courier New" w:hAnsi="Courier New"/>
+          <w:color w:val="222222"/>
+          <w:sz w:val="17"/>
+        </w:rPr>
+        <w:t>RESULTATS IMMEDIATS (Outcomes)</w:t>
+      </w:r>
+    </w:p>
+    <w:p>
+      <w:pPr>
+        <w:ind w:left="283"/>
+      </w:pPr>
+      <w:r>
+        <w:rPr>
+          <w:rFonts w:ascii="Courier New" w:hAnsi="Courier New"/>
+          <w:color w:val="222222"/>
+          <w:sz w:val="17"/>
+        </w:rPr>
+        <w:t xml:space="preserve">  R1 : Mesures d'accompagnement a l'employabilite initiees et mises en oeuvre</w:t>
+      </w:r>
+    </w:p>
+    <w:p>
+      <w:pPr>
+        <w:ind w:left="283"/>
+      </w:pPr>
+      <w:r>
+        <w:rPr>
+          <w:rFonts w:ascii="Courier New" w:hAnsi="Courier New"/>
+          <w:color w:val="222222"/>
+          <w:sz w:val="17"/>
+        </w:rPr>
+        <w:t xml:space="preserve">       -&gt; Jeunes mieux armes pour le marche du travail</w:t>
+      </w:r>
+    </w:p>
+    <w:p>
+      <w:pPr>
+        <w:ind w:left="283"/>
+      </w:pPr>
+      <w:r>
+        <w:rPr>
+          <w:rFonts w:ascii="Courier New" w:hAnsi="Courier New"/>
+          <w:color w:val="222222"/>
+          <w:sz w:val="17"/>
+        </w:rPr>
+        <w:t xml:space="preserve">  R2 : 2 000 jeunes/an en emploi formel, remunere et protege (CNSS, IRPP)</w:t>
+      </w:r>
+    </w:p>
+    <w:p>
+      <w:pPr>
+        <w:ind w:left="283"/>
+      </w:pPr>
+      <w:r>
+        <w:rPr>
+          <w:rFonts w:ascii="Courier New" w:hAnsi="Courier New"/>
+          <w:color w:val="222222"/>
+          <w:sz w:val="17"/>
+        </w:rPr>
+        <w:t xml:space="preserve">       -&gt; Experience professionnelle documentee (CV, references employeurs)</w:t>
+      </w:r>
+    </w:p>
+    <w:p>
+      <w:pPr>
+        <w:ind w:left="283"/>
+      </w:pPr>
+      <w:r>
+        <w:rPr>
+          <w:rFonts w:ascii="Courier New" w:hAnsi="Courier New"/>
+          <w:color w:val="222222"/>
+          <w:sz w:val="17"/>
+        </w:rPr>
+        <w:t xml:space="preserve">       -&gt; Entreprises testent le profil des allocataires sans risque financier</w:t>
+      </w:r>
+    </w:p>
+    <w:p>
+      <w:pPr>
+        <w:ind w:left="283"/>
+      </w:pPr>
+      <w:r>
+        <w:rPr>
+          <w:rFonts w:ascii="Courier New" w:hAnsi="Courier New"/>
+          <w:color w:val="222222"/>
+          <w:sz w:val="17"/>
+        </w:rPr>
+        <w:t xml:space="preserve">           |</w:t>
+      </w:r>
+    </w:p>
+    <w:p>
+      <w:pPr>
+        <w:ind w:left="283"/>
+      </w:pPr>
+      <w:r>
+        <w:rPr>
+          <w:rFonts w:ascii="Courier New" w:hAnsi="Courier New"/>
+          <w:color w:val="222222"/>
+          <w:sz w:val="17"/>
+        </w:rPr>
+        <w:t xml:space="preserve">           v</w:t>
+      </w:r>
+    </w:p>
+    <w:p>
+      <w:pPr>
+        <w:ind w:left="283"/>
+      </w:pPr>
+      <w:r>
+        <w:rPr>
+          <w:rFonts w:ascii="Courier New" w:hAnsi="Courier New"/>
+          <w:color w:val="222222"/>
+          <w:sz w:val="17"/>
+        </w:rPr>
+        <w:t>RESULTATS INTERMEDIAIRES</w:t>
+      </w:r>
+    </w:p>
+    <w:p>
+      <w:pPr>
+        <w:ind w:left="283"/>
+      </w:pPr>
+      <w:r>
+        <w:rPr>
+          <w:rFonts w:ascii="Courier New" w:hAnsi="Courier New"/>
+          <w:color w:val="222222"/>
+          <w:sz w:val="17"/>
+        </w:rPr>
+        <w:t xml:space="preserve">  * Taux d'insertion durable post-programme [a mesurer en Phase 2]</w:t>
+      </w:r>
+    </w:p>
+    <w:p>
+      <w:pPr>
+        <w:ind w:left="283"/>
+      </w:pPr>
+      <w:r>
+        <w:rPr>
+          <w:rFonts w:ascii="Courier New" w:hAnsi="Courier New"/>
+          <w:color w:val="222222"/>
+          <w:sz w:val="17"/>
+        </w:rPr>
+        <w:t xml:space="preserve">  * Revision a la hausse des comportements d'embauche des entreprises</w:t>
+      </w:r>
+    </w:p>
+    <w:p>
+      <w:pPr>
+        <w:ind w:left="283"/>
+      </w:pPr>
+      <w:r>
+        <w:rPr>
+          <w:rFonts w:ascii="Courier New" w:hAnsi="Courier New"/>
+          <w:color w:val="222222"/>
+          <w:sz w:val="17"/>
+        </w:rPr>
+        <w:t xml:space="preserve">  * Reduction de l'inadequation formation-emploi</w:t>
+      </w:r>
+    </w:p>
+    <w:p>
+      <w:pPr>
+        <w:ind w:left="283"/>
+      </w:pPr>
+      <w:r>
+        <w:rPr>
+          <w:rFonts w:ascii="Courier New" w:hAnsi="Courier New"/>
+          <w:color w:val="222222"/>
+          <w:sz w:val="17"/>
+        </w:rPr>
+        <w:t xml:space="preserve">  * Augmentation du volume d'emplois formels dans l'economie</w:t>
+      </w:r>
+    </w:p>
+    <w:p>
+      <w:pPr>
+        <w:ind w:left="283"/>
+      </w:pPr>
+      <w:r>
+        <w:rPr>
+          <w:rFonts w:ascii="Courier New" w:hAnsi="Courier New"/>
+          <w:color w:val="222222"/>
+          <w:sz w:val="17"/>
+        </w:rPr>
+        <w:t xml:space="preserve">           |</w:t>
+      </w:r>
+    </w:p>
+    <w:p>
+      <w:pPr>
+        <w:ind w:left="283"/>
+      </w:pPr>
+      <w:r>
+        <w:rPr>
+          <w:rFonts w:ascii="Courier New" w:hAnsi="Courier New"/>
+          <w:color w:val="222222"/>
+          <w:sz w:val="17"/>
+        </w:rPr>
+        <w:t xml:space="preserve">           v</w:t>
+      </w:r>
+    </w:p>
+    <w:p>
+      <w:pPr>
+        <w:ind w:left="283"/>
+      </w:pPr>
+      <w:r>
+        <w:rPr>
+          <w:rFonts w:ascii="Courier New" w:hAnsi="Courier New"/>
+          <w:color w:val="222222"/>
+          <w:sz w:val="17"/>
+        </w:rPr>
+        <w:t>IMPACT VISE</w:t>
+      </w:r>
+    </w:p>
+    <w:p>
+      <w:pPr>
+        <w:ind w:left="283"/>
+      </w:pPr>
+      <w:r>
+        <w:rPr>
+          <w:rFonts w:ascii="Courier New" w:hAnsi="Courier New"/>
+          <w:color w:val="222222"/>
+          <w:sz w:val="17"/>
+        </w:rPr>
+        <w:t xml:space="preserve">  * Reduction durable du taux de sous-emploi des jeunes au Benin (&lt; 72 %)</w:t>
+      </w:r>
+    </w:p>
+    <w:p>
+      <w:pPr>
+        <w:ind w:left="283"/>
+      </w:pPr>
+      <w:r>
+        <w:rPr>
+          <w:rFonts w:ascii="Courier New" w:hAnsi="Courier New"/>
+          <w:color w:val="222222"/>
+          <w:sz w:val="17"/>
+        </w:rPr>
+        <w:t xml:space="preserve">  * Amelioration de la competitivite des entreprises beниnoises</w:t>
+      </w:r>
+    </w:p>
+    <w:p>
+      <w:pPr>
+        <w:ind w:left="283"/>
+      </w:pPr>
+      <w:r>
+        <w:rPr>
+          <w:rFonts w:ascii="Courier New" w:hAnsi="Courier New"/>
+          <w:color w:val="222222"/>
+          <w:sz w:val="17"/>
+        </w:rPr>
+        <w:t xml:space="preserve">  * Contribution a la croissance economique inclusive (ODD 8)</w:t>
+      </w:r>
+    </w:p>
+    <w:p>
+      <w:pPr>
+        <w:ind w:left="283"/>
+      </w:pPr>
+      <w:r>
+        <w:rPr>
+          <w:rFonts w:ascii="Courier New" w:hAnsi="Courier New"/>
+          <w:color w:val="222222"/>
+          <w:sz w:val="17"/>
+        </w:rPr>
+        <w:t xml:space="preserve">  * Realisation des objectifs du PAG sur l'emploi des jeunes</w:t>
+      </w:r>
+    </w:p>
+    <w:p>
+      <w:pPr>
+        <w:pStyle w:val="Heading4"/>
+      </w:pPr>
+      <w:r>
+        <w:rPr>
+          <w:rFonts w:ascii="Calibri" w:hAnsi="Calibri"/>
+        </w:rPr>
+        <w:t>D. Hypotheses cles et risques</w:t>
+      </w:r>
+    </w:p>
+    <w:p>
+      <w:r>
+        <w:rPr>
+          <w:b w:val="0"/>
+          <w:i w:val="0"/>
+          <w:sz w:val="21"/>
+        </w:rPr>
+        <w:t>La validite de la theorie de changement repose sur des hypotheses critiques identifiees des la conception du programme :</w:t>
+      </w:r>
+    </w:p>
+    <w:tbl>
+      <w:tblPr>
+        <w:tblStyle w:val="TableGrid"/>
+        <w:tblW w:type="auto" w:w="0"/>
+        <w:tblLook w:firstColumn="1" w:firstRow="1" w:lastColumn="0" w:lastRow="0" w:noHBand="0" w:noVBand="1" w:val="04A0"/>
+      </w:tblPr>
+      <w:tblGrid>
+        <w:gridCol w:w="3079"/>
+        <w:gridCol w:w="3079"/>
+        <w:gridCol w:w="3079"/>
+      </w:tblGrid>
+      <w:tr>
+        <w:tc>
+          <w:tcPr>
+            <w:tcW w:type="dxa" w:w="3969"/>
+            <w:shd w:val="clear" w:color="auto" w:fill="1F3864"/>
+          </w:tcPr>
+          <w:p>
+            <w:r>
+              <w:rPr>
+                <w:b/>
+                <w:color w:val="FFFFFF"/>
+                <w:sz w:val="19"/>
+              </w:rPr>
+              <w:t>Hypothese</w:t>
+            </w:r>
+          </w:p>
+        </w:tc>
+        <w:tc>
+          <w:tcPr>
+            <w:tcW w:type="dxa" w:w="1134"/>
+            <w:shd w:val="clear" w:color="auto" w:fill="1F3864"/>
+          </w:tcPr>
+          <w:p>
+            <w:r>
+              <w:rPr>
+                <w:b/>
+                <w:color w:val="FFFFFF"/>
+                <w:sz w:val="19"/>
+              </w:rPr>
+              <w:t>Niveau de risque</w:t>
+            </w:r>
+          </w:p>
+        </w:tc>
+        <w:tc>
+          <w:tcPr>
+            <w:tcW w:type="dxa" w:w="4535"/>
+            <w:shd w:val="clear" w:color="auto" w:fill="1F3864"/>
+          </w:tcPr>
+          <w:p>
+            <w:r>
+              <w:rPr>
+                <w:b/>
+                <w:color w:val="FFFFFF"/>
+                <w:sz w:val="19"/>
+              </w:rPr>
+              <w:t>Statut au 30 septembre 2025</w:t>
+            </w:r>
+          </w:p>
+        </w:tc>
+      </w:tr>
+      <w:tr>
+        <w:tc>
+          <w:tcPr>
+            <w:tcW w:type="dxa" w:w="3969"/>
+            <w:shd w:val="clear" w:color="auto" w:fill="F2F2F2"/>
+          </w:tcPr>
+          <w:p>
+            <w:r>
+              <w:rPr>
+                <w:b/>
+                <w:sz w:val="19"/>
+              </w:rPr>
+              <w:t>H1 : Les entreprises s'engagent reellement comme tuteurs/mentors et ne se contentent pas d'utiliser les allocataires comme main-d'oeuvre a bas cout</w:t>
+            </w:r>
+          </w:p>
+        </w:tc>
+        <w:tc>
+          <w:tcPr>
+            <w:tcW w:type="dxa" w:w="1134"/>
+            <w:shd w:val="clear" w:color="auto" w:fill="F2F2F2"/>
+          </w:tcPr>
+          <w:p>
+            <w:r>
+              <w:rPr>
+                <w:sz w:val="19"/>
+              </w:rPr>
+              <w:t>ELEVE</w:t>
+            </w:r>
+          </w:p>
+        </w:tc>
+        <w:tc>
+          <w:tcPr>
+            <w:tcW w:type="dxa" w:w="4535"/>
+            <w:shd w:val="clear" w:color="auto" w:fill="F2F2F2"/>
+          </w:tcPr>
+          <w:p>
+            <w:r>
+              <w:rPr>
+                <w:sz w:val="19"/>
+              </w:rPr>
+              <w:t>Partiellement confirme : suivi des contrats existe, mais cas de non-respect documentes</w:t>
+            </w:r>
+          </w:p>
+        </w:tc>
+      </w:tr>
+      <w:tr>
+        <w:tc>
+          <w:tcPr>
+            <w:tcW w:type="dxa" w:w="3969"/>
+            <w:shd w:val="clear" w:color="auto" w:fill="FFFFFF"/>
+          </w:tcPr>
+          <w:p>
+            <w:r>
+              <w:rPr>
+                <w:b/>
+                <w:sz w:val="19"/>
+              </w:rPr>
+              <w:t>H2 : Le financement de l'Etat est disponible et verse a temps chaque mois</w:t>
+            </w:r>
+          </w:p>
+        </w:tc>
+        <w:tc>
+          <w:tcPr>
+            <w:tcW w:type="dxa" w:w="1134"/>
+            <w:shd w:val="clear" w:color="auto" w:fill="FFFFFF"/>
+          </w:tcPr>
+          <w:p>
+            <w:r>
+              <w:rPr>
+                <w:sz w:val="19"/>
+              </w:rPr>
+              <w:t>MOYEN</w:t>
+            </w:r>
+          </w:p>
+        </w:tc>
+        <w:tc>
+          <w:tcPr>
+            <w:tcW w:type="dxa" w:w="4535"/>
+            <w:shd w:val="clear" w:color="auto" w:fill="FFFFFF"/>
+          </w:tcPr>
+          <w:p>
+            <w:r>
+              <w:rPr>
+                <w:sz w:val="19"/>
+              </w:rPr>
+              <w:t>CONFIRME : 18,3 mds FCFA verses sans rupture documentee sur 5 ans</w:t>
+            </w:r>
+          </w:p>
+        </w:tc>
+      </w:tr>
+      <w:tr>
+        <w:tc>
+          <w:tcPr>
+            <w:tcW w:type="dxa" w:w="3969"/>
+            <w:shd w:val="clear" w:color="auto" w:fill="F2F2F2"/>
+          </w:tcPr>
+          <w:p>
+            <w:r>
+              <w:rPr>
+                <w:b/>
+                <w:sz w:val="19"/>
+              </w:rPr>
+              <w:t>H3 : Les jeunes beneficiaires restent engages pendant les 24 mois d'immersion</w:t>
+            </w:r>
+          </w:p>
+        </w:tc>
+        <w:tc>
+          <w:tcPr>
+            <w:tcW w:type="dxa" w:w="1134"/>
+            <w:shd w:val="clear" w:color="auto" w:fill="F2F2F2"/>
+          </w:tcPr>
+          <w:p>
+            <w:r>
+              <w:rPr>
+                <w:sz w:val="19"/>
+              </w:rPr>
+              <w:t>MOYEN</w:t>
+            </w:r>
+          </w:p>
+        </w:tc>
+        <w:tc>
+          <w:tcPr>
+            <w:tcW w:type="dxa" w:w="4535"/>
+            <w:shd w:val="clear" w:color="auto" w:fill="F2F2F2"/>
+          </w:tcPr>
+          <w:p>
+            <w:r>
+              <w:rPr>
+                <w:sz w:val="19"/>
+              </w:rPr>
+              <w:t>Partiellement documente : risque d'abandon mentionne mais taux non quantifie</w:t>
+            </w:r>
+          </w:p>
+        </w:tc>
+      </w:tr>
+      <w:tr>
+        <w:tc>
+          <w:tcPr>
+            <w:tcW w:type="dxa" w:w="3969"/>
+            <w:shd w:val="clear" w:color="auto" w:fill="FFFFFF"/>
+          </w:tcPr>
+          <w:p>
+            <w:r>
+              <w:rPr>
+                <w:b/>
+                <w:sz w:val="19"/>
+              </w:rPr>
+              <w:t>H4 : Les allocataires sont maintenus en emploi a l'issue de la periode d'immersion</w:t>
+            </w:r>
+          </w:p>
+        </w:tc>
+        <w:tc>
+          <w:tcPr>
+            <w:tcW w:type="dxa" w:w="1134"/>
+            <w:shd w:val="clear" w:color="auto" w:fill="FFFFFF"/>
+          </w:tcPr>
+          <w:p>
+            <w:r>
+              <w:rPr>
+                <w:sz w:val="19"/>
+              </w:rPr>
+              <w:t>ELEVE</w:t>
+            </w:r>
+          </w:p>
+        </w:tc>
+        <w:tc>
+          <w:tcPr>
+            <w:tcW w:type="dxa" w:w="4535"/>
+            <w:shd w:val="clear" w:color="auto" w:fill="FFFFFF"/>
+          </w:tcPr>
+          <w:p>
+            <w:r>
+              <w:rPr>
+                <w:sz w:val="19"/>
+              </w:rPr>
+              <w:t>NON MESURABLE : donnees post-programme non disponibles - principale lacune de la TdC</w:t>
+            </w:r>
+          </w:p>
+        </w:tc>
+      </w:tr>
+      <w:tr>
+        <w:tc>
+          <w:tcPr>
+            <w:tcW w:type="dxa" w:w="3969"/>
+            <w:shd w:val="clear" w:color="auto" w:fill="F2F2F2"/>
+          </w:tcPr>
+          <w:p>
+            <w:r>
+              <w:rPr>
+                <w:b/>
+                <w:sz w:val="19"/>
+              </w:rPr>
+              <w:t>H5 : L'environnement economique et reglementaire reste stable</w:t>
+            </w:r>
+          </w:p>
+        </w:tc>
+        <w:tc>
+          <w:tcPr>
+            <w:tcW w:type="dxa" w:w="1134"/>
+            <w:shd w:val="clear" w:color="auto" w:fill="F2F2F2"/>
+          </w:tcPr>
+          <w:p>
+            <w:r>
+              <w:rPr>
+                <w:sz w:val="19"/>
+              </w:rPr>
+              <w:t>FAIBLE</w:t>
+            </w:r>
+          </w:p>
+        </w:tc>
+        <w:tc>
+          <w:tcPr>
+            <w:tcW w:type="dxa" w:w="4535"/>
+            <w:shd w:val="clear" w:color="auto" w:fill="F2F2F2"/>
+          </w:tcPr>
+          <w:p>
+            <w:r>
+              <w:rPr>
+                <w:sz w:val="19"/>
+              </w:rPr>
+              <w:t>Confirme : contexte relativement stable sur la periode 2020-2025</w:t>
+            </w:r>
+          </w:p>
+        </w:tc>
+      </w:tr>
+      <w:tr>
+        <w:tc>
+          <w:tcPr>
+            <w:tcW w:type="dxa" w:w="3969"/>
+            <w:shd w:val="clear" w:color="auto" w:fill="FFFFFF"/>
+          </w:tcPr>
+          <w:p>
+            <w:r>
+              <w:rPr>
+                <w:b/>
+                <w:sz w:val="19"/>
+              </w:rPr>
+              <w:t>H6 : La plateforme garantit un appariement de qualite candidats-entreprises</w:t>
+            </w:r>
+          </w:p>
+        </w:tc>
+        <w:tc>
+          <w:tcPr>
+            <w:tcW w:type="dxa" w:w="1134"/>
+            <w:shd w:val="clear" w:color="auto" w:fill="FFFFFF"/>
+          </w:tcPr>
+          <w:p>
+            <w:r>
+              <w:rPr>
+                <w:sz w:val="19"/>
+              </w:rPr>
+              <w:t>MOYEN</w:t>
+            </w:r>
+          </w:p>
+        </w:tc>
+        <w:tc>
+          <w:tcPr>
+            <w:tcW w:type="dxa" w:w="4535"/>
+            <w:shd w:val="clear" w:color="auto" w:fill="FFFFFF"/>
+          </w:tcPr>
+          <w:p>
+            <w:r>
+              <w:rPr>
+                <w:sz w:val="19"/>
+              </w:rPr>
+              <w:t>Confirme : taux de selection par les entreprises de 109,7 % (sept. 2025)</w:t>
+            </w:r>
+          </w:p>
+        </w:tc>
+      </w:tr>
+    </w:tbl>
+    <w:p/>
+    <w:p>
+      <w:pPr>
+        <w:pStyle w:val="Heading4"/>
+      </w:pPr>
+      <w:r>
+        <w:rPr>
+          <w:rFonts w:ascii="Calibri" w:hAnsi="Calibri"/>
+        </w:rPr>
+        <w:t>E. Angles morts de la theorie de changement</w:t>
+      </w:r>
+    </w:p>
+    <w:p>
+      <w:r>
+        <w:rPr>
+          <w:b/>
+          <w:i w:val="0"/>
+          <w:sz w:val="21"/>
+        </w:rPr>
+        <w:t>L'analyse de la TdC revele deux angles morts critiques que la Phase 2 devra adresser :</w:t>
+      </w:r>
+    </w:p>
+    <w:p>
+      <w:pPr>
+        <w:pStyle w:val="ListBullet"/>
+        <w:ind w:left="567"/>
+      </w:pPr>
+      <w:r>
+        <w:t>Le maillon de la durabilite reste opaque : la TdC suppose que l'experience de 24 mois suffit a assurer une insertion post-programme, mais aucune donnee sur le taux de retention apres la fin du contrat n'est disponible. Si les entreprises utilisent le programme uniquement comme source de main-d'oeuvre temporaire, l'impact de long terme serait fortement limite.</w:t>
+      </w:r>
+    </w:p>
+    <w:p>
+      <w:pPr>
+        <w:pStyle w:val="ListBullet"/>
+        <w:ind w:left="567"/>
+      </w:pPr>
+      <w:r>
+        <w:t>Le changement de comportement des entreprises n'est pas suffisamment documente : la TdC postule une modification durable des comportements d'embauche, mais le rapport de mise en oeuvre ne documente pas si les entreprises ayant participe au PSIE ont effectivement augmente leurs embauches propres (hors PSIE) a l'issue des cycles d'immersion.</w:t>
+      </w:r>
+    </w:p>
     <w:p>
       <w:r>
         <w:br w:type="page"/>
@@ -1613,7 +4944,7 @@
       <w:r>
         <w:rPr>
           <w:i/>
-          <w:color w:val="404040"/>
+          <w:color w:val="444444"/>
         </w:rPr>
         <w:t>NOTE : Les criteres d'efficience, d'impacts, de durabilite et de genre seront evalues en Phase 2, lors de la collecte de donnees primaires (enquete aupres des beneficiaires, donnees desagregees par sexe, suivi longitudinal post-programme).</w:t>
       </w:r>
@@ -1642,7 +4973,7 @@
       <w:r>
         <w:rPr>
           <w:i/>
-          <w:color w:val="404040"/>
+          <w:color w:val="444444"/>
         </w:rPr>
         <w:t>Definition OCDE/CAD : La pertinence est la mesure dans laquelle les objectifs et la conception d'une intervention correspondent aux besoins, aux politiques et aux priorites des beneficiaires, du pays partenaire et des partenaires institutionnels.</w:t>
       </w:r>
@@ -1657,189 +4988,7 @@
           <w:rFonts w:ascii="Calibri" w:hAnsi="Calibri"/>
           <w:color w:val="2E74B5"/>
         </w:rPr>
-        <w:t>3.1 Questions evaluatives</w:t>
-      </w:r>
-    </w:p>
-    <w:tbl>
-      <w:tblPr>
-        <w:tblStyle w:val="TableGrid"/>
-        <w:tblW w:type="auto" w:w="0"/>
-        <w:tblLook w:firstColumn="1" w:firstRow="1" w:lastColumn="0" w:lastRow="0" w:noHBand="0" w:noVBand="1" w:val="04A0"/>
-      </w:tblPr>
-      <w:tblGrid>
-        <w:gridCol w:w="4618"/>
-        <w:gridCol w:w="4618"/>
-      </w:tblGrid>
-      <w:tr>
-        <w:tc>
-          <w:tcPr>
-            <w:tcW w:type="dxa" w:w="1134"/>
-            <w:shd w:val="clear" w:color="auto" w:fill="1F3864"/>
-          </w:tcPr>
-          <w:p>
-            <w:r>
-              <w:rPr>
-                <w:b/>
-                <w:color w:val="FFFFFF"/>
-                <w:sz w:val="19"/>
-              </w:rPr>
-              <w:t>N°</w:t>
-            </w:r>
-          </w:p>
-        </w:tc>
-        <w:tc>
-          <w:tcPr>
-            <w:tcW w:type="dxa" w:w="8504"/>
-            <w:shd w:val="clear" w:color="auto" w:fill="1F3864"/>
-          </w:tcPr>
-          <w:p>
-            <w:r>
-              <w:rPr>
-                <w:b/>
-                <w:color w:val="FFFFFF"/>
-                <w:sz w:val="19"/>
-              </w:rPr>
-              <w:t>Question evaluative</w:t>
-            </w:r>
-          </w:p>
-        </w:tc>
-      </w:tr>
-      <w:tr>
-        <w:tc>
-          <w:tcPr>
-            <w:tcW w:type="dxa" w:w="1134"/>
-            <w:shd w:val="clear" w:color="auto" w:fill="F2F2F2"/>
-          </w:tcPr>
-          <w:p>
-            <w:r>
-              <w:rPr>
-                <w:b/>
-                <w:sz w:val="19"/>
-              </w:rPr>
-              <w:t>QE1.1</w:t>
-            </w:r>
-          </w:p>
-        </w:tc>
-        <w:tc>
-          <w:tcPr>
-            <w:tcW w:type="dxa" w:w="8504"/>
-            <w:shd w:val="clear" w:color="auto" w:fill="F2F2F2"/>
-          </w:tcPr>
-          <w:p>
-            <w:r>
-              <w:rPr>
-                <w:sz w:val="19"/>
-              </w:rPr>
-              <w:t>Dans quelle mesure les objectifs du PSIE correspondent-ils aux besoins reels des populations cibles (jeunes diplomes chomeurs, entreprises en quete de main d'oeuvre) ?</w:t>
-            </w:r>
-          </w:p>
-        </w:tc>
-      </w:tr>
-      <w:tr>
-        <w:tc>
-          <w:tcPr>
-            <w:tcW w:type="dxa" w:w="1134"/>
-            <w:shd w:val="clear" w:color="auto" w:fill="FFFFFF"/>
-          </w:tcPr>
-          <w:p>
-            <w:r>
-              <w:rPr>
-                <w:b/>
-                <w:sz w:val="19"/>
-              </w:rPr>
-              <w:t>QE1.2</w:t>
-            </w:r>
-          </w:p>
-        </w:tc>
-        <w:tc>
-          <w:tcPr>
-            <w:tcW w:type="dxa" w:w="8504"/>
-            <w:shd w:val="clear" w:color="auto" w:fill="FFFFFF"/>
-          </w:tcPr>
-          <w:p>
-            <w:r>
-              <w:rPr>
-                <w:sz w:val="19"/>
-              </w:rPr>
-              <w:t>Le programme est-il aligne sur les priorites nationales (PAG, PNE 2017-2026, ODD 8, Agenda 2063) ?</w:t>
-            </w:r>
-          </w:p>
-        </w:tc>
-      </w:tr>
-      <w:tr>
-        <w:tc>
-          <w:tcPr>
-            <w:tcW w:type="dxa" w:w="1134"/>
-            <w:shd w:val="clear" w:color="auto" w:fill="F2F2F2"/>
-          </w:tcPr>
-          <w:p>
-            <w:r>
-              <w:rPr>
-                <w:b/>
-                <w:sz w:val="19"/>
-              </w:rPr>
-              <w:t>QE1.3</w:t>
-            </w:r>
-          </w:p>
-        </w:tc>
-        <w:tc>
-          <w:tcPr>
-            <w:tcW w:type="dxa" w:w="8504"/>
-            <w:shd w:val="clear" w:color="auto" w:fill="F2F2F2"/>
-          </w:tcPr>
-          <w:p>
-            <w:r>
-              <w:rPr>
-                <w:sz w:val="19"/>
-              </w:rPr>
-              <w:t>Les problemes que le PSIE cherche a resoudre ont-ils ete correctement diagnostiques et demeurent-ils d'actualite ?</w:t>
-            </w:r>
-          </w:p>
-        </w:tc>
-      </w:tr>
-      <w:tr>
-        <w:tc>
-          <w:tcPr>
-            <w:tcW w:type="dxa" w:w="1134"/>
-            <w:shd w:val="clear" w:color="auto" w:fill="FFFFFF"/>
-          </w:tcPr>
-          <w:p>
-            <w:r>
-              <w:rPr>
-                <w:b/>
-                <w:sz w:val="19"/>
-              </w:rPr>
-              <w:t>QE1.4</w:t>
-            </w:r>
-          </w:p>
-        </w:tc>
-        <w:tc>
-          <w:tcPr>
-            <w:tcW w:type="dxa" w:w="8504"/>
-            <w:shd w:val="clear" w:color="auto" w:fill="FFFFFF"/>
-          </w:tcPr>
-          <w:p>
-            <w:r>
-              <w:rPr>
-                <w:sz w:val="19"/>
-              </w:rPr>
-              <w:t>La conception tient-elle compte des caracteristiques specifiques du marche de l'emploi beninois ?</w:t>
-            </w:r>
-          </w:p>
-        </w:tc>
-      </w:tr>
-    </w:tbl>
-    <w:p/>
-    <w:p>
-      <w:pPr>
-        <w:pStyle w:val="Heading2"/>
-      </w:pPr>
-      <w:r>
-        <w:rPr>
-          <w:rFonts w:ascii="Calibri" w:hAnsi="Calibri"/>
-          <w:color w:val="2E74B5"/>
-        </w:rPr>
-        <w:t>3.2 Contexte du marche de l'emploi (diagnostic du Prodoc, 2020)</w:t>
+        <w:t>3.1 Diagnostic du marche de l'emploi (base documentaire)</w:t>
       </w:r>
     </w:p>
     <w:tbl>
@@ -1929,7 +5078,7 @@
               <w:rPr>
                 <w:sz w:val="19"/>
               </w:rPr>
-              <w:t>4,08 millions (34 % de la population totale)</w:t>
+              <w:t>4,08 millions (34 % de la pop. totale)</w:t>
             </w:r>
           </w:p>
         </w:tc>
@@ -2019,7 +5168,7 @@
               <w:rPr>
                 <w:sz w:val="19"/>
               </w:rPr>
-              <w:t>BAC (toutes filieres), BAC+2/3, BAC+4/5</w:t>
+              <w:t>BAC, BAC+2/3, BAC+4/5</w:t>
             </w:r>
           </w:p>
         </w:tc>
@@ -2094,7 +5243,7 @@
           <w:rFonts w:ascii="Calibri" w:hAnsi="Calibri"/>
           <w:color w:val="2E74B5"/>
         </w:rPr>
-        <w:t>3.3 Analyse</w:t>
+        <w:t>3.2 Analyse</w:t>
       </w:r>
     </w:p>
     <w:p>
@@ -2104,17 +5253,7 @@
           <w:i w:val="0"/>
           <w:sz w:val="21"/>
         </w:rPr>
-        <w:t>Le PSIE cible precisement les profils (BAC pro a Master) et la tranche d'age (18-35 ans) identifies dans le diagnostic. Son mecanisme de subvention salariale repond directement au principal frein a l'embauche : les charges salariales redoutees par les entreprises, notamment les PME/PMI. La demande croissante (2 067 entreprises participantes en 5 ans) confirme que le programme repond a un besoin reel.</w:t>
-      </w:r>
-    </w:p>
-    <w:p>
-      <w:r>
-        <w:rPr>
-          <w:b w:val="0"/>
-          <w:i w:val="0"/>
-          <w:sz w:val="21"/>
-        </w:rPr>
-        <w:t>Le PSIE est ancre dans le PAG 2016-2021, la PNE 2017-2026 et l'ODD 8 (Travail decent). Sa prolongation par le Conseil des ministres en fevrier 2025 confirme sa pertinence continue comme priorite nationale.</w:t>
+        <w:t>Le PSIE cible precisement les profils (BAC pro a Master) et la tranche d'age (18-35 ans) identifies dans le diagnostic. Son mecanisme de subvention salariale repond directement au principal frein a l'embauche : les charges salariales redoutees par les entreprises. La demande croissante (2 067 entreprises participantes en 5 ans) confirme que le programme repond a un besoin reel. Le PSIE est ancre dans le PAG 2016-2021, la PNE 2017-2026 et l'ODD 8 (Travail decent). Sa prolongation en fevrier 2025 confirme sa pertinence continue.</w:t>
       </w:r>
     </w:p>
     <w:p>
@@ -2126,7 +5265,7 @@
           <w:rFonts w:ascii="Calibri" w:hAnsi="Calibri"/>
           <w:color w:val="2E74B5"/>
         </w:rPr>
-        <w:t>3.4 Jugement evaluatif - Pertinence</w:t>
+        <w:t>3.3 Jugement evaluatif - Pertinence</w:t>
       </w:r>
     </w:p>
     <w:tbl>
@@ -2396,9 +5535,9 @@
       <w:r>
         <w:rPr>
           <w:i/>
-          <w:color w:val="404040"/>
+          <w:color w:val="444444"/>
         </w:rPr>
-        <w:t>Definition OCDE/CAD : La coherence est la compatibilite de l'intervention avec d'autres interventions d'un pays, d'un secteur ou d'une institution. Elle distingue la coherence interne (solidite de la logique d'intervention) et la coherence externe (compatibilite avec d'autres politiques et programmes).</w:t>
+        <w:t>Definition OCDE/CAD : La coherence est la compatibilite de l'intervention avec d'autres interventions d'un pays, d'un secteur ou d'une institution.</w:t>
       </w:r>
     </w:p>
     <w:p/>
@@ -2411,46 +5550,7 @@
           <w:rFonts w:ascii="Calibri" w:hAnsi="Calibri"/>
           <w:color w:val="2E74B5"/>
         </w:rPr>
-        <w:t>4.1 Coherence interne - Logique d'intervention</w:t>
-      </w:r>
-    </w:p>
-    <w:p>
-      <w:r>
-        <w:rPr>
-          <w:b w:val="0"/>
-          <w:i w:val="0"/>
-          <w:sz w:val="21"/>
-        </w:rPr>
-        <w:t>Le cadre logique est articule autour de deux resultats lies directement aux deux objectifs specifiques :</w:t>
-      </w:r>
-    </w:p>
-    <w:p>
-      <w:pPr>
-        <w:pStyle w:val="ListBullet"/>
-        <w:ind w:left="567"/>
-      </w:pPr>
-      <w:r>
-        <w:t>R1 -&gt; OS1 : Les mesures d'accompagnement (formation pre-immersion, tutorat, ateliers TRE, coaching) ameliorent l'employabilite. Confirme dans la mise en oeuvre.</w:t>
-      </w:r>
-    </w:p>
-    <w:p>
-      <w:pPr>
-        <w:pStyle w:val="ListBullet"/>
-        <w:ind w:left="567"/>
-      </w:pPr>
-      <w:r>
-        <w:t>R2 -&gt; OS2 : La prise en charge salariale par le Tresor est directement operationnelle - 18,3 milliards FCFA verses de 2020 a septembre 2025.</w:t>
-      </w:r>
-    </w:p>
-    <w:p/>
-    <w:p>
-      <w:r>
-        <w:rPr>
-          <w:b/>
-          <w:i w:val="0"/>
-          <w:sz w:val="21"/>
-        </w:rPr>
-        <w:t>Grille salariale - evolution entre Prodoc (2020) et rapport d'execution (2025) :</w:t>
+        <w:t>4.1 Coherence interne - Grille salariale (evolution 2020-2025)</w:t>
       </w:r>
     </w:p>
     <w:tbl>
@@ -2703,7 +5803,7 @@
           <w:i/>
           <w:sz w:val="21"/>
         </w:rPr>
-        <w:t>Note : Cette revision a la hausse (+20 a +25 %) n'est pas formellement documentee par un avenant ou decret modificatif dans les sources disponibles, ce qui cree un ecart non trace par rapport au budget initial.</w:t>
+        <w:t>Note : Cette revision (+20-25 %) n'est pas documentee par un avenant formel dans les sources disponibles, ce qui cree un ecart non trace par rapport au budget initial.</w:t>
       </w:r>
     </w:p>
     <w:p>
@@ -2819,7 +5919,7 @@
               <w:rPr>
                 <w:sz w:val="19"/>
               </w:rPr>
-              <w:t>Complementaire - Consultations employeurs de la PNE ont alimente la conception du PSIE</w:t>
+              <w:t>Complementaire - Les consultations employeurs de la PNE ont alimente la conception du PSIE</w:t>
             </w:r>
           </w:p>
         </w:tc>
@@ -2850,7 +5950,7 @@
               <w:rPr>
                 <w:sz w:val="19"/>
               </w:rPr>
-              <w:t>Synergie forte - Agence d'execution ; plateforme, RH et reseau existants mutualises</w:t>
+              <w:t>Synergie forte - Agence d'execution ; plateforme, RH et reseau mutualises</w:t>
             </w:r>
           </w:p>
         </w:tc>
@@ -2943,7 +6043,7 @@
               <w:rPr>
                 <w:sz w:val="19"/>
               </w:rPr>
-              <w:t>Partenaire operationnel - Salles d'interviews des candidats</w:t>
+              <w:t>Partenaire operationnel - Salles d'interviews</w:t>
             </w:r>
           </w:p>
         </w:tc>
@@ -3094,7 +6194,7 @@
               <w:rPr>
                 <w:sz w:val="19"/>
               </w:rPr>
-              <w:t>Chaine de resultats claire ; hypotheses critiques explicitees dans le cadre logique</w:t>
+              <w:t>Chaine de resultats claire ; hypotheses critiques explicitees</w:t>
             </w:r>
           </w:p>
         </w:tc>
@@ -3260,7 +6360,7 @@
       <w:r>
         <w:rPr>
           <w:i/>
-          <w:color w:val="404040"/>
+          <w:color w:val="444444"/>
         </w:rPr>
         <w:t>Definition OCDE/CAD : L'efficacite est la mesure dans laquelle une intervention a atteint ses objectifs, ou est en voie de les atteindre, compte tenu de leur importance relative.</w:t>
       </w:r>
@@ -3822,7 +6922,7 @@
           <w:rFonts w:ascii="Calibri" w:hAnsi="Calibri"/>
           <w:color w:val="2E74B5"/>
         </w:rPr>
-        <w:t>5.2 Tableau de bord 2025 (previsions vs realisations au 30 septembre 2025)</w:t>
+        <w:t>5.2 Tableau de bord 2025 (au 30 septembre 2025)</w:t>
       </w:r>
     </w:p>
     <w:tbl>
@@ -3866,7 +6966,7 @@
                 <w:color w:val="FFFFFF"/>
                 <w:sz w:val="19"/>
               </w:rPr>
-              <w:t>Prevision 2025</w:t>
+              <w:t>Prevision</w:t>
             </w:r>
           </w:p>
         </w:tc>
@@ -4033,7 +7133,7 @@
                 <w:b/>
                 <w:sz w:val="19"/>
               </w:rPr>
-              <w:t>Interviews realises (panels)</w:t>
+              <w:t>Experts panelistes mobilises</w:t>
             </w:r>
           </w:p>
         </w:tc>
@@ -4047,7 +7147,7 @@
               <w:rPr>
                 <w:sz w:val="19"/>
               </w:rPr>
-              <w:t>60</w:t>
+              <w:t>1 200</w:t>
             </w:r>
           </w:p>
         </w:tc>
@@ -4061,7 +7161,7 @@
               <w:rPr>
                 <w:sz w:val="19"/>
               </w:rPr>
-              <w:t>42</w:t>
+              <w:t>1 350</w:t>
             </w:r>
           </w:p>
         </w:tc>
@@ -4075,7 +7175,7 @@
               <w:rPr>
                 <w:sz w:val="19"/>
               </w:rPr>
-              <w:t>70,0 %</w:t>
+              <w:t>112,5 % OK</w:t>
             </w:r>
           </w:p>
         </w:tc>
@@ -4092,7 +7192,7 @@
                 <w:b/>
                 <w:sz w:val="19"/>
               </w:rPr>
-              <w:t>Experts panelistes mobilises</w:t>
+              <w:t>Candidats interviewes</w:t>
             </w:r>
           </w:p>
         </w:tc>
@@ -4106,7 +7206,7 @@
               <w:rPr>
                 <w:sz w:val="19"/>
               </w:rPr>
-              <w:t>1 200</w:t>
+              <w:t>30 000</w:t>
             </w:r>
           </w:p>
         </w:tc>
@@ -4120,7 +7220,7 @@
               <w:rPr>
                 <w:sz w:val="19"/>
               </w:rPr>
-              <w:t>1 350</w:t>
+              <w:t>29 043</w:t>
             </w:r>
           </w:p>
         </w:tc>
@@ -4134,7 +7234,7 @@
               <w:rPr>
                 <w:sz w:val="19"/>
               </w:rPr>
-              <w:t>112,5 % OK</w:t>
+              <w:t>96,8 % OK</w:t>
             </w:r>
           </w:p>
         </w:tc>
@@ -4151,7 +7251,7 @@
                 <w:b/>
                 <w:sz w:val="19"/>
               </w:rPr>
-              <w:t>Candidats interviewes</w:t>
+              <w:t>Candidats selectionnes par les entreprises</w:t>
             </w:r>
           </w:p>
         </w:tc>
@@ -4165,7 +7265,7 @@
               <w:rPr>
                 <w:sz w:val="19"/>
               </w:rPr>
-              <w:t>30 000</w:t>
+              <w:t>3 125</w:t>
             </w:r>
           </w:p>
         </w:tc>
@@ -4179,7 +7279,7 @@
               <w:rPr>
                 <w:sz w:val="19"/>
               </w:rPr>
-              <w:t>29 043</w:t>
+              <w:t>3 428</w:t>
             </w:r>
           </w:p>
         </w:tc>
@@ -4193,7 +7293,7 @@
               <w:rPr>
                 <w:sz w:val="19"/>
               </w:rPr>
-              <w:t>96,8 % OK</w:t>
+              <w:t>109,7 % OK</w:t>
             </w:r>
           </w:p>
         </w:tc>
@@ -4210,7 +7310,7 @@
                 <w:b/>
                 <w:sz w:val="19"/>
               </w:rPr>
-              <w:t>Candidats preselectionnes</w:t>
+              <w:t>Allocataires mis en emploi</w:t>
             </w:r>
           </w:p>
         </w:tc>
@@ -4224,7 +7324,7 @@
               <w:rPr>
                 <w:sz w:val="19"/>
               </w:rPr>
-              <w:t>14 375</w:t>
+              <w:t>2 500</w:t>
             </w:r>
           </w:p>
         </w:tc>
@@ -4238,7 +7338,7 @@
               <w:rPr>
                 <w:sz w:val="19"/>
               </w:rPr>
-              <w:t>13 936</w:t>
+              <w:t>2 133</w:t>
             </w:r>
           </w:p>
         </w:tc>
@@ -4252,7 +7352,7 @@
               <w:rPr>
                 <w:sz w:val="19"/>
               </w:rPr>
-              <w:t>96,9 % OK</w:t>
+              <w:t>85,3 %</w:t>
             </w:r>
           </w:p>
         </w:tc>
@@ -4269,7 +7369,7 @@
                 <w:b/>
                 <w:sz w:val="19"/>
               </w:rPr>
-              <w:t>Candidats selectionnes par les entreprises</w:t>
+              <w:t>Salaires verses (milliers FCFA)</w:t>
             </w:r>
           </w:p>
         </w:tc>
@@ -4283,7 +7383,7 @@
               <w:rPr>
                 <w:sz w:val="19"/>
               </w:rPr>
-              <w:t>3 125</w:t>
+              <w:t>7 401 714</w:t>
             </w:r>
           </w:p>
         </w:tc>
@@ -4297,7 +7397,7 @@
               <w:rPr>
                 <w:sz w:val="19"/>
               </w:rPr>
-              <w:t>3 428</w:t>
+              <w:t>5 294 259</w:t>
             </w:r>
           </w:p>
         </w:tc>
@@ -4311,7 +7411,7 @@
               <w:rPr>
                 <w:sz w:val="19"/>
               </w:rPr>
-              <w:t>109,7 % OK</w:t>
+              <w:t>71,5 %</w:t>
             </w:r>
           </w:p>
         </w:tc>
@@ -4328,125 +7428,7 @@
                 <w:b/>
                 <w:sz w:val="19"/>
               </w:rPr>
-              <w:t>Allocataires mis en emploi</w:t>
-            </w:r>
-          </w:p>
-        </w:tc>
-        <w:tc>
-          <w:tcPr>
-            <w:tcW w:type="dxa" w:w="2268"/>
-            <w:shd w:val="clear" w:color="auto" w:fill="FFFFFF"/>
-          </w:tcPr>
-          <w:p>
-            <w:r>
-              <w:rPr>
-                <w:sz w:val="19"/>
-              </w:rPr>
-              <w:t>2 500</w:t>
-            </w:r>
-          </w:p>
-        </w:tc>
-        <w:tc>
-          <w:tcPr>
-            <w:tcW w:type="dxa" w:w="2268"/>
-            <w:shd w:val="clear" w:color="auto" w:fill="FFFFFF"/>
-          </w:tcPr>
-          <w:p>
-            <w:r>
-              <w:rPr>
-                <w:sz w:val="19"/>
-              </w:rPr>
-              <w:t>2 133</w:t>
-            </w:r>
-          </w:p>
-        </w:tc>
-        <w:tc>
-          <w:tcPr>
-            <w:tcW w:type="dxa" w:w="1701"/>
-            <w:shd w:val="clear" w:color="auto" w:fill="FFFFFF"/>
-          </w:tcPr>
-          <w:p>
-            <w:r>
-              <w:rPr>
-                <w:sz w:val="19"/>
-              </w:rPr>
-              <w:t>85,3 %</w:t>
-            </w:r>
-          </w:p>
-        </w:tc>
-      </w:tr>
-      <w:tr>
-        <w:tc>
-          <w:tcPr>
-            <w:tcW w:type="dxa" w:w="4535"/>
-            <w:shd w:val="clear" w:color="auto" w:fill="F2F2F2"/>
-          </w:tcPr>
-          <w:p>
-            <w:r>
-              <w:rPr>
-                <w:b/>
-                <w:sz w:val="19"/>
-              </w:rPr>
-              <w:t>Salaires verses (milliers de FCFA)</w:t>
-            </w:r>
-          </w:p>
-        </w:tc>
-        <w:tc>
-          <w:tcPr>
-            <w:tcW w:type="dxa" w:w="2268"/>
-            <w:shd w:val="clear" w:color="auto" w:fill="F2F2F2"/>
-          </w:tcPr>
-          <w:p>
-            <w:r>
-              <w:rPr>
-                <w:sz w:val="19"/>
-              </w:rPr>
-              <w:t>7 401 714</w:t>
-            </w:r>
-          </w:p>
-        </w:tc>
-        <w:tc>
-          <w:tcPr>
-            <w:tcW w:type="dxa" w:w="2268"/>
-            <w:shd w:val="clear" w:color="auto" w:fill="F2F2F2"/>
-          </w:tcPr>
-          <w:p>
-            <w:r>
-              <w:rPr>
-                <w:sz w:val="19"/>
-              </w:rPr>
-              <w:t>5 294 259</w:t>
-            </w:r>
-          </w:p>
-        </w:tc>
-        <w:tc>
-          <w:tcPr>
-            <w:tcW w:type="dxa" w:w="1701"/>
-            <w:shd w:val="clear" w:color="auto" w:fill="F2F2F2"/>
-          </w:tcPr>
-          <w:p>
-            <w:r>
-              <w:rPr>
-                <w:sz w:val="19"/>
-              </w:rPr>
-              <w:t>71,5 %</w:t>
-            </w:r>
-          </w:p>
-        </w:tc>
-      </w:tr>
-      <w:tr>
-        <w:tc>
-          <w:tcPr>
-            <w:tcW w:type="dxa" w:w="4535"/>
-            <w:shd w:val="clear" w:color="auto" w:fill="FFFFFF"/>
-          </w:tcPr>
-          <w:p>
-            <w:r>
-              <w:rPr>
-                <w:b/>
-                <w:sz w:val="19"/>
-              </w:rPr>
-              <w:t>Fonctionnement et operations (milliers de FCFA)</w:t>
+              <w:t>Fonctionnement et operations (milliers FCFA)</w:t>
             </w:r>
           </w:p>
         </w:tc>
@@ -4640,68 +7622,6 @@
                 <w:sz w:val="19"/>
               </w:rPr>
               <w:t>137 086</w:t>
-            </w:r>
-          </w:p>
-        </w:tc>
-      </w:tr>
-      <w:tr>
-        <w:tc>
-          <w:tcPr>
-            <w:tcW w:type="dxa" w:w="5669"/>
-            <w:shd w:val="clear" w:color="auto" w:fill="FFFFFF"/>
-          </w:tcPr>
-          <w:p>
-            <w:r>
-              <w:rPr>
-                <w:b/>
-                <w:sz w:val="19"/>
-              </w:rPr>
-              <w:t>Candidats preselectionnes</w:t>
-            </w:r>
-          </w:p>
-        </w:tc>
-        <w:tc>
-          <w:tcPr>
-            <w:tcW w:type="dxa" w:w="2835"/>
-            <w:shd w:val="clear" w:color="auto" w:fill="FFFFFF"/>
-          </w:tcPr>
-          <w:p>
-            <w:r>
-              <w:rPr>
-                <w:sz w:val="19"/>
-              </w:rPr>
-              <w:t>56 617</w:t>
-            </w:r>
-          </w:p>
-        </w:tc>
-      </w:tr>
-      <w:tr>
-        <w:tc>
-          <w:tcPr>
-            <w:tcW w:type="dxa" w:w="5669"/>
-            <w:shd w:val="clear" w:color="auto" w:fill="F2F2F2"/>
-          </w:tcPr>
-          <w:p>
-            <w:r>
-              <w:rPr>
-                <w:b/>
-                <w:sz w:val="19"/>
-              </w:rPr>
-              <w:t>Candidats selectionnes par les entreprises</w:t>
-            </w:r>
-          </w:p>
-        </w:tc>
-        <w:tc>
-          <w:tcPr>
-            <w:tcW w:type="dxa" w:w="2835"/>
-            <w:shd w:val="clear" w:color="auto" w:fill="F2F2F2"/>
-          </w:tcPr>
-          <w:p>
-            <w:r>
-              <w:rPr>
-                <w:sz w:val="19"/>
-              </w:rPr>
-              <w:t>15 881</w:t>
             </w:r>
           </w:p>
         </w:tc>
@@ -4853,7 +7773,7 @@
                 <w:color w:val="FFFFFF"/>
                 <w:sz w:val="19"/>
               </w:rPr>
-              <w:t>Allocataires inseres</w:t>
+              <w:t>Allocataires</w:t>
             </w:r>
           </w:p>
         </w:tc>
@@ -5236,16 +8156,6 @@
       </w:tr>
     </w:tbl>
     <w:p/>
-    <w:p>
-      <w:r>
-        <w:rPr>
-          <w:b w:val="0"/>
-          <w:i/>
-          <w:sz w:val="21"/>
-        </w:rPr>
-        <w:t>Note : Cette concentration reflète en partie la geographie economique du Benin (Cotonou concentre la majorite des entreprises formelles). Toutefois, les regions du nord demeurent sous-servies par rapport a leur poids demographique.</w:t>
-      </w:r>
-    </w:p>
     <w:p>
       <w:pPr>
         <w:pStyle w:val="Heading2"/>
@@ -5584,23 +8494,13 @@
               <w:rPr>
                 <w:sz w:val="19"/>
               </w:rPr>
-              <w:t>-2,1 % (economie de 2 314 FCFA/allocataire)</w:t>
+              <w:t>-2,1 % - cout divise par 7 en 5 ans</w:t>
             </w:r>
           </w:p>
         </w:tc>
       </w:tr>
     </w:tbl>
     <w:p/>
-    <w:p>
-      <w:r>
-        <w:rPr>
-          <w:b/>
-          <w:i w:val="0"/>
-          <w:sz w:val="21"/>
-        </w:rPr>
-        <w:t>Le cout moyen a ete divise par 7 en 5 ans (de 738 113 a 109 089 FCFA), temoignant d'une maitrise operationnelle remarquable.</w:t>
-      </w:r>
-    </w:p>
     <w:p>
       <w:pPr>
         <w:pStyle w:val="Heading2"/>
@@ -5686,7 +8586,7 @@
                 <w:b/>
                 <w:sz w:val="19"/>
               </w:rPr>
-              <w:t>Volume d'insertions (objectif principal)</w:t>
+              <w:t>Volume d'insertions</w:t>
             </w:r>
           </w:p>
         </w:tc>
@@ -5714,7 +8614,7 @@
               <w:rPr>
                 <w:sz w:val="19"/>
               </w:rPr>
-              <w:t>9 263 insertions en 5 ans - depasse la cible initiale de 8 000</w:t>
+              <w:t>9 263 insertions - depasse la cible initiale de 8 000</w:t>
             </w:r>
           </w:p>
         </w:tc>
@@ -5731,7 +8631,7 @@
                 <w:b/>
                 <w:sz w:val="19"/>
               </w:rPr>
-              <w:t>Mobilisation des entreprises</w:t>
+              <w:t>Mobilisation entreprises</w:t>
             </w:r>
           </w:p>
         </w:tc>
@@ -5759,7 +8659,7 @@
               <w:rPr>
                 <w:sz w:val="19"/>
               </w:rPr>
-              <w:t>2 067 entreprises ; taux 111,8 % des previsions 2025</w:t>
+              <w:t>2 067 entreprises ; 111,8 % des previsions 2025</w:t>
             </w:r>
           </w:p>
         </w:tc>
@@ -5911,7 +8811,7 @@
                 <w:b/>
                 <w:sz w:val="19"/>
               </w:rPr>
-              <w:t>Qualite du systeme S-E</w:t>
+              <w:t>Qualite systeme S-E</w:t>
             </w:r>
           </w:p>
         </w:tc>
@@ -5939,7 +8839,7 @@
               <w:rPr>
                 <w:sz w:val="19"/>
               </w:rPr>
-              <w:t>Plateforme et tableaux de bord fonctionnels ; absence donnees retention post-programme</w:t>
+              <w:t>Plateforme fonctionnelle ; absence donnees retention post-programme</w:t>
             </w:r>
           </w:p>
         </w:tc>
@@ -5984,7 +8884,7 @@
               <w:rPr>
                 <w:sz w:val="19"/>
               </w:rPr>
-              <w:t>Objectifs atteints en volume ; defis persistants sur l'equite geographique et sectorielle</w:t>
+              <w:t>Objectifs atteints en volume ; defis sur l'equite geographique</w:t>
             </w:r>
           </w:p>
         </w:tc>
@@ -6393,7 +9293,7 @@
               <w:rPr>
                 <w:sz w:val="19"/>
               </w:rPr>
-              <w:t>Court terme (2026)</w:t>
+              <w:t>2026</w:t>
             </w:r>
           </w:p>
         </w:tc>
@@ -6606,7 +9506,7 @@
               <w:rPr>
                 <w:sz w:val="19"/>
               </w:rPr>
-              <w:t>Formaliser un avenant au cadre logique et au budget pour integrer la revision salariale (+20-25 %) et la prolongation du programme au-dela de 2025, avec des cibles actualisees.</w:t>
+              <w:t>Formaliser un avenant au cadre logique et au budget pour la revision salariale (+20-25 %) et la prolongation au-dela de 2025, avec des cibles actualisees.</w:t>
             </w:r>
           </w:p>
         </w:tc>
@@ -6648,7 +9548,7 @@
               <w:rPr>
                 <w:sz w:val="19"/>
               </w:rPr>
-              <w:t>Court terme (2026)</w:t>
+              <w:t>2026</w:t>
             </w:r>
           </w:p>
         </w:tc>
@@ -6679,7 +9579,7 @@
               <w:rPr>
                 <w:sz w:val="19"/>
               </w:rPr>
-              <w:t>Mettre en place un mecanisme formel de coordination avec les autres programmes d'emploi (FNPEEJ, etc.) pour eviter les doublons de beneficiaires.</w:t>
+              <w:t>Mettre en place un mecanisme de coordination avec les autres programmes d'emploi (FNPEEJ, etc.) pour eviter les doublons.</w:t>
             </w:r>
           </w:p>
         </w:tc>
@@ -6861,7 +9761,7 @@
               <w:rPr>
                 <w:sz w:val="19"/>
               </w:rPr>
-              <w:t>Developper une strategie de deconcentration geographique ciblant les 10 departements sous-representes - objectif : porter les insertions hors Littoral/Atlantique a &gt;= 25 % d'ici fin 2026 (contre 14,5 % au 30 sept. 2025).</w:t>
+              <w:t>Developper une strategie de deconcentration geographique - objectif : porter les insertions hors Littoral/Atlantique a &gt;= 25 % d'ici fin 2026 (contre 14,5 % au 30 sept. 2025).</w:t>
             </w:r>
           </w:p>
         </w:tc>
@@ -6903,7 +9803,7 @@
               <w:rPr>
                 <w:sz w:val="19"/>
               </w:rPr>
-              <w:t>Court terme (2026)</w:t>
+              <w:t>2026</w:t>
             </w:r>
           </w:p>
         </w:tc>
@@ -6976,7 +9876,7 @@
               <w:rPr>
                 <w:sz w:val="19"/>
               </w:rPr>
-              <w:t>Court terme (2026)</w:t>
+              <w:t>2026</w:t>
             </w:r>
           </w:p>
         </w:tc>
@@ -7049,7 +9949,7 @@
               <w:rPr>
                 <w:sz w:val="19"/>
               </w:rPr>
-              <w:t>Court terme (2026)</w:t>
+              <w:t>2026</w:t>
             </w:r>
           </w:p>
         </w:tc>
@@ -7122,7 +10022,7 @@
               <w:rPr>
                 <w:sz w:val="19"/>
               </w:rPr>
-              <w:t>Court terme (2026)</w:t>
+              <w:t>2026</w:t>
             </w:r>
           </w:p>
         </w:tc>
@@ -7153,7 +10053,7 @@
               <w:rPr>
                 <w:sz w:val="19"/>
               </w:rPr>
-              <w:t>Mettre en place une enquete annuelle de satisfaction des beneficiaires et des entreprises pour completer les indicateurs de performance.</w:t>
+              <w:t>Mettre en place une enquete annuelle de satisfaction des beneficiaires et des entreprises.</w:t>
             </w:r>
           </w:p>
         </w:tc>
@@ -7237,7 +10137,7 @@
         <w:ind w:left="567"/>
       </w:pPr>
       <w:r>
-        <w:t>Absence de donnees primaires : pas d'entretiens avec les beneficiaires, entreprises ou equipe de coordination.</w:t>
+        <w:t>Absence de donnees primaires : pas d'entretiens avec les beneficiaires ou l'equipe de coordination.</w:t>
       </w:r>
     </w:p>
     <w:p>
@@ -7246,7 +10146,7 @@
         <w:ind w:left="567"/>
       </w:pPr>
       <w:r>
-        <w:t>Pas de donnees sur la retention post-programme : le taux de maintien en emploi apres la periode de 24 mois n'est pas documente.</w:t>
+        <w:t>Pas de donnees sur la retention post-programme : taux de maintien en emploi apres 24 mois non documente.</w:t>
       </w:r>
     </w:p>
     <w:p>
@@ -7276,7 +10176,7 @@
           <w:rFonts w:ascii="Calibri" w:hAnsi="Calibri"/>
           <w:color w:val="2E74B5"/>
         </w:rPr>
-        <w:t>7.2 Criteres OCDE/CAD reportes a la Phase 2</w:t>
+        <w:t>7.2 Criteres reportes a la Phase 2</w:t>
       </w:r>
     </w:p>
     <w:tbl>
@@ -7411,7 +10311,7 @@
               <w:rPr>
                 <w:sz w:val="19"/>
               </w:rPr>
-              <w:t>Changements a long terme chez les beneficiaires (maintien en emploi, revenus).</w:t>
+              <w:t>Changements a long terme chez les beneficiaires (maintien emploi, revenus).</w:t>
             </w:r>
           </w:p>
         </w:tc>
@@ -7761,7 +10661,7 @@
               <w:rPr>
                 <w:sz w:val="19"/>
               </w:rPr>
-              <w:t>Rapport actualise de mise en oeuvre du PSIE juil. 2020 - sept. 2025</w:t>
+              <w:t>Rapport actualise de mise en oeuvre du PSIE juil. 2020 - sept. 2025 (oct. 2025)</w:t>
             </w:r>
           </w:p>
         </w:tc>

--- a/PSIE_Evaluation.docx
+++ b/PSIE_Evaluation.docx
@@ -1932,6 +1932,111 @@
         <w:t>ANPE (Agence d'execution)</w:t>
         <w:br/>
         <w:t xml:space="preserve">  Plateforme numerique * Conseillers en emploi * Reseau 12 antennes departementales</w:t>
+      </w:r>
+    </w:p>
+    <w:p/>
+    <w:p>
+      <w:pPr>
+        <w:jc w:val="center"/>
+      </w:pPr>
+      <w:r>
+        <w:drawing>
+          <wp:inline xmlns:a="http://schemas.openxmlformats.org/drawingml/2006/main" xmlns:pic="http://schemas.openxmlformats.org/drawingml/2006/picture">
+            <wp:extent cx="5303520" cy="7361160"/>
+            <wp:docPr id="1" name="Picture 1"/>
+            <wp:cNvGraphicFramePr>
+              <a:graphicFrameLocks noChangeAspect="1"/>
+            </wp:cNvGraphicFramePr>
+            <a:graphic>
+              <a:graphicData uri="http://schemas.openxmlformats.org/drawingml/2006/picture">
+                <pic:pic>
+                  <pic:nvPicPr>
+                    <pic:cNvPr id="0" name="organigramme_gouvernance_PSIE.png"/>
+                    <pic:cNvPicPr/>
+                  </pic:nvPicPr>
+                  <pic:blipFill>
+                    <a:blip r:embed="rId9"/>
+                    <a:stretch>
+                      <a:fillRect/>
+                    </a:stretch>
+                  </pic:blipFill>
+                  <pic:spPr>
+                    <a:xfrm>
+                      <a:off x="0" y="0"/>
+                      <a:ext cx="5303520" cy="7361160"/>
+                    </a:xfrm>
+                    <a:prstGeom prst="rect"/>
+                  </pic:spPr>
+                </pic:pic>
+              </a:graphicData>
+            </a:graphic>
+          </wp:inline>
+        </w:drawing>
+      </w:r>
+    </w:p>
+    <w:p>
+      <w:pPr>
+        <w:jc w:val="center"/>
+      </w:pPr>
+      <w:r>
+        <w:rPr>
+          <w:i/>
+          <w:b/>
+          <w:sz w:val="18"/>
+          <w:color w:val="1A2F5A"/>
+        </w:rPr>
+        <w:t>Figure 1 : Structure institutionnelle de gouvernance du PSIE</w:t>
+      </w:r>
+    </w:p>
+    <w:p/>
+    <w:p>
+      <w:r>
+        <w:drawing>
+          <wp:inline xmlns:a="http://schemas.openxmlformats.org/drawingml/2006/main" xmlns:pic="http://schemas.openxmlformats.org/drawingml/2006/picture">
+            <wp:extent cx="5303520" cy="7361160"/>
+            <wp:docPr id="2" name="Picture 2"/>
+            <wp:cNvGraphicFramePr>
+              <a:graphicFrameLocks noChangeAspect="1"/>
+            </wp:cNvGraphicFramePr>
+            <a:graphic>
+              <a:graphicData uri="http://schemas.openxmlformats.org/drawingml/2006/picture">
+                <pic:pic>
+                  <pic:nvPicPr>
+                    <pic:cNvPr id="0" name="organigramme_gouvernance_PSIE.png"/>
+                    <pic:cNvPicPr/>
+                  </pic:nvPicPr>
+                  <pic:blipFill>
+                    <a:blip r:embed="rId10"/>
+                    <a:stretch>
+                      <a:fillRect/>
+                    </a:stretch>
+                  </pic:blipFill>
+                  <pic:spPr>
+                    <a:xfrm>
+                      <a:off x="0" y="0"/>
+                      <a:ext cx="5303520" cy="7361160"/>
+                    </a:xfrm>
+                    <a:prstGeom prst="rect"/>
+                  </pic:spPr>
+                </pic:pic>
+              </a:graphicData>
+            </a:graphic>
+          </wp:inline>
+        </w:drawing>
+      </w:r>
+    </w:p>
+    <w:p>
+      <w:pPr>
+        <w:jc w:val="center"/>
+      </w:pPr>
+      <w:r>
+        <w:rPr>
+          <w:i/>
+          <w:b/>
+          <w:sz w:val="18"/>
+          <w:color w:val="1A2F5A"/>
+        </w:rPr>
+        <w:t>Figure 1 : Structure institutionnelle de gouvernance du PSIE — République du Bénin</w:t>
       </w:r>
     </w:p>
     <w:p/>

--- a/PSIE_Evaluation.docx
+++ b/PSIE_Evaluation.docx
@@ -3019,206 +3019,30 @@
         <w:t>A. Portee quantitative et geographique</w:t>
       </w:r>
     </w:p>
-    <w:tbl>
-      <w:tblPr>
-        <w:tblStyle w:val="TableGrid"/>
-        <w:tblW w:type="auto" w:w="0"/>
-        <w:tblLook w:firstColumn="1" w:firstRow="1" w:lastColumn="0" w:lastRow="0" w:noHBand="0" w:noVBand="1" w:val="04A0"/>
-      </w:tblPr>
-      <w:tblGrid>
-        <w:gridCol w:w="4618"/>
-        <w:gridCol w:w="4618"/>
-      </w:tblGrid>
-      <w:tr>
-        <w:tc>
-          <w:tcPr>
-            <w:tcW w:type="dxa" w:w="2835"/>
-            <w:shd w:val="clear" w:color="auto" w:fill="1F3864"/>
-          </w:tcPr>
-          <w:p>
-            <w:r>
-              <w:rPr>
-                <w:b/>
-                <w:color w:val="FFFFFF"/>
-                <w:sz w:val="19"/>
-              </w:rPr>
-              <w:t>Dimension</w:t>
-            </w:r>
-          </w:p>
-        </w:tc>
-        <w:tc>
-          <w:tcPr>
-            <w:tcW w:type="dxa" w:w="6803"/>
-            <w:shd w:val="clear" w:color="auto" w:fill="1F3864"/>
-          </w:tcPr>
-          <w:p>
-            <w:r>
-              <w:rPr>
-                <w:b/>
-                <w:color w:val="FFFFFF"/>
-                <w:sz w:val="19"/>
-              </w:rPr>
-              <w:t>Contenu</w:t>
-            </w:r>
-          </w:p>
-        </w:tc>
-      </w:tr>
-      <w:tr>
-        <w:tc>
-          <w:tcPr>
-            <w:tcW w:type="dxa" w:w="2835"/>
-            <w:shd w:val="clear" w:color="auto" w:fill="F2F2F2"/>
-          </w:tcPr>
-          <w:p>
-            <w:r>
-              <w:rPr>
-                <w:b/>
-                <w:sz w:val="19"/>
-              </w:rPr>
-              <w:t>Portee temporelle</w:t>
-            </w:r>
-          </w:p>
-        </w:tc>
-        <w:tc>
-          <w:tcPr>
-            <w:tcW w:type="dxa" w:w="6803"/>
-            <w:shd w:val="clear" w:color="auto" w:fill="F2F2F2"/>
-          </w:tcPr>
-          <w:p>
-            <w:r>
-              <w:rPr>
-                <w:sz w:val="19"/>
-              </w:rPr>
-              <w:t>5 ans de mise en oeuvre initiale (2020-2024), prolonge au-dela de 2025</w:t>
-            </w:r>
-          </w:p>
-        </w:tc>
-      </w:tr>
-      <w:tr>
-        <w:tc>
-          <w:tcPr>
-            <w:tcW w:type="dxa" w:w="2835"/>
-            <w:shd w:val="clear" w:color="auto" w:fill="FFFFFF"/>
-          </w:tcPr>
-          <w:p>
-            <w:r>
-              <w:rPr>
-                <w:b/>
-                <w:sz w:val="19"/>
-              </w:rPr>
-              <w:t>Portee cible (jeunes)</w:t>
-            </w:r>
-          </w:p>
-        </w:tc>
-        <w:tc>
-          <w:tcPr>
-            <w:tcW w:type="dxa" w:w="6803"/>
-            <w:shd w:val="clear" w:color="auto" w:fill="FFFFFF"/>
-          </w:tcPr>
-          <w:p>
-            <w:r>
-              <w:rPr>
-                <w:sz w:val="19"/>
-              </w:rPr>
-              <w:t>2 000 nouveaux beneficiaires/an ; cible initiale de 8 000 cumulee sur 5 ans</w:t>
-            </w:r>
-          </w:p>
-        </w:tc>
-      </w:tr>
-      <w:tr>
-        <w:tc>
-          <w:tcPr>
-            <w:tcW w:type="dxa" w:w="2835"/>
-            <w:shd w:val="clear" w:color="auto" w:fill="F2F2F2"/>
-          </w:tcPr>
-          <w:p>
-            <w:r>
-              <w:rPr>
-                <w:b/>
-                <w:sz w:val="19"/>
-              </w:rPr>
-              <w:t>Portee entreprises</w:t>
-            </w:r>
-          </w:p>
-        </w:tc>
-        <w:tc>
-          <w:tcPr>
-            <w:tcW w:type="dxa" w:w="6803"/>
-            <w:shd w:val="clear" w:color="auto" w:fill="F2F2F2"/>
-          </w:tcPr>
-          <w:p>
-            <w:r>
-              <w:rPr>
-                <w:sz w:val="19"/>
-              </w:rPr>
-              <w:t>Toutes entreprises formelles publiques et privees, toutes tailles</w:t>
-            </w:r>
-          </w:p>
-        </w:tc>
-      </w:tr>
-      <w:tr>
-        <w:tc>
-          <w:tcPr>
-            <w:tcW w:type="dxa" w:w="2835"/>
-            <w:shd w:val="clear" w:color="auto" w:fill="FFFFFF"/>
-          </w:tcPr>
-          <w:p>
-            <w:r>
-              <w:rPr>
-                <w:b/>
-                <w:sz w:val="19"/>
-              </w:rPr>
-              <w:t>Portee sectorielle</w:t>
-            </w:r>
-          </w:p>
-        </w:tc>
-        <w:tc>
-          <w:tcPr>
-            <w:tcW w:type="dxa" w:w="6803"/>
-            <w:shd w:val="clear" w:color="auto" w:fill="FFFFFF"/>
-          </w:tcPr>
-          <w:p>
-            <w:r>
-              <w:rPr>
-                <w:sz w:val="19"/>
-              </w:rPr>
-              <w:t>Tous secteurs formels (sauf emplois directs en sante, education, agriculture vivriere, artisanat)</w:t>
-            </w:r>
-          </w:p>
-        </w:tc>
-      </w:tr>
-      <w:tr>
-        <w:tc>
-          <w:tcPr>
-            <w:tcW w:type="dxa" w:w="2835"/>
-            <w:shd w:val="clear" w:color="auto" w:fill="F2F2F2"/>
-          </w:tcPr>
-          <w:p>
-            <w:r>
-              <w:rPr>
-                <w:b/>
-                <w:sz w:val="19"/>
-              </w:rPr>
-              <w:t>Portee geographique</w:t>
-            </w:r>
-          </w:p>
-        </w:tc>
-        <w:tc>
-          <w:tcPr>
-            <w:tcW w:type="dxa" w:w="6803"/>
-            <w:shd w:val="clear" w:color="auto" w:fill="F2F2F2"/>
-          </w:tcPr>
-          <w:p>
-            <w:r>
-              <w:rPr>
-                <w:sz w:val="19"/>
-              </w:rPr>
-              <w:t>12 departements du Benin - couverture nationale via antennes ANPE</w:t>
-            </w:r>
-          </w:p>
-        </w:tc>
-      </w:tr>
-    </w:tbl>
+    <w:p>
+      <w:r>
+        <w:rPr>
+          <w:sz w:val="24"/>
+        </w:rPr>
+        <w:t xml:space="preserve">Le PSIE a été conçu pour une mise en œuvre initiale de cinq ans, couvrant la période 2020–2024, avec une prolongation au-delà de 2025 compte tenu des résultats enregistrés et des besoins persistants. Sur le plan quantitatif, le programme vise l'insertion de 2 000 nouveaux bénéficiaires par an, soit une cible cumulative de 8 000 jeunes sur la durée initiale de cinq ans.</w:t>
+      </w:r>
+    </w:p>
+    <w:p>
+      <w:r>
+        <w:rPr>
+          <w:sz w:val="24"/>
+        </w:rPr>
+        <w:t xml:space="preserve">En ce qui concerne la portée entreprises, le PSIE s'adresse à l'ensemble des entreprises formelles, tant publiques que privées, sans distinction de taille : grandes entreprises, PME et petites structures sont toutes éligibles à accueillir des bénéficiaires. La portée sectorielle est également large, puisqu'elle couvre tous les secteurs de l'économie formelle, à l'exception des emplois directs relevant de la santé, de l'éducation, de l'agriculture vivrière et de l'artisanat traditionnel.</w:t>
+      </w:r>
+    </w:p>
+    <w:p>
+      <w:r>
+        <w:rPr>
+          <w:sz w:val="24"/>
+        </w:rPr>
+        <w:t xml:space="preserve">Enfin, sur le plan géographique, le programme déploie une couverture nationale à travers les douze départements du Bénin, rendue opérationnelle grâce au réseau des antennes départementales et locales de l'Agence Nationale pour l'Emploi (ANPE), qui constitue le principal bras opérationnel du dispositif sur le terrain.</w:t>
+      </w:r>
+    </w:p>
     <w:p/>
     <w:p>
       <w:pPr>

--- a/PSIE_Evaluation.docx
+++ b/PSIE_Evaluation.docx
@@ -4495,41 +4495,68 @@
         <w:tblLook w:firstColumn="1" w:firstRow="1" w:lastColumn="0" w:lastRow="0" w:noHBand="0" w:noVBand="1" w:val="04A0"/>
       </w:tblPr>
       <w:tblGrid>
-        <w:gridCol w:w="4561"/>
-        <w:gridCol w:w="4561"/>
+        <w:gridCol w:w="3041"/>
+        <w:gridCol w:w="3041"/>
+        <w:gridCol w:w="3041"/>
       </w:tblGrid>
       <w:tr>
         <w:tc>
           <w:tcPr>
-            <w:tcW w:type="dxa" w:w="4561"/>
-            <w:shd w:val="clear" w:color="auto" w:fill="1A356E"/>
-          </w:tcPr>
-          <w:p>
-            <w:r/>
+            <w:tcW w:type="dxa" w:w="3041"/>
+            <w:tcW w:w="2381" w:type="dxa"/>
+            <w:shd w:val="clear" w:color="auto" w:fill="1F3864"/>
+          </w:tcPr>
+          <w:p>
+            <w:pPr>
+              <w:jc w:val="center"/>
+            </w:pPr>
             <w:r>
               <w:rPr>
                 <w:b/>
                 <w:color w:val="FFFFFF"/>
-                <w:sz w:val="19"/>
-              </w:rPr>
-              <w:t>Bénéficiaire</w:t>
-            </w:r>
-          </w:p>
-        </w:tc>
-        <w:tc>
-          <w:tcPr>
-            <w:tcW w:type="dxa" w:w="4561"/>
-            <w:shd w:val="clear" w:color="auto" w:fill="1A356E"/>
-          </w:tcPr>
-          <w:p>
-            <w:r/>
+                <w:sz w:val="22"/>
+              </w:rPr>
+              <w:t>Horizon temporel</w:t>
+            </w:r>
+          </w:p>
+        </w:tc>
+        <w:tc>
+          <w:tcPr>
+            <w:tcW w:type="dxa" w:w="3041"/>
+            <w:tcW w:w="2551" w:type="dxa"/>
+            <w:shd w:val="clear" w:color="auto" w:fill="1F3864"/>
+          </w:tcPr>
+          <w:p>
+            <w:pPr>
+              <w:jc w:val="center"/>
+            </w:pPr>
             <w:r>
               <w:rPr>
                 <w:b/>
                 <w:color w:val="FFFFFF"/>
-                <w:sz w:val="19"/>
-              </w:rPr>
-              <w:t>Effet attendu</w:t>
+                <w:sz w:val="22"/>
+              </w:rPr>
+              <w:t>Bénéficiaire / Niveau</w:t>
+            </w:r>
+          </w:p>
+        </w:tc>
+        <w:tc>
+          <w:tcPr>
+            <w:tcW w:type="dxa" w:w="3041"/>
+            <w:tcW w:w="5272" w:type="dxa"/>
+            <w:shd w:val="clear" w:color="auto" w:fill="1F3864"/>
+          </w:tcPr>
+          <w:p>
+            <w:pPr>
+              <w:jc w:val="center"/>
+            </w:pPr>
+            <w:r>
+              <w:rPr>
+                <w:b/>
+                <w:color w:val="FFFFFF"/>
+                <w:sz w:val="22"/>
+              </w:rPr>
+              <w:t>Effets et impacts attendus</w:t>
             </w:r>
           </w:p>
         </w:tc>
@@ -4537,14 +4564,41 @@
       <w:tr>
         <w:tc>
           <w:tcPr>
-            <w:tcW w:type="dxa" w:w="4561"/>
-          </w:tcPr>
-          <w:p>
-            <w:r/>
-            <w:r>
-              <w:rPr>
-                <w:color w:val="1A1A1A"/>
-                <w:sz w:val="19"/>
+            <w:tcW w:type="dxa" w:w="3041"/>
+            <w:tcW w:w="2381" w:type="dxa"/>
+            <w:shd w:val="clear" w:color="auto" w:fill="2E75B6"/>
+            <w:vMerge w:val="restart"/>
+          </w:tcPr>
+          <w:p>
+            <w:pPr>
+              <w:jc w:val="center"/>
+            </w:pPr>
+            <w:r>
+              <w:rPr>
+                <w:b/>
+                <w:color w:val="FFFFFF"/>
+                <w:sz w:val="20"/>
+              </w:rPr>
+              <w:t>Court terme</w:t>
+              <w:br/>
+              <w:t>(pendant les 24 mois</w:t>
+              <w:br/>
+              <w:t>d'immersion)</w:t>
+            </w:r>
+          </w:p>
+        </w:tc>
+        <w:tc>
+          <w:tcPr>
+            <w:tcW w:type="dxa" w:w="3041"/>
+            <w:tcW w:w="2551" w:type="dxa"/>
+            <w:shd w:val="clear" w:color="auto" w:fill="D6E4F0"/>
+          </w:tcPr>
+          <w:p>
+            <w:r>
+              <w:rPr>
+                <w:b/>
+                <w:color w:val="1E3C78"/>
+                <w:sz w:val="22"/>
               </w:rPr>
               <w:t>Jeunes allocataires</w:t>
             </w:r>
@@ -4552,16 +4606,16 @@
         </w:tc>
         <w:tc>
           <w:tcPr>
-            <w:tcW w:type="dxa" w:w="4561"/>
-          </w:tcPr>
-          <w:p>
-            <w:r/>
-            <w:r>
-              <w:rPr>
-                <w:color w:val="1A1A1A"/>
-                <w:sz w:val="19"/>
-              </w:rPr>
-              <w:t>Accès à un premier emploi formel rémunéré ; acquisition d'une expérience professionnelle encadrée ; développement des compétences métiers et transversales (déontologie, savoir-vivre, gestion de poste)</w:t>
+            <w:tcW w:type="dxa" w:w="3041"/>
+            <w:tcW w:w="5272" w:type="dxa"/>
+          </w:tcPr>
+          <w:p>
+            <w:r>
+              <w:rPr>
+                <w:b w:val="0"/>
+                <w:sz w:val="22"/>
+              </w:rPr>
+              <w:t>Accès à un premier emploi formel rémunéré ; acquisition d'une expérience professionnelle encadrée ; développement des compétences métiers et transversales</w:t>
             </w:r>
           </w:p>
         </w:tc>
@@ -4569,15 +4623,25 @@
       <w:tr>
         <w:tc>
           <w:tcPr>
-            <w:tcW w:type="dxa" w:w="4561"/>
-            <w:shd w:val="clear" w:color="auto" w:fill="EBF0FA"/>
-          </w:tcPr>
-          <w:p>
-            <w:r/>
-            <w:r>
-              <w:rPr>
-                <w:color w:val="1A1A1A"/>
-                <w:sz w:val="19"/>
+            <w:tcW w:type="dxa" w:w="3041"/>
+            <w:tcW w:w="2381" w:type="dxa"/>
+            <w:shd w:val="clear" w:color="auto" w:fill="2E75B6"/>
+            <w:vMerge/>
+          </w:tcPr>
+          <w:p/>
+        </w:tc>
+        <w:tc>
+          <w:tcPr>
+            <w:tcW w:type="dxa" w:w="3041"/>
+            <w:tcW w:w="2551" w:type="dxa"/>
+            <w:shd w:val="clear" w:color="auto" w:fill="D6E4F0"/>
+          </w:tcPr>
+          <w:p>
+            <w:r>
+              <w:rPr>
+                <w:b/>
+                <w:color w:val="1E3C78"/>
+                <w:sz w:val="22"/>
               </w:rPr>
               <w:t>Entreprises bénéficiaires</w:t>
             </w:r>
@@ -4585,17 +4649,16 @@
         </w:tc>
         <w:tc>
           <w:tcPr>
-            <w:tcW w:type="dxa" w:w="4561"/>
-            <w:shd w:val="clear" w:color="auto" w:fill="EBF0FA"/>
-          </w:tcPr>
-          <w:p>
-            <w:r/>
-            <w:r>
-              <w:rPr>
-                <w:color w:val="1A1A1A"/>
-                <w:sz w:val="19"/>
-              </w:rPr>
-              <w:t>Accès à des ressources humaines qualifiées à coût nul sur 24 mois ; amélioration de la productivité ; test des profils avant une éventuelle embauche permanente</w:t>
+            <w:tcW w:type="dxa" w:w="3041"/>
+            <w:tcW w:w="5272" w:type="dxa"/>
+          </w:tcPr>
+          <w:p>
+            <w:r>
+              <w:rPr>
+                <w:b w:val="0"/>
+                <w:sz w:val="22"/>
+              </w:rPr>
+              <w:t>Accès à des ressources humaines qualifiées à coût nul sur 24 mois ; amélioration de la productivité ; test des profils avant éventuelle embauche permanente</w:t>
             </w:r>
           </w:p>
         </w:tc>
@@ -4603,14 +4666,25 @@
       <w:tr>
         <w:tc>
           <w:tcPr>
-            <w:tcW w:type="dxa" w:w="4561"/>
-          </w:tcPr>
-          <w:p>
-            <w:r/>
-            <w:r>
-              <w:rPr>
-                <w:color w:val="1A1A1A"/>
-                <w:sz w:val="19"/>
+            <w:tcW w:type="dxa" w:w="3041"/>
+            <w:tcW w:w="2381" w:type="dxa"/>
+            <w:shd w:val="clear" w:color="auto" w:fill="2E75B6"/>
+            <w:vMerge/>
+          </w:tcPr>
+          <w:p/>
+        </w:tc>
+        <w:tc>
+          <w:tcPr>
+            <w:tcW w:type="dxa" w:w="3041"/>
+            <w:tcW w:w="2551" w:type="dxa"/>
+            <w:shd w:val="clear" w:color="auto" w:fill="D6E4F0"/>
+          </w:tcPr>
+          <w:p>
+            <w:r>
+              <w:rPr>
+                <w:b/>
+                <w:color w:val="1E3C78"/>
+                <w:sz w:val="22"/>
               </w:rPr>
               <w:t>Écosystème de l'emploi</w:t>
             </w:r>
@@ -4618,16 +4692,306 @@
         </w:tc>
         <w:tc>
           <w:tcPr>
-            <w:tcW w:type="dxa" w:w="4561"/>
-          </w:tcPr>
-          <w:p>
-            <w:r/>
-            <w:r>
-              <w:rPr>
-                <w:color w:val="1A1A1A"/>
-                <w:sz w:val="19"/>
-              </w:rPr>
-              <w:t>Dynamisation du marché de l'emploi formel ; visibilité accrue des offres grâce à la plateforme PSIE</w:t>
+            <w:tcW w:type="dxa" w:w="3041"/>
+            <w:tcW w:w="5272" w:type="dxa"/>
+          </w:tcPr>
+          <w:p>
+            <w:r>
+              <w:rPr>
+                <w:b w:val="0"/>
+                <w:sz w:val="22"/>
+              </w:rPr>
+              <w:t>Dynamisation du marché de l'emploi formel ; visibilité accrue des offres via la plateforme PSIE</w:t>
+            </w:r>
+          </w:p>
+        </w:tc>
+      </w:tr>
+      <w:tr>
+        <w:tc>
+          <w:tcPr>
+            <w:tcW w:type="dxa" w:w="3041"/>
+            <w:tcW w:w="2381" w:type="dxa"/>
+            <w:shd w:val="clear" w:color="auto" w:fill="2E6099"/>
+            <w:vMerge w:val="restart"/>
+          </w:tcPr>
+          <w:p>
+            <w:pPr>
+              <w:jc w:val="center"/>
+            </w:pPr>
+            <w:r>
+              <w:rPr>
+                <w:b/>
+                <w:color w:val="FFFFFF"/>
+                <w:sz w:val="20"/>
+              </w:rPr>
+              <w:t>Moyen terme</w:t>
+              <w:br/>
+              <w:t>(à la sortie du</w:t>
+              <w:br/>
+              <w:t>programme)</w:t>
+            </w:r>
+          </w:p>
+        </w:tc>
+        <w:tc>
+          <w:tcPr>
+            <w:tcW w:type="dxa" w:w="3041"/>
+            <w:tcW w:w="2551" w:type="dxa"/>
+            <w:shd w:val="clear" w:color="auto" w:fill="D6E9F8"/>
+          </w:tcPr>
+          <w:p>
+            <w:r>
+              <w:rPr>
+                <w:b/>
+                <w:color w:val="143264"/>
+                <w:sz w:val="22"/>
+              </w:rPr>
+              <w:t>Jeunes allocataires</w:t>
+            </w:r>
+          </w:p>
+        </w:tc>
+        <w:tc>
+          <w:tcPr>
+            <w:tcW w:type="dxa" w:w="3041"/>
+            <w:tcW w:w="5272" w:type="dxa"/>
+          </w:tcPr>
+          <w:p>
+            <w:r>
+              <w:rPr>
+                <w:b w:val="0"/>
+                <w:sz w:val="22"/>
+              </w:rPr>
+              <w:t>Amélioration de l'employabilité ; insertion durable en emploi salarié ou auto-emploi ; réduction du chômage de longue durée des diplômés</w:t>
+            </w:r>
+          </w:p>
+        </w:tc>
+      </w:tr>
+      <w:tr>
+        <w:tc>
+          <w:tcPr>
+            <w:tcW w:type="dxa" w:w="3041"/>
+            <w:tcW w:w="2381" w:type="dxa"/>
+            <w:shd w:val="clear" w:color="auto" w:fill="2E6099"/>
+            <w:vMerge/>
+          </w:tcPr>
+          <w:p/>
+        </w:tc>
+        <w:tc>
+          <w:tcPr>
+            <w:tcW w:type="dxa" w:w="3041"/>
+            <w:tcW w:w="2551" w:type="dxa"/>
+            <w:shd w:val="clear" w:color="auto" w:fill="D6E9F8"/>
+          </w:tcPr>
+          <w:p>
+            <w:r>
+              <w:rPr>
+                <w:b/>
+                <w:color w:val="143264"/>
+                <w:sz w:val="22"/>
+              </w:rPr>
+              <w:t>Entreprises</w:t>
+            </w:r>
+          </w:p>
+        </w:tc>
+        <w:tc>
+          <w:tcPr>
+            <w:tcW w:type="dxa" w:w="3041"/>
+            <w:tcW w:w="5272" w:type="dxa"/>
+          </w:tcPr>
+          <w:p>
+            <w:r>
+              <w:rPr>
+                <w:b w:val="0"/>
+                <w:sz w:val="22"/>
+              </w:rPr>
+              <w:t>Modification durable des comportements d'embauche (réduction de la réticence à recruter) ; renforcement des capacités RH</w:t>
+            </w:r>
+          </w:p>
+        </w:tc>
+      </w:tr>
+      <w:tr>
+        <w:tc>
+          <w:tcPr>
+            <w:tcW w:type="dxa" w:w="3041"/>
+            <w:tcW w:w="2381" w:type="dxa"/>
+            <w:shd w:val="clear" w:color="auto" w:fill="2E6099"/>
+            <w:vMerge/>
+          </w:tcPr>
+          <w:p/>
+        </w:tc>
+        <w:tc>
+          <w:tcPr>
+            <w:tcW w:type="dxa" w:w="3041"/>
+            <w:tcW w:w="2551" w:type="dxa"/>
+            <w:shd w:val="clear" w:color="auto" w:fill="D6E9F8"/>
+          </w:tcPr>
+          <w:p>
+            <w:r>
+              <w:rPr>
+                <w:b/>
+                <w:color w:val="143264"/>
+                <w:sz w:val="22"/>
+              </w:rPr>
+              <w:t>Marché du travail</w:t>
+            </w:r>
+          </w:p>
+        </w:tc>
+        <w:tc>
+          <w:tcPr>
+            <w:tcW w:type="dxa" w:w="3041"/>
+            <w:tcW w:w="5272" w:type="dxa"/>
+          </w:tcPr>
+          <w:p>
+            <w:r>
+              <w:rPr>
+                <w:b w:val="0"/>
+                <w:sz w:val="22"/>
+              </w:rPr>
+              <w:t>Réduction du taux de sous-emploi des jeunes ; augmentation du volume d'emplois formels</w:t>
+            </w:r>
+          </w:p>
+        </w:tc>
+      </w:tr>
+      <w:tr>
+        <w:tc>
+          <w:tcPr>
+            <w:tcW w:type="dxa" w:w="3041"/>
+            <w:tcW w:w="2381" w:type="dxa"/>
+            <w:shd w:val="clear" w:color="auto" w:fill="375623"/>
+            <w:vMerge w:val="restart"/>
+          </w:tcPr>
+          <w:p>
+            <w:pPr>
+              <w:jc w:val="center"/>
+            </w:pPr>
+            <w:r>
+              <w:rPr>
+                <w:b/>
+                <w:color w:val="FFFFFF"/>
+                <w:sz w:val="20"/>
+              </w:rPr>
+              <w:t>Long terme</w:t>
+              <w:br/>
+              <w:t>(3 à 5 ans après</w:t>
+              <w:br/>
+              <w:t>le programme)</w:t>
+            </w:r>
+          </w:p>
+        </w:tc>
+        <w:tc>
+          <w:tcPr>
+            <w:tcW w:type="dxa" w:w="3041"/>
+            <w:tcW w:w="2551" w:type="dxa"/>
+            <w:shd w:val="clear" w:color="auto" w:fill="D9ECD0"/>
+          </w:tcPr>
+          <w:p>
+            <w:r>
+              <w:rPr>
+                <w:b/>
+                <w:color w:val="28501E"/>
+                <w:sz w:val="22"/>
+              </w:rPr>
+              <w:t>Individuel</w:t>
+            </w:r>
+          </w:p>
+        </w:tc>
+        <w:tc>
+          <w:tcPr>
+            <w:tcW w:type="dxa" w:w="3041"/>
+            <w:tcW w:w="5272" w:type="dxa"/>
+          </w:tcPr>
+          <w:p>
+            <w:r>
+              <w:rPr>
+                <w:b w:val="0"/>
+                <w:sz w:val="22"/>
+              </w:rPr>
+              <w:t>Amélioration durable des revenus des anciens bénéficiaires ; réduction de la vulnérabilité économique des ménages</w:t>
+            </w:r>
+          </w:p>
+        </w:tc>
+      </w:tr>
+      <w:tr>
+        <w:tc>
+          <w:tcPr>
+            <w:tcW w:type="dxa" w:w="3041"/>
+            <w:tcW w:w="2381" w:type="dxa"/>
+            <w:shd w:val="clear" w:color="auto" w:fill="375623"/>
+            <w:vMerge/>
+          </w:tcPr>
+          <w:p/>
+        </w:tc>
+        <w:tc>
+          <w:tcPr>
+            <w:tcW w:type="dxa" w:w="3041"/>
+            <w:tcW w:w="2551" w:type="dxa"/>
+            <w:shd w:val="clear" w:color="auto" w:fill="D9ECD0"/>
+          </w:tcPr>
+          <w:p>
+            <w:r>
+              <w:rPr>
+                <w:b/>
+                <w:color w:val="28501E"/>
+                <w:sz w:val="22"/>
+              </w:rPr>
+              <w:t>Sectoriel</w:t>
+            </w:r>
+          </w:p>
+        </w:tc>
+        <w:tc>
+          <w:tcPr>
+            <w:tcW w:type="dxa" w:w="3041"/>
+            <w:tcW w:w="5272" w:type="dxa"/>
+          </w:tcPr>
+          <w:p>
+            <w:r>
+              <w:rPr>
+                <w:b w:val="0"/>
+                <w:sz w:val="22"/>
+              </w:rPr>
+              <w:t>Augmentation de la productivité dans les secteurs d'accueil ; diffusion d'une culture du travail qualifié dans les PME/PMI</w:t>
+            </w:r>
+          </w:p>
+        </w:tc>
+      </w:tr>
+      <w:tr>
+        <w:tc>
+          <w:tcPr>
+            <w:tcW w:type="dxa" w:w="3041"/>
+            <w:tcW w:w="2381" w:type="dxa"/>
+            <w:shd w:val="clear" w:color="auto" w:fill="375623"/>
+            <w:vMerge/>
+          </w:tcPr>
+          <w:p/>
+        </w:tc>
+        <w:tc>
+          <w:tcPr>
+            <w:tcW w:type="dxa" w:w="3041"/>
+            <w:tcW w:w="2551" w:type="dxa"/>
+            <w:shd w:val="clear" w:color="auto" w:fill="D9ECD0"/>
+          </w:tcPr>
+          <w:p>
+            <w:r>
+              <w:rPr>
+                <w:b/>
+                <w:color w:val="28501E"/>
+                <w:sz w:val="22"/>
+              </w:rPr>
+              <w:t>Macroéconomique</w:t>
+            </w:r>
+          </w:p>
+        </w:tc>
+        <w:tc>
+          <w:tcPr>
+            <w:tcW w:type="dxa" w:w="3041"/>
+            <w:tcW w:w="5272" w:type="dxa"/>
+          </w:tcPr>
+          <w:p>
+            <w:r>
+              <w:rPr>
+                <w:b w:val="0"/>
+                <w:sz w:val="22"/>
+              </w:rPr>
+              <w:t>Contribution à la réduction du taux de sous-emploi des jeunes (actuellement 72 %) ; appui aux objectifs du PAG sur la croissance inclusive</w:t>
             </w:r>
           </w:p>
         </w:tc>
@@ -4659,151 +5023,6 @@
         </w:rPr>
       </w:r>
     </w:p>
-    <w:tbl>
-      <w:tblPr>
-        <w:tblStyle w:val="TableGrid"/>
-        <w:tblW w:type="auto" w:w="0"/>
-        <w:tblLook w:firstColumn="1" w:firstRow="1" w:lastColumn="0" w:lastRow="0" w:noHBand="0" w:noVBand="1" w:val="04A0"/>
-      </w:tblPr>
-      <w:tblGrid>
-        <w:gridCol w:w="4561"/>
-        <w:gridCol w:w="4561"/>
-      </w:tblGrid>
-      <w:tr>
-        <w:tc>
-          <w:tcPr>
-            <w:tcW w:type="dxa" w:w="4561"/>
-            <w:shd w:val="clear" w:color="auto" w:fill="1A356E"/>
-          </w:tcPr>
-          <w:p>
-            <w:r/>
-            <w:r>
-              <w:rPr>
-                <w:b/>
-                <w:color w:val="FFFFFF"/>
-                <w:sz w:val="19"/>
-              </w:rPr>
-              <w:t>Bénéficiaire</w:t>
-            </w:r>
-          </w:p>
-        </w:tc>
-        <w:tc>
-          <w:tcPr>
-            <w:tcW w:type="dxa" w:w="4561"/>
-            <w:shd w:val="clear" w:color="auto" w:fill="1A356E"/>
-          </w:tcPr>
-          <w:p>
-            <w:r/>
-            <w:r>
-              <w:rPr>
-                <w:b/>
-                <w:color w:val="FFFFFF"/>
-                <w:sz w:val="19"/>
-              </w:rPr>
-              <w:t>Effet attendu</w:t>
-            </w:r>
-          </w:p>
-        </w:tc>
-      </w:tr>
-      <w:tr>
-        <w:tc>
-          <w:tcPr>
-            <w:tcW w:type="dxa" w:w="4561"/>
-          </w:tcPr>
-          <w:p>
-            <w:r/>
-            <w:r>
-              <w:rPr>
-                <w:color w:val="1A1A1A"/>
-                <w:sz w:val="19"/>
-              </w:rPr>
-              <w:t>Jeunes allocataires</w:t>
-            </w:r>
-          </w:p>
-        </w:tc>
-        <w:tc>
-          <w:tcPr>
-            <w:tcW w:type="dxa" w:w="4561"/>
-          </w:tcPr>
-          <w:p>
-            <w:r/>
-            <w:r>
-              <w:rPr>
-                <w:color w:val="1A1A1A"/>
-                <w:sz w:val="19"/>
-              </w:rPr>
-              <w:t>Amélioration de l'employabilité ; insertion durable dans l'emploi salarié ou dans l'auto-emploi ; réduction du chômage de longue durée des jeunes diplômés</w:t>
-            </w:r>
-          </w:p>
-        </w:tc>
-      </w:tr>
-      <w:tr>
-        <w:tc>
-          <w:tcPr>
-            <w:tcW w:type="dxa" w:w="4561"/>
-            <w:shd w:val="clear" w:color="auto" w:fill="EBF0FA"/>
-          </w:tcPr>
-          <w:p>
-            <w:r/>
-            <w:r>
-              <w:rPr>
-                <w:color w:val="1A1A1A"/>
-                <w:sz w:val="19"/>
-              </w:rPr>
-              <w:t>Entreprises bénéficiaires</w:t>
-            </w:r>
-          </w:p>
-        </w:tc>
-        <w:tc>
-          <w:tcPr>
-            <w:tcW w:type="dxa" w:w="4561"/>
-            <w:shd w:val="clear" w:color="auto" w:fill="EBF0FA"/>
-          </w:tcPr>
-          <w:p>
-            <w:r/>
-            <w:r>
-              <w:rPr>
-                <w:color w:val="1A1A1A"/>
-                <w:sz w:val="19"/>
-              </w:rPr>
-              <w:t>Modification durable des comportements d'embauche (réduction de la réticence à embaucher des jeunes qualifiés) ; renforcement des capacités de gestion des ressources humaines</w:t>
-            </w:r>
-          </w:p>
-        </w:tc>
-      </w:tr>
-      <w:tr>
-        <w:tc>
-          <w:tcPr>
-            <w:tcW w:type="dxa" w:w="4561"/>
-          </w:tcPr>
-          <w:p>
-            <w:r/>
-            <w:r>
-              <w:rPr>
-                <w:color w:val="1A1A1A"/>
-                <w:sz w:val="19"/>
-              </w:rPr>
-              <w:t>Marché du travail</w:t>
-            </w:r>
-          </w:p>
-        </w:tc>
-        <w:tc>
-          <w:tcPr>
-            <w:tcW w:type="dxa" w:w="4561"/>
-          </w:tcPr>
-          <w:p>
-            <w:r/>
-            <w:r>
-              <w:rPr>
-                <w:color w:val="1A1A1A"/>
-                <w:sz w:val="19"/>
-              </w:rPr>
-              <w:t>Réduction du taux de sous-emploi des jeunes ; augmentation du volume d'emplois formels</w:t>
-            </w:r>
-          </w:p>
-        </w:tc>
-      </w:tr>
-    </w:tbl>
     <w:p/>
     <w:p>
       <w:pPr>
@@ -4830,151 +5049,6 @@
         </w:rPr>
       </w:r>
     </w:p>
-    <w:tbl>
-      <w:tblPr>
-        <w:tblStyle w:val="TableGrid"/>
-        <w:tblW w:type="auto" w:w="0"/>
-        <w:tblLook w:firstColumn="1" w:firstRow="1" w:lastColumn="0" w:lastRow="0" w:noHBand="0" w:noVBand="1" w:val="04A0"/>
-      </w:tblPr>
-      <w:tblGrid>
-        <w:gridCol w:w="4561"/>
-        <w:gridCol w:w="4561"/>
-      </w:tblGrid>
-      <w:tr>
-        <w:tc>
-          <w:tcPr>
-            <w:tcW w:type="dxa" w:w="4561"/>
-            <w:shd w:val="clear" w:color="auto" w:fill="1A356E"/>
-          </w:tcPr>
-          <w:p>
-            <w:r/>
-            <w:r>
-              <w:rPr>
-                <w:b/>
-                <w:color w:val="FFFFFF"/>
-                <w:sz w:val="19"/>
-              </w:rPr>
-              <w:t>Niveau</w:t>
-            </w:r>
-          </w:p>
-        </w:tc>
-        <w:tc>
-          <w:tcPr>
-            <w:tcW w:type="dxa" w:w="4561"/>
-            <w:shd w:val="clear" w:color="auto" w:fill="1A356E"/>
-          </w:tcPr>
-          <w:p>
-            <w:r/>
-            <w:r>
-              <w:rPr>
-                <w:b/>
-                <w:color w:val="FFFFFF"/>
-                <w:sz w:val="19"/>
-              </w:rPr>
-              <w:t>Impact attendu</w:t>
-            </w:r>
-          </w:p>
-        </w:tc>
-      </w:tr>
-      <w:tr>
-        <w:tc>
-          <w:tcPr>
-            <w:tcW w:type="dxa" w:w="4561"/>
-          </w:tcPr>
-          <w:p>
-            <w:r/>
-            <w:r>
-              <w:rPr>
-                <w:color w:val="1A1A1A"/>
-                <w:sz w:val="19"/>
-              </w:rPr>
-              <w:t>Individuel</w:t>
-            </w:r>
-          </w:p>
-        </w:tc>
-        <w:tc>
-          <w:tcPr>
-            <w:tcW w:type="dxa" w:w="4561"/>
-          </w:tcPr>
-          <w:p>
-            <w:r/>
-            <w:r>
-              <w:rPr>
-                <w:color w:val="1A1A1A"/>
-                <w:sz w:val="19"/>
-              </w:rPr>
-              <w:t>Amélioration durable des revenus des anciens bénéficiaires ; réduction de la vulnérabilité économique des ménages</w:t>
-            </w:r>
-          </w:p>
-        </w:tc>
-      </w:tr>
-      <w:tr>
-        <w:tc>
-          <w:tcPr>
-            <w:tcW w:type="dxa" w:w="4561"/>
-            <w:shd w:val="clear" w:color="auto" w:fill="EBF0FA"/>
-          </w:tcPr>
-          <w:p>
-            <w:r/>
-            <w:r>
-              <w:rPr>
-                <w:color w:val="1A1A1A"/>
-                <w:sz w:val="19"/>
-              </w:rPr>
-              <w:t>Sectoriel</w:t>
-            </w:r>
-          </w:p>
-        </w:tc>
-        <w:tc>
-          <w:tcPr>
-            <w:tcW w:type="dxa" w:w="4561"/>
-            <w:shd w:val="clear" w:color="auto" w:fill="EBF0FA"/>
-          </w:tcPr>
-          <w:p>
-            <w:r/>
-            <w:r>
-              <w:rPr>
-                <w:color w:val="1A1A1A"/>
-                <w:sz w:val="19"/>
-              </w:rPr>
-              <w:t>Augmentation de la productivité dans les secteurs d'accueil ; diffusion d'une culture du travail qualifié dans les PME/PMI</w:t>
-            </w:r>
-          </w:p>
-        </w:tc>
-      </w:tr>
-      <w:tr>
-        <w:tc>
-          <w:tcPr>
-            <w:tcW w:type="dxa" w:w="4561"/>
-          </w:tcPr>
-          <w:p>
-            <w:r/>
-            <w:r>
-              <w:rPr>
-                <w:color w:val="1A1A1A"/>
-                <w:sz w:val="19"/>
-              </w:rPr>
-              <w:t>Macroéconomique</w:t>
-            </w:r>
-          </w:p>
-        </w:tc>
-        <w:tc>
-          <w:tcPr>
-            <w:tcW w:type="dxa" w:w="4561"/>
-          </w:tcPr>
-          <w:p>
-            <w:r/>
-            <w:r>
-              <w:rPr>
-                <w:color w:val="1A1A1A"/>
-                <w:sz w:val="19"/>
-              </w:rPr>
-              <w:t>Contribution à la réduction du taux de sous-emploi des jeunes (actuellement 72 %) ; appui à la réalisation des objectifs du PAG en matière de croissance économique inclusive</w:t>
-            </w:r>
-          </w:p>
-        </w:tc>
-      </w:tr>
-    </w:tbl>
     <w:p/>
     <w:p>
       <w:pPr>
